--- a/_K_Project_Report/6주차/개별 활동보고서_6주차_최병찬.docx
+++ b/_K_Project_Report/6주차/개별 활동보고서_6주차_최병찬.docx
@@ -1,6 +1,6 @@
 
 <file path=word/document.xml><?xml version="1.0" encoding="utf-8"?>
-<w:document xmlns:wpc="http://schemas.microsoft.com/office/word/2010/wordprocessingCanvas" xmlns:cx="http://schemas.microsoft.com/office/drawing/2014/chartex" xmlns:mc="http://schemas.openxmlformats.org/markup-compatibility/2006" xmlns:o="urn:schemas-microsoft-com:office:office" xmlns:r="http://schemas.openxmlformats.org/officeDocument/2006/relationships" xmlns:m="http://schemas.openxmlformats.org/officeDocument/2006/math" xmlns:v="urn:schemas-microsoft-com:vml" xmlns:wp14="http://schemas.microsoft.com/office/word/2010/wordprocessingDrawing" xmlns:wp="http://schemas.openxmlformats.org/drawingml/2006/wordprocessingDrawing" xmlns:w10="urn:schemas-microsoft-com:office:word" xmlns:w="http://schemas.openxmlformats.org/wordprocessingml/2006/main" xmlns:w14="http://schemas.microsoft.com/office/word/2010/wordml" xmlns:w15="http://schemas.microsoft.com/office/word/2012/wordml" xmlns:w16se="http://schemas.microsoft.com/office/word/2015/wordml/symex" xmlns:wpg="http://schemas.microsoft.com/office/word/2010/wordprocessingGroup" xmlns:wpi="http://schemas.microsoft.com/office/word/2010/wordprocessingInk" xmlns:wne="http://schemas.microsoft.com/office/word/2006/wordml" xmlns:wps="http://schemas.microsoft.com/office/word/2010/wordprocessingShape" mc:Ignorable="w14 w15 w16se wp14">
+<w:document xmlns:wpc="http://schemas.microsoft.com/office/word/2010/wordprocessingCanvas" xmlns:cx="http://schemas.microsoft.com/office/drawing/2014/chartex" xmlns:cx1="http://schemas.microsoft.com/office/drawing/2015/9/8/chartex" xmlns:cx2="http://schemas.microsoft.com/office/drawing/2015/10/21/chartex" xmlns:cx3="http://schemas.microsoft.com/office/drawing/2016/5/9/chartex" xmlns:cx4="http://schemas.microsoft.com/office/drawing/2016/5/10/chartex" xmlns:cx5="http://schemas.microsoft.com/office/drawing/2016/5/11/chartex" xmlns:cx6="http://schemas.microsoft.com/office/drawing/2016/5/12/chartex" xmlns:cx7="http://schemas.microsoft.com/office/drawing/2016/5/13/chartex" xmlns:cx8="http://schemas.microsoft.com/office/drawing/2016/5/14/chartex" xmlns:mc="http://schemas.openxmlformats.org/markup-compatibility/2006" xmlns:aink="http://schemas.microsoft.com/office/drawing/2016/ink" xmlns:am3d="http://schemas.microsoft.com/office/drawing/2017/model3d" xmlns:o="urn:schemas-microsoft-com:office:office" xmlns:oel="http://schemas.microsoft.com/office/2019/extlst" xmlns:r="http://schemas.openxmlformats.org/officeDocument/2006/relationships" xmlns:m="http://schemas.openxmlformats.org/officeDocument/2006/math" xmlns:v="urn:schemas-microsoft-com:vml" xmlns:wp14="http://schemas.microsoft.com/office/word/2010/wordprocessingDrawing" xmlns:wp="http://schemas.openxmlformats.org/drawingml/2006/wordprocessingDrawing" xmlns:w10="urn:schemas-microsoft-com:office:word" xmlns:w="http://schemas.openxmlformats.org/wordprocessingml/2006/main" xmlns:w14="http://schemas.microsoft.com/office/word/2010/wordml" xmlns:w15="http://schemas.microsoft.com/office/word/2012/wordml" xmlns:w16cex="http://schemas.microsoft.com/office/word/2018/wordml/cex" xmlns:w16cid="http://schemas.microsoft.com/office/word/2016/wordml/cid" xmlns:w16="http://schemas.microsoft.com/office/word/2018/wordml" xmlns:w16du="http://schemas.microsoft.com/office/word/2023/wordml/word16du" xmlns:w16sdtdh="http://schemas.microsoft.com/office/word/2020/wordml/sdtdatahash" xmlns:w16sdtfl="http://schemas.microsoft.com/office/word/2024/wordml/sdtformatlock" xmlns:w16se="http://schemas.microsoft.com/office/word/2015/wordml/symex" xmlns:wpg="http://schemas.microsoft.com/office/word/2010/wordprocessingGroup" xmlns:wpi="http://schemas.microsoft.com/office/word/2010/wordprocessingInk" xmlns:wne="http://schemas.microsoft.com/office/word/2006/wordml" xmlns:wps="http://schemas.microsoft.com/office/word/2010/wordprocessingShape" mc:Ignorable="w14 w15 w16se w16cid w16 w16cex w16sdtdh w16sdtfl w16du wp14">
   <w:body>
     <w:p>
       <w:pPr>
@@ -76,45 +76,8 @@
                 <w:szCs w:val="32"/>
                 <w:lang w:eastAsia="ko-KR"/>
               </w:rPr>
-              <w:t xml:space="preserve">K-프로젝트 </w:t>
+              <w:t>K-프로젝트 주차별 활동결과물</w:t>
             </w:r>
-            <w:proofErr w:type="spellStart"/>
-            <w:r>
-              <w:rPr>
-                <w:rFonts w:ascii="맑은 고딕" w:eastAsia="맑은 고딕" w:cs="맑은 고딕"/>
-                <w:b/>
-                <w:bCs/>
-                <w:sz w:val="32"/>
-                <w:szCs w:val="32"/>
-                <w:lang w:eastAsia="ko-KR"/>
-              </w:rPr>
-              <w:t>주차별</w:t>
-            </w:r>
-            <w:proofErr w:type="spellEnd"/>
-            <w:r>
-              <w:rPr>
-                <w:rFonts w:ascii="맑은 고딕" w:eastAsia="맑은 고딕" w:cs="맑은 고딕"/>
-                <w:b/>
-                <w:bCs/>
-                <w:sz w:val="32"/>
-                <w:szCs w:val="32"/>
-                <w:lang w:eastAsia="ko-KR"/>
-              </w:rPr>
-              <w:t xml:space="preserve"> </w:t>
-            </w:r>
-            <w:proofErr w:type="spellStart"/>
-            <w:r>
-              <w:rPr>
-                <w:rFonts w:ascii="맑은 고딕" w:eastAsia="맑은 고딕" w:cs="맑은 고딕"/>
-                <w:b/>
-                <w:bCs/>
-                <w:sz w:val="32"/>
-                <w:szCs w:val="32"/>
-                <w:lang w:eastAsia="ko-KR"/>
-              </w:rPr>
-              <w:t>활동결과물</w:t>
-            </w:r>
-            <w:proofErr w:type="spellEnd"/>
           </w:p>
         </w:tc>
       </w:tr>
@@ -181,7 +144,6 @@
                 <w:rFonts w:ascii="맑은 고딕" w:eastAsia="맑은 고딕" w:cs="맑은 고딕"/>
               </w:rPr>
             </w:pPr>
-            <w:proofErr w:type="spellStart"/>
             <w:r>
               <w:rPr>
                 <w:rFonts w:ascii="맑은 고딕" w:eastAsia="맑은 고딕" w:hAnsi="맑은 고딕" w:hint="eastAsia"/>
@@ -192,7 +154,6 @@
               </w:rPr>
               <w:t>Krammer</w:t>
             </w:r>
-            <w:proofErr w:type="spellEnd"/>
           </w:p>
         </w:tc>
         <w:tc>
@@ -221,7 +182,6 @@
                 <w:bCs/>
               </w:rPr>
             </w:pPr>
-            <w:proofErr w:type="spellStart"/>
             <w:r>
               <w:rPr>
                 <w:rFonts w:ascii="맑은 고딕" w:eastAsia="맑은 고딕" w:cs="맑은 고딕"/>
@@ -230,7 +190,6 @@
               </w:rPr>
               <w:t>주차</w:t>
             </w:r>
-            <w:proofErr w:type="spellEnd"/>
           </w:p>
         </w:tc>
         <w:tc>
@@ -274,16 +233,8 @@
               <w:rPr>
                 <w:rFonts w:ascii="맑은 고딕" w:eastAsia="맑은 고딕" w:cs="맑은 고딕"/>
               </w:rPr>
-              <w:t xml:space="preserve"> </w:t>
+              <w:t xml:space="preserve"> 주차</w:t>
             </w:r>
-            <w:proofErr w:type="spellStart"/>
-            <w:r>
-              <w:rPr>
-                <w:rFonts w:ascii="맑은 고딕" w:eastAsia="맑은 고딕" w:cs="맑은 고딕"/>
-              </w:rPr>
-              <w:t>주차</w:t>
-            </w:r>
-            <w:proofErr w:type="spellEnd"/>
           </w:p>
         </w:tc>
       </w:tr>
@@ -317,7 +268,6 @@
                 <w:bCs/>
               </w:rPr>
             </w:pPr>
-            <w:proofErr w:type="spellStart"/>
             <w:r>
               <w:rPr>
                 <w:rFonts w:ascii="맑은 고딕" w:eastAsia="맑은 고딕" w:cs="맑은 고딕"/>
@@ -326,7 +276,6 @@
               </w:rPr>
               <w:t>팀원</w:t>
             </w:r>
-            <w:proofErr w:type="spellEnd"/>
           </w:p>
         </w:tc>
         <w:tc>
@@ -394,7 +343,6 @@
                 <w:bCs/>
               </w:rPr>
             </w:pPr>
-            <w:proofErr w:type="spellStart"/>
             <w:r>
               <w:rPr>
                 <w:rFonts w:ascii="맑은 고딕" w:eastAsia="맑은 고딕" w:cs="맑은 고딕"/>
@@ -403,7 +351,6 @@
               </w:rPr>
               <w:t>활동기간</w:t>
             </w:r>
-            <w:proofErr w:type="spellEnd"/>
           </w:p>
         </w:tc>
         <w:tc>
@@ -432,7 +379,53 @@
               <w:rPr>
                 <w:rFonts w:ascii="맑은 고딕" w:eastAsia="맑은 고딕" w:cs="맑은 고딕"/>
               </w:rPr>
-              <w:t>2025.10.27. ~ 2025.10.31</w:t>
+              <w:t>2025.1</w:t>
+            </w:r>
+            <w:r>
+              <w:rPr>
+                <w:rFonts w:ascii="맑은 고딕" w:eastAsia="맑은 고딕" w:cs="맑은 고딕" w:hint="eastAsia"/>
+                <w:lang w:eastAsia="ko-KR"/>
+              </w:rPr>
+              <w:t>1</w:t>
+            </w:r>
+            <w:r>
+              <w:rPr>
+                <w:rFonts w:ascii="맑은 고딕" w:eastAsia="맑은 고딕" w:cs="맑은 고딕"/>
+              </w:rPr>
+              <w:t>.</w:t>
+            </w:r>
+            <w:r>
+              <w:rPr>
+                <w:rFonts w:ascii="맑은 고딕" w:eastAsia="맑은 고딕" w:cs="맑은 고딕" w:hint="eastAsia"/>
+                <w:lang w:eastAsia="ko-KR"/>
+              </w:rPr>
+              <w:t>03</w:t>
+            </w:r>
+            <w:r>
+              <w:rPr>
+                <w:rFonts w:ascii="맑은 고딕" w:eastAsia="맑은 고딕" w:cs="맑은 고딕"/>
+              </w:rPr>
+              <w:t>. ~ 2025.1</w:t>
+            </w:r>
+            <w:r>
+              <w:rPr>
+                <w:rFonts w:ascii="맑은 고딕" w:eastAsia="맑은 고딕" w:cs="맑은 고딕" w:hint="eastAsia"/>
+                <w:lang w:eastAsia="ko-KR"/>
+              </w:rPr>
+              <w:t>1</w:t>
+            </w:r>
+            <w:r>
+              <w:rPr>
+                <w:rFonts w:ascii="맑은 고딕" w:eastAsia="맑은 고딕" w:cs="맑은 고딕"/>
+              </w:rPr>
+              <w:t>.</w:t>
+            </w:r>
+            <w:r>
+              <w:rPr>
+                <w:rFonts w:ascii="맑은 고딕" w:eastAsia="맑은 고딕" w:cs="맑은 고딕" w:hint="eastAsia"/>
+                <w:lang w:eastAsia="ko-KR"/>
+              </w:rPr>
+              <w:t>07</w:t>
             </w:r>
             <w:r>
               <w:rPr>
@@ -477,7 +470,6 @@
               </w:rPr>
             </w:pPr>
             <w:commentRangeStart w:id="0"/>
-            <w:proofErr w:type="spellStart"/>
             <w:r>
               <w:rPr>
                 <w:rFonts w:ascii="맑은 고딕" w:eastAsia="맑은 고딕" w:cs="맑은 고딕"/>
@@ -489,7 +481,6 @@
               <w:t>활동결과물</w:t>
             </w:r>
             <w:commentRangeEnd w:id="0"/>
-            <w:proofErr w:type="spellEnd"/>
             <w:r>
               <w:commentReference w:id="0"/>
             </w:r>
@@ -583,7 +574,6 @@
         </w:rPr>
         <w:t xml:space="preserve"> </w:t>
       </w:r>
-      <w:proofErr w:type="spellStart"/>
       <w:r>
         <w:rPr>
           <w:rFonts w:eastAsiaTheme="minorEastAsia" w:hint="eastAsia"/>
@@ -591,7 +581,6 @@
         </w:rPr>
         <w:t>메테오</w:t>
       </w:r>
-      <w:proofErr w:type="spellEnd"/>
       <w:r>
         <w:rPr>
           <w:rFonts w:eastAsiaTheme="minorEastAsia" w:hint="eastAsia"/>
@@ -753,7 +742,6 @@
         </w:rPr>
         <w:t xml:space="preserve"> </w:t>
       </w:r>
-      <w:proofErr w:type="spellStart"/>
       <w:r>
         <w:rPr>
           <w:rFonts w:eastAsiaTheme="minorEastAsia" w:hint="eastAsia"/>
@@ -761,7 +749,6 @@
         </w:rPr>
         <w:t>인디케이터를</w:t>
       </w:r>
-      <w:proofErr w:type="spellEnd"/>
       <w:r>
         <w:rPr>
           <w:rFonts w:eastAsiaTheme="minorEastAsia" w:hint="eastAsia"/>
@@ -933,15 +920,111 @@
         </w:rPr>
         <w:t xml:space="preserve"> </w:t>
       </w:r>
-      <w:proofErr w:type="spellStart"/>
       <w:r>
         <w:rPr>
           <w:rFonts w:eastAsiaTheme="minorEastAsia"/>
           <w:lang w:eastAsia="ko-KR"/>
         </w:rPr>
-        <w:t>AbilityRangeActor</w:t>
-      </w:r>
-      <w:proofErr w:type="spellEnd"/>
+        <w:t xml:space="preserve">AbilityRangeActor </w:t>
+      </w:r>
+      <w:r>
+        <w:rPr>
+          <w:rFonts w:eastAsiaTheme="minorEastAsia" w:hint="eastAsia"/>
+          <w:lang w:eastAsia="ko-KR"/>
+        </w:rPr>
+        <w:t>클래스를</w:t>
+      </w:r>
+      <w:r>
+        <w:rPr>
+          <w:rFonts w:eastAsiaTheme="minorEastAsia" w:hint="eastAsia"/>
+          <w:lang w:eastAsia="ko-KR"/>
+        </w:rPr>
+        <w:t xml:space="preserve"> </w:t>
+      </w:r>
+      <w:r>
+        <w:rPr>
+          <w:rFonts w:eastAsiaTheme="minorEastAsia" w:hint="eastAsia"/>
+          <w:lang w:eastAsia="ko-KR"/>
+        </w:rPr>
+        <w:t>제작하였습니다</w:t>
+      </w:r>
+      <w:r>
+        <w:rPr>
+          <w:rFonts w:eastAsiaTheme="minorEastAsia" w:hint="eastAsia"/>
+          <w:lang w:eastAsia="ko-KR"/>
+        </w:rPr>
+        <w:t xml:space="preserve">. </w:t>
+      </w:r>
+      <w:r>
+        <w:rPr>
+          <w:rFonts w:eastAsiaTheme="minorEastAsia" w:hint="eastAsia"/>
+          <w:lang w:eastAsia="ko-KR"/>
+        </w:rPr>
+        <w:t>해당</w:t>
+      </w:r>
+      <w:r>
+        <w:rPr>
+          <w:rFonts w:eastAsiaTheme="minorEastAsia" w:hint="eastAsia"/>
+          <w:lang w:eastAsia="ko-KR"/>
+        </w:rPr>
+        <w:t xml:space="preserve"> </w:t>
+      </w:r>
+      <w:r>
+        <w:rPr>
+          <w:rFonts w:eastAsiaTheme="minorEastAsia" w:hint="eastAsia"/>
+          <w:lang w:eastAsia="ko-KR"/>
+        </w:rPr>
+        <w:t>클래스에는</w:t>
+      </w:r>
+      <w:r>
+        <w:rPr>
+          <w:rFonts w:eastAsiaTheme="minorEastAsia" w:hint="eastAsia"/>
+          <w:lang w:eastAsia="ko-KR"/>
+        </w:rPr>
+        <w:t xml:space="preserve"> </w:t>
+      </w:r>
+      <w:r>
+        <w:rPr>
+          <w:rFonts w:eastAsiaTheme="minorEastAsia" w:hint="eastAsia"/>
+          <w:lang w:eastAsia="ko-KR"/>
+        </w:rPr>
+        <w:t>데칼</w:t>
+      </w:r>
+      <w:r>
+        <w:rPr>
+          <w:rFonts w:eastAsiaTheme="minorEastAsia" w:hint="eastAsia"/>
+          <w:lang w:eastAsia="ko-KR"/>
+        </w:rPr>
+        <w:t xml:space="preserve"> </w:t>
+      </w:r>
+      <w:r>
+        <w:rPr>
+          <w:rFonts w:eastAsiaTheme="minorEastAsia" w:hint="eastAsia"/>
+          <w:lang w:eastAsia="ko-KR"/>
+        </w:rPr>
+        <w:t>컴포넌트가</w:t>
+      </w:r>
+      <w:r>
+        <w:rPr>
+          <w:rFonts w:eastAsiaTheme="minorEastAsia" w:hint="eastAsia"/>
+          <w:lang w:eastAsia="ko-KR"/>
+        </w:rPr>
+        <w:t xml:space="preserve"> </w:t>
+      </w:r>
+      <w:r>
+        <w:rPr>
+          <w:rFonts w:eastAsiaTheme="minorEastAsia" w:hint="eastAsia"/>
+          <w:lang w:eastAsia="ko-KR"/>
+        </w:rPr>
+        <w:t>사용되고</w:t>
+      </w:r>
+      <w:r>
+        <w:rPr>
+          <w:rFonts w:eastAsiaTheme="minorEastAsia" w:hint="eastAsia"/>
+          <w:lang w:eastAsia="ko-KR"/>
+        </w:rPr>
+        <w:t>,</w:t>
+      </w:r>
       <w:r>
         <w:rPr>
           <w:rFonts w:eastAsiaTheme="minorEastAsia"/>
@@ -954,173 +1037,64 @@
           <w:rFonts w:eastAsiaTheme="minorEastAsia" w:hint="eastAsia"/>
           <w:lang w:eastAsia="ko-KR"/>
         </w:rPr>
-        <w:t>클래스를</w:t>
-      </w:r>
-      <w:r>
-        <w:rPr>
-          <w:rFonts w:eastAsiaTheme="minorEastAsia" w:hint="eastAsia"/>
-          <w:lang w:eastAsia="ko-KR"/>
-        </w:rPr>
-        <w:t xml:space="preserve"> </w:t>
-      </w:r>
-      <w:r>
-        <w:rPr>
-          <w:rFonts w:eastAsiaTheme="minorEastAsia" w:hint="eastAsia"/>
-          <w:lang w:eastAsia="ko-KR"/>
-        </w:rPr>
-        <w:t>제작하였습니다</w:t>
-      </w:r>
-      <w:r>
-        <w:rPr>
-          <w:rFonts w:eastAsiaTheme="minorEastAsia" w:hint="eastAsia"/>
-          <w:lang w:eastAsia="ko-KR"/>
-        </w:rPr>
-        <w:t xml:space="preserve">. </w:t>
-      </w:r>
-      <w:r>
-        <w:rPr>
-          <w:rFonts w:eastAsiaTheme="minorEastAsia" w:hint="eastAsia"/>
-          <w:lang w:eastAsia="ko-KR"/>
-        </w:rPr>
-        <w:t>해당</w:t>
-      </w:r>
-      <w:r>
-        <w:rPr>
-          <w:rFonts w:eastAsiaTheme="minorEastAsia" w:hint="eastAsia"/>
-          <w:lang w:eastAsia="ko-KR"/>
-        </w:rPr>
-        <w:t xml:space="preserve"> </w:t>
-      </w:r>
-      <w:r>
-        <w:rPr>
-          <w:rFonts w:eastAsiaTheme="minorEastAsia" w:hint="eastAsia"/>
-          <w:lang w:eastAsia="ko-KR"/>
-        </w:rPr>
-        <w:t>클래스에는</w:t>
-      </w:r>
-      <w:r>
-        <w:rPr>
-          <w:rFonts w:eastAsiaTheme="minorEastAsia" w:hint="eastAsia"/>
-          <w:lang w:eastAsia="ko-KR"/>
-        </w:rPr>
-        <w:t xml:space="preserve"> </w:t>
-      </w:r>
-      <w:proofErr w:type="spellStart"/>
-      <w:r>
-        <w:rPr>
-          <w:rFonts w:eastAsiaTheme="minorEastAsia" w:hint="eastAsia"/>
-          <w:lang w:eastAsia="ko-KR"/>
-        </w:rPr>
-        <w:t>데칼</w:t>
-      </w:r>
-      <w:proofErr w:type="spellEnd"/>
-      <w:r>
-        <w:rPr>
-          <w:rFonts w:eastAsiaTheme="minorEastAsia" w:hint="eastAsia"/>
-          <w:lang w:eastAsia="ko-KR"/>
-        </w:rPr>
-        <w:t xml:space="preserve"> </w:t>
-      </w:r>
-      <w:r>
-        <w:rPr>
-          <w:rFonts w:eastAsiaTheme="minorEastAsia" w:hint="eastAsia"/>
-          <w:lang w:eastAsia="ko-KR"/>
-        </w:rPr>
-        <w:t>컴포넌트가</w:t>
-      </w:r>
-      <w:r>
-        <w:rPr>
-          <w:rFonts w:eastAsiaTheme="minorEastAsia" w:hint="eastAsia"/>
-          <w:lang w:eastAsia="ko-KR"/>
-        </w:rPr>
-        <w:t xml:space="preserve"> </w:t>
-      </w:r>
-      <w:r>
-        <w:rPr>
-          <w:rFonts w:eastAsiaTheme="minorEastAsia" w:hint="eastAsia"/>
-          <w:lang w:eastAsia="ko-KR"/>
-        </w:rPr>
-        <w:t>사용되고</w:t>
-      </w:r>
-      <w:r>
-        <w:rPr>
-          <w:rFonts w:eastAsiaTheme="minorEastAsia" w:hint="eastAsia"/>
-          <w:lang w:eastAsia="ko-KR"/>
-        </w:rPr>
-        <w:t>,</w:t>
+        <w:t>스킬에</w:t>
+      </w:r>
+      <w:r>
+        <w:rPr>
+          <w:rFonts w:eastAsiaTheme="minorEastAsia" w:hint="eastAsia"/>
+          <w:lang w:eastAsia="ko-KR"/>
+        </w:rPr>
+        <w:t xml:space="preserve"> </w:t>
+      </w:r>
+      <w:r>
+        <w:rPr>
+          <w:rFonts w:eastAsiaTheme="minorEastAsia" w:hint="eastAsia"/>
+          <w:lang w:eastAsia="ko-KR"/>
+        </w:rPr>
+        <w:t>맞게</w:t>
+      </w:r>
+      <w:r>
+        <w:rPr>
+          <w:rFonts w:eastAsiaTheme="minorEastAsia" w:hint="eastAsia"/>
+          <w:lang w:eastAsia="ko-KR"/>
+        </w:rPr>
+        <w:t xml:space="preserve"> </w:t>
+      </w:r>
+      <w:r>
+        <w:rPr>
+          <w:rFonts w:eastAsiaTheme="minorEastAsia" w:hint="eastAsia"/>
+          <w:lang w:eastAsia="ko-KR"/>
+        </w:rPr>
+        <w:t>범위를</w:t>
+      </w:r>
+      <w:r>
+        <w:rPr>
+          <w:rFonts w:eastAsiaTheme="minorEastAsia" w:hint="eastAsia"/>
+          <w:lang w:eastAsia="ko-KR"/>
+        </w:rPr>
+        <w:t xml:space="preserve"> </w:t>
+      </w:r>
+      <w:r>
+        <w:rPr>
+          <w:rFonts w:eastAsiaTheme="minorEastAsia" w:hint="eastAsia"/>
+          <w:lang w:eastAsia="ko-KR"/>
+        </w:rPr>
+        <w:t>설정하는</w:t>
+      </w:r>
+      <w:r>
+        <w:rPr>
+          <w:rFonts w:eastAsiaTheme="minorEastAsia" w:hint="eastAsia"/>
+          <w:lang w:eastAsia="ko-KR"/>
+        </w:rPr>
+        <w:t xml:space="preserve"> </w:t>
       </w:r>
       <w:r>
         <w:rPr>
           <w:rFonts w:eastAsiaTheme="minorEastAsia"/>
           <w:lang w:eastAsia="ko-KR"/>
         </w:rPr>
-        <w:t xml:space="preserve"> </w:t>
-      </w:r>
-      <w:r>
-        <w:rPr>
-          <w:rFonts w:eastAsiaTheme="minorEastAsia" w:hint="eastAsia"/>
-          <w:lang w:eastAsia="ko-KR"/>
-        </w:rPr>
-        <w:t>스킬에</w:t>
-      </w:r>
-      <w:r>
-        <w:rPr>
-          <w:rFonts w:eastAsiaTheme="minorEastAsia" w:hint="eastAsia"/>
-          <w:lang w:eastAsia="ko-KR"/>
-        </w:rPr>
-        <w:t xml:space="preserve"> </w:t>
-      </w:r>
-      <w:r>
-        <w:rPr>
-          <w:rFonts w:eastAsiaTheme="minorEastAsia" w:hint="eastAsia"/>
-          <w:lang w:eastAsia="ko-KR"/>
-        </w:rPr>
-        <w:t>맞게</w:t>
-      </w:r>
-      <w:r>
-        <w:rPr>
-          <w:rFonts w:eastAsiaTheme="minorEastAsia" w:hint="eastAsia"/>
-          <w:lang w:eastAsia="ko-KR"/>
-        </w:rPr>
-        <w:t xml:space="preserve"> </w:t>
-      </w:r>
-      <w:r>
-        <w:rPr>
-          <w:rFonts w:eastAsiaTheme="minorEastAsia" w:hint="eastAsia"/>
-          <w:lang w:eastAsia="ko-KR"/>
-        </w:rPr>
-        <w:t>범위를</w:t>
-      </w:r>
-      <w:r>
-        <w:rPr>
-          <w:rFonts w:eastAsiaTheme="minorEastAsia" w:hint="eastAsia"/>
-          <w:lang w:eastAsia="ko-KR"/>
-        </w:rPr>
-        <w:t xml:space="preserve"> </w:t>
-      </w:r>
-      <w:r>
-        <w:rPr>
-          <w:rFonts w:eastAsiaTheme="minorEastAsia" w:hint="eastAsia"/>
-          <w:lang w:eastAsia="ko-KR"/>
-        </w:rPr>
-        <w:t>설정하는</w:t>
-      </w:r>
-      <w:r>
-        <w:rPr>
-          <w:rFonts w:eastAsiaTheme="minorEastAsia" w:hint="eastAsia"/>
-          <w:lang w:eastAsia="ko-KR"/>
-        </w:rPr>
-        <w:t xml:space="preserve"> </w:t>
-      </w:r>
-      <w:proofErr w:type="spellStart"/>
-      <w:r>
-        <w:rPr>
-          <w:rFonts w:eastAsiaTheme="minorEastAsia"/>
-          <w:lang w:eastAsia="ko-KR"/>
-        </w:rPr>
         <w:t>SetAbilityRange</w:t>
       </w:r>
-      <w:proofErr w:type="spellEnd"/>
       <w:r>
         <w:rPr>
           <w:rFonts w:eastAsiaTheme="minorEastAsia" w:hint="eastAsia"/>
@@ -1173,7 +1147,6 @@
           <w:lang w:eastAsia="ko-KR"/>
         </w:rPr>
       </w:pPr>
-      <w:proofErr w:type="spellStart"/>
       <w:r>
         <w:rPr>
           <w:rFonts w:eastAsiaTheme="minorEastAsia" w:hint="eastAsia"/>
@@ -1181,7 +1154,6 @@
         </w:rPr>
         <w:t>메테오</w:t>
       </w:r>
-      <w:proofErr w:type="spellEnd"/>
       <w:r>
         <w:rPr>
           <w:rFonts w:eastAsiaTheme="minorEastAsia" w:hint="eastAsia"/>
@@ -1280,7 +1252,6 @@
         </w:rPr>
         <w:t xml:space="preserve"> </w:t>
       </w:r>
-      <w:proofErr w:type="spellStart"/>
       <w:r>
         <w:rPr>
           <w:rFonts w:eastAsiaTheme="minorEastAsia" w:hint="eastAsia"/>
@@ -1288,15 +1259,13 @@
         </w:rPr>
         <w:t>액터가</w:t>
       </w:r>
-      <w:proofErr w:type="spellEnd"/>
-      <w:r>
-        <w:rPr>
-          <w:rFonts w:eastAsiaTheme="minorEastAsia" w:hint="eastAsia"/>
-          <w:lang w:eastAsia="ko-KR"/>
-        </w:rPr>
-        <w:t xml:space="preserve"> </w:t>
-      </w:r>
-      <w:proofErr w:type="spellStart"/>
+      <w:r>
+        <w:rPr>
+          <w:rFonts w:eastAsiaTheme="minorEastAsia" w:hint="eastAsia"/>
+          <w:lang w:eastAsia="ko-KR"/>
+        </w:rPr>
+        <w:t xml:space="preserve"> </w:t>
+      </w:r>
       <w:r>
         <w:rPr>
           <w:rFonts w:eastAsiaTheme="minorEastAsia" w:hint="eastAsia"/>
@@ -1304,7 +1273,6 @@
         </w:rPr>
         <w:t>스폰되며</w:t>
       </w:r>
-      <w:proofErr w:type="spellEnd"/>
       <w:r>
         <w:rPr>
           <w:rFonts w:eastAsiaTheme="minorEastAsia" w:hint="eastAsia"/>
@@ -1417,7 +1385,6 @@
         </w:rPr>
         <w:t xml:space="preserve"> </w:t>
       </w:r>
-      <w:proofErr w:type="spellStart"/>
       <w:r>
         <w:rPr>
           <w:rFonts w:eastAsiaTheme="minorEastAsia" w:hint="eastAsia"/>
@@ -1425,7 +1392,6 @@
         </w:rPr>
         <w:t>데칼의</w:t>
       </w:r>
-      <w:proofErr w:type="spellEnd"/>
       <w:r>
         <w:rPr>
           <w:rFonts w:eastAsiaTheme="minorEastAsia" w:hint="eastAsia"/>
@@ -1488,6 +1454,7 @@
       <w:r>
         <w:rPr>
           <w:rFonts w:eastAsiaTheme="minorEastAsia"/>
+          <w:noProof/>
           <w:lang w:eastAsia="ko-KR"/>
         </w:rPr>
         <w:drawing>
@@ -1495,619 +1462,6 @@
             <wp:extent cx="6794500" cy="1118235"/>
             <wp:effectExtent l="0" t="0" r="6350" b="5715"/>
             <wp:docPr id="3" name="그림 3"/>
-            <wp:cNvGraphicFramePr>
-              <a:graphicFrameLocks xmlns:a="http://schemas.openxmlformats.org/drawingml/2006/main" noChangeAspect="1"/>
-            </wp:cNvGraphicFramePr>
-            <a:graphic xmlns:a="http://schemas.openxmlformats.org/drawingml/2006/main">
-              <a:graphicData uri="http://schemas.openxmlformats.org/drawingml/2006/picture">
-                <pic:pic xmlns:pic="http://schemas.openxmlformats.org/drawingml/2006/picture">
-                  <pic:nvPicPr>
-                    <pic:cNvPr id="1" name=""/>
-                    <pic:cNvPicPr/>
-                  </pic:nvPicPr>
-                  <pic:blipFill>
-                    <a:blip r:embed="rId10"/>
-                    <a:stretch>
-                      <a:fillRect/>
-                    </a:stretch>
-                  </pic:blipFill>
-                  <pic:spPr>
-                    <a:xfrm>
-                      <a:off x="0" y="0"/>
-                      <a:ext cx="6794500" cy="1118235"/>
-                    </a:xfrm>
-                    <a:prstGeom prst="rect">
-                      <a:avLst/>
-                    </a:prstGeom>
-                  </pic:spPr>
-                </pic:pic>
-              </a:graphicData>
-            </a:graphic>
-          </wp:inline>
-        </w:drawing>
-      </w:r>
-    </w:p>
-    <w:p>
-      <w:pPr>
-        <w:pStyle w:val="10"/>
-        <w:ind w:left="0"/>
-        <w:rPr>
-          <w:rFonts w:eastAsiaTheme="minorEastAsia"/>
-          <w:lang w:eastAsia="ko-KR"/>
-        </w:rPr>
-      </w:pPr>
-      <w:r>
-        <w:rPr>
-          <w:rFonts w:eastAsiaTheme="minorEastAsia" w:hint="eastAsia"/>
-          <w:lang w:eastAsia="ko-KR"/>
-        </w:rPr>
-        <w:t>다음은</w:t>
-      </w:r>
-      <w:r>
-        <w:rPr>
-          <w:rFonts w:eastAsiaTheme="minorEastAsia" w:hint="eastAsia"/>
-          <w:lang w:eastAsia="ko-KR"/>
-        </w:rPr>
-        <w:t xml:space="preserve"> </w:t>
-      </w:r>
-      <w:r>
-        <w:rPr>
-          <w:rFonts w:eastAsiaTheme="minorEastAsia" w:hint="eastAsia"/>
-          <w:lang w:eastAsia="ko-KR"/>
-        </w:rPr>
-        <w:t>스킬이</w:t>
-      </w:r>
-      <w:r>
-        <w:rPr>
-          <w:rFonts w:eastAsiaTheme="minorEastAsia" w:hint="eastAsia"/>
-          <w:lang w:eastAsia="ko-KR"/>
-        </w:rPr>
-        <w:t xml:space="preserve"> </w:t>
-      </w:r>
-      <w:r>
-        <w:rPr>
-          <w:rFonts w:eastAsiaTheme="minorEastAsia" w:hint="eastAsia"/>
-          <w:lang w:eastAsia="ko-KR"/>
-        </w:rPr>
-        <w:t>시전</w:t>
-      </w:r>
-      <w:r>
-        <w:rPr>
-          <w:rFonts w:eastAsiaTheme="minorEastAsia" w:hint="eastAsia"/>
-          <w:lang w:eastAsia="ko-KR"/>
-        </w:rPr>
-        <w:t xml:space="preserve"> </w:t>
-      </w:r>
-      <w:r>
-        <w:rPr>
-          <w:rFonts w:eastAsiaTheme="minorEastAsia" w:hint="eastAsia"/>
-          <w:lang w:eastAsia="ko-KR"/>
-        </w:rPr>
-        <w:t>될</w:t>
-      </w:r>
-      <w:r>
-        <w:rPr>
-          <w:rFonts w:eastAsiaTheme="minorEastAsia" w:hint="eastAsia"/>
-          <w:lang w:eastAsia="ko-KR"/>
-        </w:rPr>
-        <w:t xml:space="preserve"> </w:t>
-      </w:r>
-      <w:r>
-        <w:rPr>
-          <w:rFonts w:eastAsiaTheme="minorEastAsia" w:hint="eastAsia"/>
-          <w:lang w:eastAsia="ko-KR"/>
-        </w:rPr>
-        <w:t>위치를</w:t>
-      </w:r>
-      <w:r>
-        <w:rPr>
-          <w:rFonts w:eastAsiaTheme="minorEastAsia" w:hint="eastAsia"/>
-          <w:lang w:eastAsia="ko-KR"/>
-        </w:rPr>
-        <w:t xml:space="preserve"> </w:t>
-      </w:r>
-      <w:r>
-        <w:rPr>
-          <w:rFonts w:eastAsiaTheme="minorEastAsia" w:hint="eastAsia"/>
-          <w:lang w:eastAsia="ko-KR"/>
-        </w:rPr>
-        <w:t>보여주</w:t>
-      </w:r>
-      <w:r>
-        <w:rPr>
-          <w:rFonts w:eastAsiaTheme="minorEastAsia" w:hint="eastAsia"/>
-          <w:lang w:eastAsia="ko-KR"/>
-        </w:rPr>
-        <w:t>는</w:t>
-      </w:r>
-      <w:r>
-        <w:rPr>
-          <w:rFonts w:eastAsiaTheme="minorEastAsia" w:hint="eastAsia"/>
-          <w:lang w:eastAsia="ko-KR"/>
-        </w:rPr>
-        <w:t xml:space="preserve"> </w:t>
-      </w:r>
-      <w:r>
-        <w:rPr>
-          <w:rFonts w:eastAsiaTheme="minorEastAsia"/>
-          <w:lang w:eastAsia="ko-KR"/>
-        </w:rPr>
-        <w:t>(</w:t>
-      </w:r>
-      <w:r>
-        <w:rPr>
-          <w:rFonts w:eastAsiaTheme="minorEastAsia" w:hint="eastAsia"/>
-          <w:lang w:eastAsia="ko-KR"/>
-        </w:rPr>
-        <w:t>마우스를</w:t>
-      </w:r>
-      <w:r>
-        <w:rPr>
-          <w:rFonts w:eastAsiaTheme="minorEastAsia" w:hint="eastAsia"/>
-          <w:lang w:eastAsia="ko-KR"/>
-        </w:rPr>
-        <w:t xml:space="preserve"> </w:t>
-      </w:r>
-      <w:r>
-        <w:rPr>
-          <w:rFonts w:eastAsiaTheme="minorEastAsia" w:hint="eastAsia"/>
-          <w:lang w:eastAsia="ko-KR"/>
-        </w:rPr>
-        <w:t>따라다니는</w:t>
-      </w:r>
-      <w:r>
-        <w:rPr>
-          <w:rFonts w:eastAsiaTheme="minorEastAsia" w:hint="eastAsia"/>
-          <w:lang w:eastAsia="ko-KR"/>
-        </w:rPr>
-        <w:t>)</w:t>
-      </w:r>
-      <w:r>
-        <w:rPr>
-          <w:rFonts w:eastAsiaTheme="minorEastAsia"/>
-          <w:lang w:eastAsia="ko-KR"/>
-        </w:rPr>
-        <w:t xml:space="preserve"> </w:t>
-      </w:r>
-      <w:proofErr w:type="spellStart"/>
-      <w:r>
-        <w:rPr>
-          <w:rFonts w:eastAsiaTheme="minorEastAsia" w:hint="eastAsia"/>
-          <w:lang w:eastAsia="ko-KR"/>
-        </w:rPr>
-        <w:t>액터</w:t>
-      </w:r>
-      <w:proofErr w:type="spellEnd"/>
-      <w:r>
-        <w:rPr>
-          <w:rFonts w:eastAsiaTheme="minorEastAsia" w:hint="eastAsia"/>
-          <w:lang w:eastAsia="ko-KR"/>
-        </w:rPr>
-        <w:t xml:space="preserve"> </w:t>
-      </w:r>
-      <w:r>
-        <w:rPr>
-          <w:rFonts w:eastAsiaTheme="minorEastAsia" w:hint="eastAsia"/>
-          <w:lang w:eastAsia="ko-KR"/>
-        </w:rPr>
-        <w:t>클래스를</w:t>
-      </w:r>
-      <w:r>
-        <w:rPr>
-          <w:rFonts w:eastAsiaTheme="minorEastAsia" w:hint="eastAsia"/>
-          <w:lang w:eastAsia="ko-KR"/>
-        </w:rPr>
-        <w:t xml:space="preserve"> </w:t>
-      </w:r>
-      <w:r>
-        <w:rPr>
-          <w:rFonts w:eastAsiaTheme="minorEastAsia" w:hint="eastAsia"/>
-          <w:lang w:eastAsia="ko-KR"/>
-        </w:rPr>
-        <w:t>제작합니다</w:t>
-      </w:r>
-      <w:r>
-        <w:rPr>
-          <w:rFonts w:eastAsiaTheme="minorEastAsia" w:hint="eastAsia"/>
-          <w:lang w:eastAsia="ko-KR"/>
-        </w:rPr>
-        <w:t>.</w:t>
-      </w:r>
-    </w:p>
-    <w:p>
-      <w:pPr>
-        <w:pStyle w:val="10"/>
-        <w:ind w:left="0"/>
-        <w:rPr>
-          <w:rFonts w:eastAsiaTheme="minorEastAsia"/>
-          <w:lang w:eastAsia="ko-KR"/>
-        </w:rPr>
-      </w:pPr>
-      <w:proofErr w:type="spellStart"/>
-      <w:r>
-        <w:rPr>
-          <w:rFonts w:eastAsiaTheme="minorEastAsia" w:hint="eastAsia"/>
-          <w:lang w:eastAsia="ko-KR"/>
-        </w:rPr>
-        <w:t>메테오를</w:t>
-      </w:r>
-      <w:proofErr w:type="spellEnd"/>
-      <w:r>
-        <w:rPr>
-          <w:rFonts w:eastAsiaTheme="minorEastAsia" w:hint="eastAsia"/>
-          <w:lang w:eastAsia="ko-KR"/>
-        </w:rPr>
-        <w:t xml:space="preserve"> </w:t>
-      </w:r>
-      <w:r>
-        <w:rPr>
-          <w:rFonts w:eastAsiaTheme="minorEastAsia" w:hint="eastAsia"/>
-          <w:lang w:eastAsia="ko-KR"/>
-        </w:rPr>
-        <w:t>사용하기</w:t>
-      </w:r>
-      <w:r>
-        <w:rPr>
-          <w:rFonts w:eastAsiaTheme="minorEastAsia" w:hint="eastAsia"/>
-          <w:lang w:eastAsia="ko-KR"/>
-        </w:rPr>
-        <w:t xml:space="preserve"> </w:t>
-      </w:r>
-      <w:r>
-        <w:rPr>
-          <w:rFonts w:eastAsiaTheme="minorEastAsia" w:hint="eastAsia"/>
-          <w:lang w:eastAsia="ko-KR"/>
-        </w:rPr>
-        <w:t>위해선</w:t>
-      </w:r>
-      <w:r>
-        <w:rPr>
-          <w:rFonts w:eastAsiaTheme="minorEastAsia" w:hint="eastAsia"/>
-          <w:lang w:eastAsia="ko-KR"/>
-        </w:rPr>
-        <w:t xml:space="preserve"> </w:t>
-      </w:r>
-      <w:r>
-        <w:rPr>
-          <w:rFonts w:eastAsiaTheme="minorEastAsia" w:hint="eastAsia"/>
-          <w:lang w:eastAsia="ko-KR"/>
-        </w:rPr>
-        <w:t>사용자의</w:t>
-      </w:r>
-      <w:r>
-        <w:rPr>
-          <w:rFonts w:eastAsiaTheme="minorEastAsia" w:hint="eastAsia"/>
-          <w:lang w:eastAsia="ko-KR"/>
-        </w:rPr>
-        <w:t xml:space="preserve"> </w:t>
-      </w:r>
-      <w:r>
-        <w:rPr>
-          <w:rFonts w:eastAsiaTheme="minorEastAsia" w:hint="eastAsia"/>
-          <w:lang w:eastAsia="ko-KR"/>
-        </w:rPr>
-        <w:t>마우스</w:t>
-      </w:r>
-      <w:r>
-        <w:rPr>
-          <w:rFonts w:eastAsiaTheme="minorEastAsia" w:hint="eastAsia"/>
-          <w:lang w:eastAsia="ko-KR"/>
-        </w:rPr>
-        <w:t xml:space="preserve"> </w:t>
-      </w:r>
-      <w:r>
-        <w:rPr>
-          <w:rFonts w:eastAsiaTheme="minorEastAsia" w:hint="eastAsia"/>
-          <w:lang w:eastAsia="ko-KR"/>
-        </w:rPr>
-        <w:t>클릭이라는</w:t>
-      </w:r>
-      <w:r>
-        <w:rPr>
-          <w:rFonts w:eastAsiaTheme="minorEastAsia" w:hint="eastAsia"/>
-          <w:lang w:eastAsia="ko-KR"/>
-        </w:rPr>
-        <w:t xml:space="preserve"> </w:t>
-      </w:r>
-      <w:r>
-        <w:rPr>
-          <w:rFonts w:eastAsiaTheme="minorEastAsia" w:hint="eastAsia"/>
-          <w:lang w:eastAsia="ko-KR"/>
-        </w:rPr>
-        <w:t>데이터가</w:t>
-      </w:r>
-      <w:r>
-        <w:rPr>
-          <w:rFonts w:eastAsiaTheme="minorEastAsia" w:hint="eastAsia"/>
-          <w:lang w:eastAsia="ko-KR"/>
-        </w:rPr>
-        <w:t xml:space="preserve"> </w:t>
-      </w:r>
-      <w:r>
-        <w:rPr>
-          <w:rFonts w:eastAsiaTheme="minorEastAsia" w:hint="eastAsia"/>
-          <w:lang w:eastAsia="ko-KR"/>
-        </w:rPr>
-        <w:t>필요한데</w:t>
-      </w:r>
-      <w:r>
-        <w:rPr>
-          <w:rFonts w:eastAsiaTheme="minorEastAsia" w:hint="eastAsia"/>
-          <w:lang w:eastAsia="ko-KR"/>
-        </w:rPr>
-        <w:t>,</w:t>
-      </w:r>
-      <w:r>
-        <w:rPr>
-          <w:rFonts w:eastAsiaTheme="minorEastAsia"/>
-          <w:lang w:eastAsia="ko-KR"/>
-        </w:rPr>
-        <w:t xml:space="preserve"> </w:t>
-      </w:r>
-      <w:r>
-        <w:rPr>
-          <w:rFonts w:eastAsiaTheme="minorEastAsia" w:hint="eastAsia"/>
-          <w:lang w:eastAsia="ko-KR"/>
-        </w:rPr>
-        <w:t>이를</w:t>
-      </w:r>
-      <w:r>
-        <w:rPr>
-          <w:rFonts w:eastAsiaTheme="minorEastAsia" w:hint="eastAsia"/>
-          <w:lang w:eastAsia="ko-KR"/>
-        </w:rPr>
-        <w:t xml:space="preserve"> </w:t>
-      </w:r>
-      <w:proofErr w:type="spellStart"/>
-      <w:r>
-        <w:rPr>
-          <w:rFonts w:eastAsiaTheme="minorEastAsia"/>
-          <w:lang w:eastAsia="ko-KR"/>
-        </w:rPr>
-        <w:t>AbilityTask_WaitTargetData</w:t>
-      </w:r>
-      <w:proofErr w:type="spellEnd"/>
-      <w:r>
-        <w:rPr>
-          <w:rFonts w:eastAsiaTheme="minorEastAsia" w:hint="eastAsia"/>
-          <w:lang w:eastAsia="ko-KR"/>
-        </w:rPr>
-        <w:t>라는</w:t>
-      </w:r>
-      <w:r>
-        <w:rPr>
-          <w:rFonts w:eastAsiaTheme="minorEastAsia" w:hint="eastAsia"/>
-          <w:lang w:eastAsia="ko-KR"/>
-        </w:rPr>
-        <w:t xml:space="preserve"> </w:t>
-      </w:r>
-      <w:r>
-        <w:rPr>
-          <w:rFonts w:eastAsiaTheme="minorEastAsia" w:hint="eastAsia"/>
-          <w:lang w:eastAsia="ko-KR"/>
-        </w:rPr>
-        <w:t>태스크</w:t>
-      </w:r>
-      <w:r>
-        <w:rPr>
-          <w:rFonts w:eastAsiaTheme="minorEastAsia" w:hint="eastAsia"/>
-          <w:lang w:eastAsia="ko-KR"/>
-        </w:rPr>
-        <w:t xml:space="preserve"> </w:t>
-      </w:r>
-      <w:r>
-        <w:rPr>
-          <w:rFonts w:eastAsiaTheme="minorEastAsia" w:hint="eastAsia"/>
-          <w:lang w:eastAsia="ko-KR"/>
-        </w:rPr>
-        <w:t>클래스를</w:t>
-      </w:r>
-      <w:r>
-        <w:rPr>
-          <w:rFonts w:eastAsiaTheme="minorEastAsia" w:hint="eastAsia"/>
-          <w:lang w:eastAsia="ko-KR"/>
-        </w:rPr>
-        <w:t xml:space="preserve"> </w:t>
-      </w:r>
-      <w:r>
-        <w:rPr>
-          <w:rFonts w:eastAsiaTheme="minorEastAsia" w:hint="eastAsia"/>
-          <w:lang w:eastAsia="ko-KR"/>
-        </w:rPr>
-        <w:t>이용하여</w:t>
-      </w:r>
-      <w:r>
-        <w:rPr>
-          <w:rFonts w:eastAsiaTheme="minorEastAsia" w:hint="eastAsia"/>
-          <w:lang w:eastAsia="ko-KR"/>
-        </w:rPr>
-        <w:t xml:space="preserve"> </w:t>
-      </w:r>
-      <w:r>
-        <w:rPr>
-          <w:rFonts w:eastAsiaTheme="minorEastAsia" w:hint="eastAsia"/>
-          <w:lang w:eastAsia="ko-KR"/>
-        </w:rPr>
-        <w:t>해결합니다</w:t>
-      </w:r>
-      <w:r>
-        <w:rPr>
-          <w:rFonts w:eastAsiaTheme="minorEastAsia" w:hint="eastAsia"/>
-          <w:lang w:eastAsia="ko-KR"/>
-        </w:rPr>
-        <w:t>.</w:t>
-      </w:r>
-      <w:r>
-        <w:rPr>
-          <w:rFonts w:eastAsiaTheme="minorEastAsia"/>
-          <w:lang w:eastAsia="ko-KR"/>
-        </w:rPr>
-        <w:t xml:space="preserve"> </w:t>
-      </w:r>
-      <w:r>
-        <w:rPr>
-          <w:rFonts w:eastAsiaTheme="minorEastAsia" w:hint="eastAsia"/>
-          <w:lang w:eastAsia="ko-KR"/>
-        </w:rPr>
-        <w:t>여기서</w:t>
-      </w:r>
-      <w:r>
-        <w:rPr>
-          <w:rFonts w:eastAsiaTheme="minorEastAsia" w:hint="eastAsia"/>
-          <w:lang w:eastAsia="ko-KR"/>
-        </w:rPr>
-        <w:t xml:space="preserve"> </w:t>
-      </w:r>
-      <w:r>
-        <w:rPr>
-          <w:rFonts w:eastAsiaTheme="minorEastAsia" w:hint="eastAsia"/>
-          <w:lang w:eastAsia="ko-KR"/>
-        </w:rPr>
-        <w:t>데이터를</w:t>
-      </w:r>
-      <w:r>
-        <w:rPr>
-          <w:rFonts w:eastAsiaTheme="minorEastAsia" w:hint="eastAsia"/>
-          <w:lang w:eastAsia="ko-KR"/>
-        </w:rPr>
-        <w:t xml:space="preserve"> </w:t>
-      </w:r>
-      <w:r>
-        <w:rPr>
-          <w:rFonts w:eastAsiaTheme="minorEastAsia" w:hint="eastAsia"/>
-          <w:lang w:eastAsia="ko-KR"/>
-        </w:rPr>
-        <w:t>주고</w:t>
-      </w:r>
-      <w:r>
-        <w:rPr>
-          <w:rFonts w:eastAsiaTheme="minorEastAsia" w:hint="eastAsia"/>
-          <w:lang w:eastAsia="ko-KR"/>
-        </w:rPr>
-        <w:t xml:space="preserve"> </w:t>
-      </w:r>
-      <w:r>
-        <w:rPr>
-          <w:rFonts w:eastAsiaTheme="minorEastAsia" w:hint="eastAsia"/>
-          <w:lang w:eastAsia="ko-KR"/>
-        </w:rPr>
-        <w:t>받기</w:t>
-      </w:r>
-      <w:r>
-        <w:rPr>
-          <w:rFonts w:eastAsiaTheme="minorEastAsia" w:hint="eastAsia"/>
-          <w:lang w:eastAsia="ko-KR"/>
-        </w:rPr>
-        <w:t xml:space="preserve"> </w:t>
-      </w:r>
-      <w:r>
-        <w:rPr>
-          <w:rFonts w:eastAsiaTheme="minorEastAsia" w:hint="eastAsia"/>
-          <w:lang w:eastAsia="ko-KR"/>
-        </w:rPr>
-        <w:t>위해</w:t>
-      </w:r>
-      <w:r>
-        <w:rPr>
-          <w:rFonts w:eastAsiaTheme="minorEastAsia" w:hint="eastAsia"/>
-          <w:lang w:eastAsia="ko-KR"/>
-        </w:rPr>
-        <w:t xml:space="preserve"> </w:t>
-      </w:r>
-      <w:proofErr w:type="spellStart"/>
-      <w:r>
-        <w:rPr>
-          <w:rFonts w:eastAsiaTheme="minorEastAsia"/>
-          <w:lang w:eastAsia="ko-KR"/>
-        </w:rPr>
-        <w:t>GameplayAbilityTargetActor</w:t>
-      </w:r>
-      <w:proofErr w:type="spellEnd"/>
-      <w:r>
-        <w:rPr>
-          <w:rFonts w:eastAsiaTheme="minorEastAsia"/>
-          <w:lang w:eastAsia="ko-KR"/>
-        </w:rPr>
-        <w:t xml:space="preserve"> </w:t>
-      </w:r>
-      <w:r>
-        <w:rPr>
-          <w:rFonts w:eastAsiaTheme="minorEastAsia" w:hint="eastAsia"/>
-          <w:lang w:eastAsia="ko-KR"/>
-        </w:rPr>
-        <w:t>클래스를</w:t>
-      </w:r>
-      <w:r>
-        <w:rPr>
-          <w:rFonts w:eastAsiaTheme="minorEastAsia" w:hint="eastAsia"/>
-          <w:lang w:eastAsia="ko-KR"/>
-        </w:rPr>
-        <w:t xml:space="preserve"> </w:t>
-      </w:r>
-      <w:r>
-        <w:rPr>
-          <w:rFonts w:eastAsiaTheme="minorEastAsia" w:hint="eastAsia"/>
-          <w:lang w:eastAsia="ko-KR"/>
-        </w:rPr>
-        <w:t>상속하여</w:t>
-      </w:r>
-      <w:r>
-        <w:rPr>
-          <w:rFonts w:eastAsiaTheme="minorEastAsia" w:hint="eastAsia"/>
-          <w:lang w:eastAsia="ko-KR"/>
-        </w:rPr>
-        <w:t xml:space="preserve"> </w:t>
-      </w:r>
-      <w:proofErr w:type="spellStart"/>
-      <w:r>
-        <w:rPr>
-          <w:rFonts w:eastAsiaTheme="minorEastAsia" w:hint="eastAsia"/>
-          <w:lang w:eastAsia="ko-KR"/>
-        </w:rPr>
-        <w:t>인디케이터를</w:t>
-      </w:r>
-      <w:proofErr w:type="spellEnd"/>
-      <w:r>
-        <w:rPr>
-          <w:rFonts w:eastAsiaTheme="minorEastAsia" w:hint="eastAsia"/>
-          <w:lang w:eastAsia="ko-KR"/>
-        </w:rPr>
-        <w:t xml:space="preserve"> </w:t>
-      </w:r>
-      <w:r>
-        <w:rPr>
-          <w:rFonts w:eastAsiaTheme="minorEastAsia" w:hint="eastAsia"/>
-          <w:lang w:eastAsia="ko-KR"/>
-        </w:rPr>
-        <w:t>제작합니다</w:t>
-      </w:r>
-      <w:r>
-        <w:rPr>
-          <w:rFonts w:eastAsiaTheme="minorEastAsia" w:hint="eastAsia"/>
-          <w:lang w:eastAsia="ko-KR"/>
-        </w:rPr>
-        <w:t>.</w:t>
-      </w:r>
-    </w:p>
-    <w:p>
-      <w:pPr>
-        <w:pStyle w:val="10"/>
-        <w:ind w:left="0"/>
-        <w:rPr>
-          <w:rFonts w:eastAsiaTheme="minorEastAsia"/>
-          <w:lang w:eastAsia="ko-KR"/>
-        </w:rPr>
-      </w:pPr>
-      <w:r>
-        <w:rPr>
-          <w:rFonts w:eastAsiaTheme="minorEastAsia"/>
-          <w:lang w:eastAsia="ko-KR"/>
-        </w:rPr>
-        <w:drawing>
-          <wp:inline distT="0" distB="0" distL="0" distR="0" wp14:anchorId="5240E134" wp14:editId="5A7DE264">
-            <wp:extent cx="6794500" cy="518795"/>
-            <wp:effectExtent l="0" t="0" r="6350" b="0"/>
-            <wp:docPr id="4" name="그림 4"/>
             <wp:cNvGraphicFramePr>
               <a:graphicFrameLocks xmlns:a="http://schemas.openxmlformats.org/drawingml/2006/main" noChangeAspect="1"/>
             </wp:cNvGraphicFramePr>
@@ -2127,7 +1481,7 @@
                   <pic:spPr>
                     <a:xfrm>
                       <a:off x="0" y="0"/>
-                      <a:ext cx="6794500" cy="518795"/>
+                      <a:ext cx="6794500" cy="1118235"/>
                     </a:xfrm>
                     <a:prstGeom prst="rect">
                       <a:avLst/>
@@ -2143,791 +1497,568 @@
     <w:p>
       <w:pPr>
         <w:pStyle w:val="10"/>
-        <w:adjustRightInd w:val="0"/>
-        <w:snapToGrid w:val="0"/>
-        <w:spacing w:line="250" w:lineRule="auto"/>
         <w:ind w:left="0"/>
         <w:rPr>
+          <w:rFonts w:eastAsiaTheme="minorEastAsia"/>
+          <w:lang w:eastAsia="ko-KR"/>
+        </w:rPr>
+      </w:pPr>
+      <w:r>
+        <w:rPr>
+          <w:rFonts w:eastAsiaTheme="minorEastAsia" w:hint="eastAsia"/>
+          <w:lang w:eastAsia="ko-KR"/>
+        </w:rPr>
+        <w:t>다음은</w:t>
+      </w:r>
+      <w:r>
+        <w:rPr>
+          <w:rFonts w:eastAsiaTheme="minorEastAsia" w:hint="eastAsia"/>
+          <w:lang w:eastAsia="ko-KR"/>
+        </w:rPr>
+        <w:t xml:space="preserve"> </w:t>
+      </w:r>
+      <w:r>
+        <w:rPr>
+          <w:rFonts w:eastAsiaTheme="minorEastAsia" w:hint="eastAsia"/>
+          <w:lang w:eastAsia="ko-KR"/>
+        </w:rPr>
+        <w:t>스킬이</w:t>
+      </w:r>
+      <w:r>
+        <w:rPr>
+          <w:rFonts w:eastAsiaTheme="minorEastAsia" w:hint="eastAsia"/>
+          <w:lang w:eastAsia="ko-KR"/>
+        </w:rPr>
+        <w:t xml:space="preserve"> </w:t>
+      </w:r>
+      <w:r>
+        <w:rPr>
+          <w:rFonts w:eastAsiaTheme="minorEastAsia" w:hint="eastAsia"/>
+          <w:lang w:eastAsia="ko-KR"/>
+        </w:rPr>
+        <w:t>시전</w:t>
+      </w:r>
+      <w:r>
+        <w:rPr>
+          <w:rFonts w:eastAsiaTheme="minorEastAsia" w:hint="eastAsia"/>
+          <w:lang w:eastAsia="ko-KR"/>
+        </w:rPr>
+        <w:t xml:space="preserve"> </w:t>
+      </w:r>
+      <w:r>
+        <w:rPr>
+          <w:rFonts w:eastAsiaTheme="minorEastAsia" w:hint="eastAsia"/>
+          <w:lang w:eastAsia="ko-KR"/>
+        </w:rPr>
+        <w:t>될</w:t>
+      </w:r>
+      <w:r>
+        <w:rPr>
+          <w:rFonts w:eastAsiaTheme="minorEastAsia" w:hint="eastAsia"/>
+          <w:lang w:eastAsia="ko-KR"/>
+        </w:rPr>
+        <w:t xml:space="preserve"> </w:t>
+      </w:r>
+      <w:r>
+        <w:rPr>
+          <w:rFonts w:eastAsiaTheme="minorEastAsia" w:hint="eastAsia"/>
+          <w:lang w:eastAsia="ko-KR"/>
+        </w:rPr>
+        <w:t>위치를</w:t>
+      </w:r>
+      <w:r>
+        <w:rPr>
+          <w:rFonts w:eastAsiaTheme="minorEastAsia" w:hint="eastAsia"/>
+          <w:lang w:eastAsia="ko-KR"/>
+        </w:rPr>
+        <w:t xml:space="preserve"> </w:t>
+      </w:r>
+      <w:r>
+        <w:rPr>
+          <w:rFonts w:eastAsiaTheme="minorEastAsia" w:hint="eastAsia"/>
+          <w:lang w:eastAsia="ko-KR"/>
+        </w:rPr>
+        <w:t>보여주</w:t>
+      </w:r>
+      <w:r>
+        <w:rPr>
+          <w:rFonts w:eastAsiaTheme="minorEastAsia" w:hint="eastAsia"/>
+          <w:lang w:eastAsia="ko-KR"/>
+        </w:rPr>
+        <w:t>는</w:t>
+      </w:r>
+      <w:r>
+        <w:rPr>
+          <w:rFonts w:eastAsiaTheme="minorEastAsia" w:hint="eastAsia"/>
+          <w:lang w:eastAsia="ko-KR"/>
+        </w:rPr>
+        <w:t xml:space="preserve"> </w:t>
+      </w:r>
+      <w:r>
+        <w:rPr>
+          <w:rFonts w:eastAsiaTheme="minorEastAsia"/>
+          <w:lang w:eastAsia="ko-KR"/>
+        </w:rPr>
+        <w:t>(</w:t>
+      </w:r>
+      <w:r>
+        <w:rPr>
+          <w:rFonts w:eastAsiaTheme="minorEastAsia" w:hint="eastAsia"/>
+          <w:lang w:eastAsia="ko-KR"/>
+        </w:rPr>
+        <w:t>마우스를</w:t>
+      </w:r>
+      <w:r>
+        <w:rPr>
+          <w:rFonts w:eastAsiaTheme="minorEastAsia" w:hint="eastAsia"/>
+          <w:lang w:eastAsia="ko-KR"/>
+        </w:rPr>
+        <w:t xml:space="preserve"> </w:t>
+      </w:r>
+      <w:r>
+        <w:rPr>
+          <w:rFonts w:eastAsiaTheme="minorEastAsia" w:hint="eastAsia"/>
+          <w:lang w:eastAsia="ko-KR"/>
+        </w:rPr>
+        <w:t>따라다니는</w:t>
+      </w:r>
+      <w:r>
+        <w:rPr>
+          <w:rFonts w:eastAsiaTheme="minorEastAsia" w:hint="eastAsia"/>
+          <w:lang w:eastAsia="ko-KR"/>
+        </w:rPr>
+        <w:t>)</w:t>
+      </w:r>
+      <w:r>
+        <w:rPr>
+          <w:rFonts w:eastAsiaTheme="minorEastAsia"/>
+          <w:lang w:eastAsia="ko-KR"/>
+        </w:rPr>
+        <w:t xml:space="preserve"> </w:t>
+      </w:r>
+      <w:r>
+        <w:rPr>
+          <w:rFonts w:eastAsiaTheme="minorEastAsia" w:hint="eastAsia"/>
+          <w:lang w:eastAsia="ko-KR"/>
+        </w:rPr>
+        <w:t>액터</w:t>
+      </w:r>
+      <w:r>
+        <w:rPr>
+          <w:rFonts w:eastAsiaTheme="minorEastAsia" w:hint="eastAsia"/>
+          <w:lang w:eastAsia="ko-KR"/>
+        </w:rPr>
+        <w:t xml:space="preserve"> </w:t>
+      </w:r>
+      <w:r>
+        <w:rPr>
+          <w:rFonts w:eastAsiaTheme="minorEastAsia" w:hint="eastAsia"/>
+          <w:lang w:eastAsia="ko-KR"/>
+        </w:rPr>
+        <w:t>클래스를</w:t>
+      </w:r>
+      <w:r>
+        <w:rPr>
+          <w:rFonts w:eastAsiaTheme="minorEastAsia" w:hint="eastAsia"/>
+          <w:lang w:eastAsia="ko-KR"/>
+        </w:rPr>
+        <w:t xml:space="preserve"> </w:t>
+      </w:r>
+      <w:r>
+        <w:rPr>
+          <w:rFonts w:eastAsiaTheme="minorEastAsia" w:hint="eastAsia"/>
+          <w:lang w:eastAsia="ko-KR"/>
+        </w:rPr>
+        <w:t>제작합니다</w:t>
+      </w:r>
+      <w:r>
+        <w:rPr>
+          <w:rFonts w:eastAsiaTheme="minorEastAsia" w:hint="eastAsia"/>
+          <w:lang w:eastAsia="ko-KR"/>
+        </w:rPr>
+        <w:t>.</w:t>
+      </w:r>
+    </w:p>
+    <w:p>
+      <w:pPr>
+        <w:pStyle w:val="10"/>
+        <w:ind w:left="0"/>
+        <w:rPr>
+          <w:rFonts w:eastAsiaTheme="minorEastAsia"/>
+          <w:lang w:eastAsia="ko-KR"/>
+        </w:rPr>
+      </w:pPr>
+      <w:r>
+        <w:rPr>
+          <w:rFonts w:eastAsiaTheme="minorEastAsia" w:hint="eastAsia"/>
+          <w:lang w:eastAsia="ko-KR"/>
+        </w:rPr>
+        <w:t>메테오를</w:t>
+      </w:r>
+      <w:r>
+        <w:rPr>
+          <w:rFonts w:eastAsiaTheme="minorEastAsia" w:hint="eastAsia"/>
+          <w:lang w:eastAsia="ko-KR"/>
+        </w:rPr>
+        <w:t xml:space="preserve"> </w:t>
+      </w:r>
+      <w:r>
+        <w:rPr>
+          <w:rFonts w:eastAsiaTheme="minorEastAsia" w:hint="eastAsia"/>
+          <w:lang w:eastAsia="ko-KR"/>
+        </w:rPr>
+        <w:t>사용하기</w:t>
+      </w:r>
+      <w:r>
+        <w:rPr>
+          <w:rFonts w:eastAsiaTheme="minorEastAsia" w:hint="eastAsia"/>
+          <w:lang w:eastAsia="ko-KR"/>
+        </w:rPr>
+        <w:t xml:space="preserve"> </w:t>
+      </w:r>
+      <w:r>
+        <w:rPr>
+          <w:rFonts w:eastAsiaTheme="minorEastAsia" w:hint="eastAsia"/>
+          <w:lang w:eastAsia="ko-KR"/>
+        </w:rPr>
+        <w:t>위해선</w:t>
+      </w:r>
+      <w:r>
+        <w:rPr>
+          <w:rFonts w:eastAsiaTheme="minorEastAsia" w:hint="eastAsia"/>
+          <w:lang w:eastAsia="ko-KR"/>
+        </w:rPr>
+        <w:t xml:space="preserve"> </w:t>
+      </w:r>
+      <w:r>
+        <w:rPr>
+          <w:rFonts w:eastAsiaTheme="minorEastAsia" w:hint="eastAsia"/>
+          <w:lang w:eastAsia="ko-KR"/>
+        </w:rPr>
+        <w:t>사용자의</w:t>
+      </w:r>
+      <w:r>
+        <w:rPr>
+          <w:rFonts w:eastAsiaTheme="minorEastAsia" w:hint="eastAsia"/>
+          <w:lang w:eastAsia="ko-KR"/>
+        </w:rPr>
+        <w:t xml:space="preserve"> </w:t>
+      </w:r>
+      <w:r>
+        <w:rPr>
+          <w:rFonts w:eastAsiaTheme="minorEastAsia" w:hint="eastAsia"/>
+          <w:lang w:eastAsia="ko-KR"/>
+        </w:rPr>
+        <w:t>마우스</w:t>
+      </w:r>
+      <w:r>
+        <w:rPr>
+          <w:rFonts w:eastAsiaTheme="minorEastAsia" w:hint="eastAsia"/>
+          <w:lang w:eastAsia="ko-KR"/>
+        </w:rPr>
+        <w:t xml:space="preserve"> </w:t>
+      </w:r>
+      <w:r>
+        <w:rPr>
+          <w:rFonts w:eastAsiaTheme="minorEastAsia" w:hint="eastAsia"/>
+          <w:lang w:eastAsia="ko-KR"/>
+        </w:rPr>
+        <w:t>클릭이라는</w:t>
+      </w:r>
+      <w:r>
+        <w:rPr>
+          <w:rFonts w:eastAsiaTheme="minorEastAsia" w:hint="eastAsia"/>
+          <w:lang w:eastAsia="ko-KR"/>
+        </w:rPr>
+        <w:t xml:space="preserve"> </w:t>
+      </w:r>
+      <w:r>
+        <w:rPr>
+          <w:rFonts w:eastAsiaTheme="minorEastAsia" w:hint="eastAsia"/>
+          <w:lang w:eastAsia="ko-KR"/>
+        </w:rPr>
+        <w:t>데이터가</w:t>
+      </w:r>
+      <w:r>
+        <w:rPr>
+          <w:rFonts w:eastAsiaTheme="minorEastAsia" w:hint="eastAsia"/>
+          <w:lang w:eastAsia="ko-KR"/>
+        </w:rPr>
+        <w:t xml:space="preserve"> </w:t>
+      </w:r>
+      <w:r>
+        <w:rPr>
+          <w:rFonts w:eastAsiaTheme="minorEastAsia" w:hint="eastAsia"/>
+          <w:lang w:eastAsia="ko-KR"/>
+        </w:rPr>
+        <w:t>필요한데</w:t>
+      </w:r>
+      <w:r>
+        <w:rPr>
+          <w:rFonts w:eastAsiaTheme="minorEastAsia" w:hint="eastAsia"/>
+          <w:lang w:eastAsia="ko-KR"/>
+        </w:rPr>
+        <w:t>,</w:t>
+      </w:r>
+      <w:r>
+        <w:rPr>
+          <w:rFonts w:eastAsiaTheme="minorEastAsia"/>
+          <w:lang w:eastAsia="ko-KR"/>
+        </w:rPr>
+        <w:t xml:space="preserve"> </w:t>
+      </w:r>
+      <w:r>
+        <w:rPr>
+          <w:rFonts w:eastAsiaTheme="minorEastAsia" w:hint="eastAsia"/>
+          <w:lang w:eastAsia="ko-KR"/>
+        </w:rPr>
+        <w:t>이를</w:t>
+      </w:r>
+      <w:r>
+        <w:rPr>
+          <w:rFonts w:eastAsiaTheme="minorEastAsia" w:hint="eastAsia"/>
+          <w:lang w:eastAsia="ko-KR"/>
+        </w:rPr>
+        <w:t xml:space="preserve"> </w:t>
+      </w:r>
+      <w:r>
+        <w:rPr>
+          <w:rFonts w:eastAsiaTheme="minorEastAsia"/>
+          <w:lang w:eastAsia="ko-KR"/>
+        </w:rPr>
+        <w:t>AbilityTask_WaitTargetData</w:t>
+      </w:r>
+      <w:r>
+        <w:rPr>
+          <w:rFonts w:eastAsiaTheme="minorEastAsia" w:hint="eastAsia"/>
+          <w:lang w:eastAsia="ko-KR"/>
+        </w:rPr>
+        <w:t>라는</w:t>
+      </w:r>
+      <w:r>
+        <w:rPr>
+          <w:rFonts w:eastAsiaTheme="minorEastAsia" w:hint="eastAsia"/>
+          <w:lang w:eastAsia="ko-KR"/>
+        </w:rPr>
+        <w:t xml:space="preserve"> </w:t>
+      </w:r>
+      <w:r>
+        <w:rPr>
+          <w:rFonts w:eastAsiaTheme="minorEastAsia" w:hint="eastAsia"/>
+          <w:lang w:eastAsia="ko-KR"/>
+        </w:rPr>
+        <w:t>태스크</w:t>
+      </w:r>
+      <w:r>
+        <w:rPr>
+          <w:rFonts w:eastAsiaTheme="minorEastAsia" w:hint="eastAsia"/>
+          <w:lang w:eastAsia="ko-KR"/>
+        </w:rPr>
+        <w:t xml:space="preserve"> </w:t>
+      </w:r>
+      <w:r>
+        <w:rPr>
+          <w:rFonts w:eastAsiaTheme="minorEastAsia" w:hint="eastAsia"/>
+          <w:lang w:eastAsia="ko-KR"/>
+        </w:rPr>
+        <w:t>클래스를</w:t>
+      </w:r>
+      <w:r>
+        <w:rPr>
+          <w:rFonts w:eastAsiaTheme="minorEastAsia" w:hint="eastAsia"/>
+          <w:lang w:eastAsia="ko-KR"/>
+        </w:rPr>
+        <w:t xml:space="preserve"> </w:t>
+      </w:r>
+      <w:r>
+        <w:rPr>
+          <w:rFonts w:eastAsiaTheme="minorEastAsia" w:hint="eastAsia"/>
+          <w:lang w:eastAsia="ko-KR"/>
+        </w:rPr>
+        <w:t>이용하여</w:t>
+      </w:r>
+      <w:r>
+        <w:rPr>
+          <w:rFonts w:eastAsiaTheme="minorEastAsia" w:hint="eastAsia"/>
+          <w:lang w:eastAsia="ko-KR"/>
+        </w:rPr>
+        <w:t xml:space="preserve"> </w:t>
+      </w:r>
+      <w:r>
+        <w:rPr>
+          <w:rFonts w:eastAsiaTheme="minorEastAsia" w:hint="eastAsia"/>
+          <w:lang w:eastAsia="ko-KR"/>
+        </w:rPr>
+        <w:t>해결합니다</w:t>
+      </w:r>
+      <w:r>
+        <w:rPr>
+          <w:rFonts w:eastAsiaTheme="minorEastAsia" w:hint="eastAsia"/>
+          <w:lang w:eastAsia="ko-KR"/>
+        </w:rPr>
+        <w:t>.</w:t>
+      </w:r>
+      <w:r>
+        <w:rPr>
+          <w:rFonts w:eastAsiaTheme="minorEastAsia"/>
+          <w:lang w:eastAsia="ko-KR"/>
+        </w:rPr>
+        <w:t xml:space="preserve"> </w:t>
+      </w:r>
+      <w:r>
+        <w:rPr>
+          <w:rFonts w:eastAsiaTheme="minorEastAsia" w:hint="eastAsia"/>
+          <w:lang w:eastAsia="ko-KR"/>
+        </w:rPr>
+        <w:t>여기서</w:t>
+      </w:r>
+      <w:r>
+        <w:rPr>
+          <w:rFonts w:eastAsiaTheme="minorEastAsia" w:hint="eastAsia"/>
+          <w:lang w:eastAsia="ko-KR"/>
+        </w:rPr>
+        <w:t xml:space="preserve"> </w:t>
+      </w:r>
+      <w:r>
+        <w:rPr>
+          <w:rFonts w:eastAsiaTheme="minorEastAsia" w:hint="eastAsia"/>
+          <w:lang w:eastAsia="ko-KR"/>
+        </w:rPr>
+        <w:t>데이터를</w:t>
+      </w:r>
+      <w:r>
+        <w:rPr>
+          <w:rFonts w:eastAsiaTheme="minorEastAsia" w:hint="eastAsia"/>
+          <w:lang w:eastAsia="ko-KR"/>
+        </w:rPr>
+        <w:t xml:space="preserve"> </w:t>
+      </w:r>
+      <w:r>
+        <w:rPr>
+          <w:rFonts w:eastAsiaTheme="minorEastAsia" w:hint="eastAsia"/>
+          <w:lang w:eastAsia="ko-KR"/>
+        </w:rPr>
+        <w:t>주고</w:t>
+      </w:r>
+      <w:r>
+        <w:rPr>
+          <w:rFonts w:eastAsiaTheme="minorEastAsia" w:hint="eastAsia"/>
+          <w:lang w:eastAsia="ko-KR"/>
+        </w:rPr>
+        <w:t xml:space="preserve"> </w:t>
+      </w:r>
+      <w:r>
+        <w:rPr>
+          <w:rFonts w:eastAsiaTheme="minorEastAsia" w:hint="eastAsia"/>
+          <w:lang w:eastAsia="ko-KR"/>
+        </w:rPr>
+        <w:t>받기</w:t>
+      </w:r>
+      <w:r>
+        <w:rPr>
+          <w:rFonts w:eastAsiaTheme="minorEastAsia" w:hint="eastAsia"/>
+          <w:lang w:eastAsia="ko-KR"/>
+        </w:rPr>
+        <w:t xml:space="preserve"> </w:t>
+      </w:r>
+      <w:r>
+        <w:rPr>
+          <w:rFonts w:eastAsiaTheme="minorEastAsia" w:hint="eastAsia"/>
+          <w:lang w:eastAsia="ko-KR"/>
+        </w:rPr>
+        <w:t>위해</w:t>
+      </w:r>
+      <w:r>
+        <w:rPr>
+          <w:rFonts w:eastAsiaTheme="minorEastAsia" w:hint="eastAsia"/>
+          <w:lang w:eastAsia="ko-KR"/>
+        </w:rPr>
+        <w:t xml:space="preserve"> </w:t>
+      </w:r>
+      <w:r>
+        <w:rPr>
+          <w:rFonts w:eastAsiaTheme="minorEastAsia"/>
+          <w:lang w:eastAsia="ko-KR"/>
+        </w:rPr>
+        <w:t xml:space="preserve">GameplayAbilityTargetActor </w:t>
+      </w:r>
+      <w:r>
+        <w:rPr>
+          <w:rFonts w:eastAsiaTheme="minorEastAsia" w:hint="eastAsia"/>
+          <w:lang w:eastAsia="ko-KR"/>
+        </w:rPr>
+        <w:t>클래스를</w:t>
+      </w:r>
+      <w:r>
+        <w:rPr>
+          <w:rFonts w:eastAsiaTheme="minorEastAsia" w:hint="eastAsia"/>
+          <w:lang w:eastAsia="ko-KR"/>
+        </w:rPr>
+        <w:t xml:space="preserve"> </w:t>
+      </w:r>
+      <w:r>
+        <w:rPr>
+          <w:rFonts w:eastAsiaTheme="minorEastAsia" w:hint="eastAsia"/>
+          <w:lang w:eastAsia="ko-KR"/>
+        </w:rPr>
+        <w:t>상속하여</w:t>
+      </w:r>
+      <w:r>
+        <w:rPr>
+          <w:rFonts w:eastAsiaTheme="minorEastAsia" w:hint="eastAsia"/>
+          <w:lang w:eastAsia="ko-KR"/>
+        </w:rPr>
+        <w:t xml:space="preserve"> </w:t>
+      </w:r>
+      <w:r>
+        <w:rPr>
+          <w:rFonts w:eastAsiaTheme="minorEastAsia" w:hint="eastAsia"/>
+          <w:lang w:eastAsia="ko-KR"/>
+        </w:rPr>
+        <w:t>인디케이터를</w:t>
+      </w:r>
+      <w:r>
+        <w:rPr>
+          <w:rFonts w:eastAsiaTheme="minorEastAsia" w:hint="eastAsia"/>
+          <w:lang w:eastAsia="ko-KR"/>
+        </w:rPr>
+        <w:t xml:space="preserve"> </w:t>
+      </w:r>
+      <w:r>
+        <w:rPr>
+          <w:rFonts w:eastAsiaTheme="minorEastAsia" w:hint="eastAsia"/>
+          <w:lang w:eastAsia="ko-KR"/>
+        </w:rPr>
+        <w:t>제작합니다</w:t>
+      </w:r>
+      <w:r>
+        <w:rPr>
+          <w:rFonts w:eastAsiaTheme="minorEastAsia" w:hint="eastAsia"/>
+          <w:lang w:eastAsia="ko-KR"/>
+        </w:rPr>
+        <w:t>.</w:t>
+      </w:r>
+    </w:p>
+    <w:p>
+      <w:pPr>
+        <w:pStyle w:val="10"/>
+        <w:ind w:left="0"/>
+        <w:rPr>
+          <w:rFonts w:eastAsiaTheme="minorEastAsia"/>
+          <w:lang w:eastAsia="ko-KR"/>
+        </w:rPr>
+      </w:pPr>
+      <w:r>
+        <w:rPr>
+          <w:rFonts w:eastAsiaTheme="minorEastAsia"/>
           <w:noProof/>
           <w:lang w:eastAsia="ko-KR"/>
         </w:rPr>
-      </w:pPr>
-      <w:r>
-        <w:rPr>
-          <w:rFonts w:eastAsiaTheme="minorEastAsia" w:hint="eastAsia"/>
-          <w:lang w:eastAsia="ko-KR"/>
-        </w:rPr>
-        <w:t>태스크</w:t>
-      </w:r>
-      <w:r>
-        <w:rPr>
-          <w:rFonts w:eastAsiaTheme="minorEastAsia" w:hint="eastAsia"/>
-          <w:lang w:eastAsia="ko-KR"/>
-        </w:rPr>
-        <w:t xml:space="preserve"> </w:t>
-      </w:r>
-      <w:r>
-        <w:rPr>
-          <w:rFonts w:eastAsiaTheme="minorEastAsia" w:hint="eastAsia"/>
-          <w:lang w:eastAsia="ko-KR"/>
-        </w:rPr>
-        <w:t>클래스의</w:t>
-      </w:r>
-      <w:r>
-        <w:rPr>
-          <w:rFonts w:eastAsiaTheme="minorEastAsia" w:hint="eastAsia"/>
-          <w:lang w:eastAsia="ko-KR"/>
-        </w:rPr>
-        <w:t xml:space="preserve"> </w:t>
-      </w:r>
-      <w:proofErr w:type="spellStart"/>
-      <w:r>
-        <w:rPr>
-          <w:rFonts w:eastAsiaTheme="minorEastAsia"/>
-          <w:lang w:eastAsia="ko-KR"/>
-        </w:rPr>
-        <w:t>WaitTargetData</w:t>
-      </w:r>
-      <w:proofErr w:type="spellEnd"/>
-      <w:r>
-        <w:rPr>
-          <w:rFonts w:eastAsiaTheme="minorEastAsia"/>
-          <w:lang w:eastAsia="ko-KR"/>
-        </w:rPr>
-        <w:t xml:space="preserve"> </w:t>
-      </w:r>
-      <w:proofErr w:type="spellStart"/>
-      <w:r>
-        <w:rPr>
-          <w:rFonts w:eastAsiaTheme="minorEastAsia" w:hint="eastAsia"/>
-          <w:lang w:eastAsia="ko-KR"/>
-        </w:rPr>
-        <w:t>메소드를</w:t>
-      </w:r>
-      <w:proofErr w:type="spellEnd"/>
-      <w:r>
-        <w:rPr>
-          <w:rFonts w:eastAsiaTheme="minorEastAsia" w:hint="eastAsia"/>
-          <w:lang w:eastAsia="ko-KR"/>
-        </w:rPr>
-        <w:t xml:space="preserve"> </w:t>
-      </w:r>
-      <w:r>
-        <w:rPr>
-          <w:rFonts w:eastAsiaTheme="minorEastAsia" w:hint="eastAsia"/>
-          <w:lang w:eastAsia="ko-KR"/>
-        </w:rPr>
-        <w:t>사용하여</w:t>
-      </w:r>
-      <w:r>
-        <w:rPr>
-          <w:rFonts w:eastAsiaTheme="minorEastAsia" w:hint="eastAsia"/>
-          <w:lang w:eastAsia="ko-KR"/>
-        </w:rPr>
-        <w:t xml:space="preserve"> </w:t>
-      </w:r>
-      <w:proofErr w:type="spellStart"/>
-      <w:r>
-        <w:rPr>
-          <w:rFonts w:eastAsiaTheme="minorEastAsia"/>
-          <w:lang w:eastAsia="ko-KR"/>
-        </w:rPr>
-        <w:t>TargetActorClass</w:t>
-      </w:r>
-      <w:proofErr w:type="spellEnd"/>
-      <w:r>
-        <w:rPr>
-          <w:rFonts w:eastAsiaTheme="minorEastAsia" w:hint="eastAsia"/>
-          <w:lang w:eastAsia="ko-KR"/>
-        </w:rPr>
-        <w:t>를</w:t>
-      </w:r>
-      <w:r>
-        <w:rPr>
-          <w:rFonts w:eastAsiaTheme="minorEastAsia" w:hint="eastAsia"/>
-          <w:lang w:eastAsia="ko-KR"/>
-        </w:rPr>
-        <w:t xml:space="preserve"> </w:t>
-      </w:r>
-      <w:proofErr w:type="spellStart"/>
-      <w:r>
-        <w:rPr>
-          <w:rFonts w:eastAsiaTheme="minorEastAsia" w:hint="eastAsia"/>
-          <w:lang w:eastAsia="ko-KR"/>
-        </w:rPr>
-        <w:t>스폰하며</w:t>
-      </w:r>
-      <w:proofErr w:type="spellEnd"/>
-      <w:r>
-        <w:rPr>
-          <w:rFonts w:eastAsiaTheme="minorEastAsia" w:hint="eastAsia"/>
-          <w:lang w:eastAsia="ko-KR"/>
-        </w:rPr>
-        <w:t xml:space="preserve"> </w:t>
-      </w:r>
-      <w:r>
-        <w:rPr>
-          <w:rFonts w:eastAsiaTheme="minorEastAsia" w:hint="eastAsia"/>
-          <w:lang w:eastAsia="ko-KR"/>
-        </w:rPr>
-        <w:t>사용자의</w:t>
-      </w:r>
-      <w:r>
-        <w:rPr>
-          <w:rFonts w:eastAsiaTheme="minorEastAsia" w:hint="eastAsia"/>
-          <w:lang w:eastAsia="ko-KR"/>
-        </w:rPr>
-        <w:t xml:space="preserve"> </w:t>
-      </w:r>
-      <w:r>
-        <w:rPr>
-          <w:rFonts w:eastAsiaTheme="minorEastAsia" w:hint="eastAsia"/>
-          <w:lang w:eastAsia="ko-KR"/>
-        </w:rPr>
-        <w:t>확인</w:t>
-      </w:r>
-      <w:r>
-        <w:rPr>
-          <w:rFonts w:eastAsiaTheme="minorEastAsia" w:hint="eastAsia"/>
-          <w:lang w:eastAsia="ko-KR"/>
-        </w:rPr>
-        <w:t>(</w:t>
-      </w:r>
-      <w:proofErr w:type="spellStart"/>
-      <w:r>
-        <w:rPr>
-          <w:rFonts w:eastAsiaTheme="minorEastAsia"/>
-          <w:lang w:eastAsia="ko-KR"/>
-        </w:rPr>
-        <w:t>UserConfirmed</w:t>
-      </w:r>
-      <w:proofErr w:type="spellEnd"/>
-      <w:r>
-        <w:rPr>
-          <w:rFonts w:eastAsiaTheme="minorEastAsia"/>
-          <w:lang w:eastAsia="ko-KR"/>
-        </w:rPr>
-        <w:t>)</w:t>
-      </w:r>
-      <w:proofErr w:type="spellStart"/>
-      <w:r>
-        <w:rPr>
-          <w:rFonts w:eastAsiaTheme="minorEastAsia"/>
-          <w:lang w:eastAsia="ko-KR"/>
-        </w:rPr>
-        <w:t>를</w:t>
-      </w:r>
-      <w:proofErr w:type="spellEnd"/>
-      <w:r>
-        <w:rPr>
-          <w:rFonts w:eastAsiaTheme="minorEastAsia"/>
-          <w:lang w:eastAsia="ko-KR"/>
-        </w:rPr>
-        <w:t xml:space="preserve"> </w:t>
-      </w:r>
-      <w:r>
-        <w:rPr>
-          <w:rFonts w:eastAsiaTheme="minorEastAsia" w:hint="eastAsia"/>
-          <w:lang w:eastAsia="ko-KR"/>
-        </w:rPr>
-        <w:t>기다립니다</w:t>
-      </w:r>
-      <w:r>
-        <w:rPr>
-          <w:rFonts w:eastAsiaTheme="minorEastAsia" w:hint="eastAsia"/>
-          <w:lang w:eastAsia="ko-KR"/>
-        </w:rPr>
-        <w:t>.</w:t>
-      </w:r>
-      <w:r>
-        <w:rPr>
-          <w:rFonts w:eastAsiaTheme="minorEastAsia"/>
-          <w:lang w:eastAsia="ko-KR"/>
-        </w:rPr>
-        <w:t xml:space="preserve"> </w:t>
-      </w:r>
-      <w:r>
-        <w:rPr>
-          <w:rFonts w:eastAsiaTheme="minorEastAsia" w:hint="eastAsia"/>
-          <w:lang w:eastAsia="ko-KR"/>
-        </w:rPr>
-        <w:t>입력</w:t>
-      </w:r>
-      <w:r>
-        <w:rPr>
-          <w:rFonts w:eastAsiaTheme="minorEastAsia" w:hint="eastAsia"/>
-          <w:lang w:eastAsia="ko-KR"/>
-        </w:rPr>
-        <w:t xml:space="preserve"> </w:t>
-      </w:r>
-      <w:r>
-        <w:rPr>
-          <w:rFonts w:eastAsiaTheme="minorEastAsia" w:hint="eastAsia"/>
-          <w:lang w:eastAsia="ko-KR"/>
-        </w:rPr>
-        <w:t>액션을</w:t>
-      </w:r>
-      <w:r>
-        <w:rPr>
-          <w:rFonts w:eastAsiaTheme="minorEastAsia" w:hint="eastAsia"/>
-          <w:lang w:eastAsia="ko-KR"/>
-        </w:rPr>
-        <w:t xml:space="preserve"> </w:t>
-      </w:r>
-      <w:r>
-        <w:rPr>
-          <w:rFonts w:eastAsiaTheme="minorEastAsia" w:hint="eastAsia"/>
-          <w:lang w:eastAsia="ko-KR"/>
-        </w:rPr>
-        <w:t>사용하여</w:t>
-      </w:r>
-      <w:r>
-        <w:rPr>
-          <w:rFonts w:eastAsiaTheme="minorEastAsia" w:hint="eastAsia"/>
-          <w:lang w:eastAsia="ko-KR"/>
-        </w:rPr>
-        <w:t xml:space="preserve"> </w:t>
-      </w:r>
-      <w:proofErr w:type="spellStart"/>
-      <w:r>
-        <w:rPr>
-          <w:rFonts w:eastAsiaTheme="minorEastAsia"/>
-          <w:lang w:eastAsia="ko-KR"/>
-        </w:rPr>
-        <w:t>IA_Confirm</w:t>
-      </w:r>
-      <w:proofErr w:type="spellEnd"/>
-      <w:r>
-        <w:rPr>
-          <w:rFonts w:eastAsiaTheme="minorEastAsia" w:hint="eastAsia"/>
-          <w:lang w:eastAsia="ko-KR"/>
-        </w:rPr>
-        <w:t>은</w:t>
-      </w:r>
-      <w:r>
-        <w:rPr>
-          <w:rFonts w:eastAsiaTheme="minorEastAsia" w:hint="eastAsia"/>
-          <w:lang w:eastAsia="ko-KR"/>
-        </w:rPr>
-        <w:t xml:space="preserve"> </w:t>
-      </w:r>
-      <w:r>
-        <w:rPr>
-          <w:rFonts w:eastAsiaTheme="minorEastAsia" w:hint="eastAsia"/>
-          <w:lang w:eastAsia="ko-KR"/>
-        </w:rPr>
-        <w:t>왼쪽</w:t>
-      </w:r>
-      <w:r>
-        <w:rPr>
-          <w:rFonts w:eastAsiaTheme="minorEastAsia" w:hint="eastAsia"/>
-          <w:lang w:eastAsia="ko-KR"/>
-        </w:rPr>
-        <w:t xml:space="preserve"> </w:t>
-      </w:r>
-      <w:r>
-        <w:rPr>
-          <w:rFonts w:eastAsiaTheme="minorEastAsia" w:hint="eastAsia"/>
-          <w:lang w:eastAsia="ko-KR"/>
-        </w:rPr>
-        <w:t>마우스</w:t>
-      </w:r>
-      <w:r>
-        <w:rPr>
-          <w:rFonts w:eastAsiaTheme="minorEastAsia" w:hint="eastAsia"/>
-          <w:lang w:eastAsia="ko-KR"/>
-        </w:rPr>
-        <w:t xml:space="preserve"> </w:t>
-      </w:r>
-      <w:r>
-        <w:rPr>
-          <w:rFonts w:eastAsiaTheme="minorEastAsia" w:hint="eastAsia"/>
-          <w:lang w:eastAsia="ko-KR"/>
-        </w:rPr>
-        <w:t>클릭</w:t>
-      </w:r>
-      <w:r>
-        <w:rPr>
-          <w:rFonts w:eastAsiaTheme="minorEastAsia" w:hint="eastAsia"/>
-          <w:lang w:eastAsia="ko-KR"/>
-        </w:rPr>
-        <w:t>,</w:t>
-      </w:r>
-      <w:r>
-        <w:rPr>
-          <w:rFonts w:eastAsiaTheme="minorEastAsia"/>
-          <w:lang w:eastAsia="ko-KR"/>
-        </w:rPr>
-        <w:t xml:space="preserve"> </w:t>
-      </w:r>
-      <w:proofErr w:type="spellStart"/>
-      <w:r>
-        <w:rPr>
-          <w:rFonts w:eastAsiaTheme="minorEastAsia"/>
-          <w:lang w:eastAsia="ko-KR"/>
-        </w:rPr>
-        <w:t>IA_Cancle</w:t>
-      </w:r>
-      <w:proofErr w:type="spellEnd"/>
-      <w:r>
-        <w:rPr>
-          <w:rFonts w:eastAsiaTheme="minorEastAsia" w:hint="eastAsia"/>
-          <w:lang w:eastAsia="ko-KR"/>
-        </w:rPr>
-        <w:t>은</w:t>
-      </w:r>
-      <w:r>
-        <w:rPr>
-          <w:rFonts w:eastAsiaTheme="minorEastAsia" w:hint="eastAsia"/>
-          <w:lang w:eastAsia="ko-KR"/>
-        </w:rPr>
-        <w:t xml:space="preserve"> </w:t>
-      </w:r>
-      <w:r>
-        <w:rPr>
-          <w:rFonts w:eastAsiaTheme="minorEastAsia" w:hint="eastAsia"/>
-          <w:lang w:eastAsia="ko-KR"/>
-        </w:rPr>
-        <w:t>오른쪽</w:t>
-      </w:r>
-      <w:r>
-        <w:rPr>
-          <w:rFonts w:eastAsiaTheme="minorEastAsia" w:hint="eastAsia"/>
-          <w:lang w:eastAsia="ko-KR"/>
-        </w:rPr>
-        <w:t xml:space="preserve"> </w:t>
-      </w:r>
-      <w:r>
-        <w:rPr>
-          <w:rFonts w:eastAsiaTheme="minorEastAsia" w:hint="eastAsia"/>
-          <w:lang w:eastAsia="ko-KR"/>
-        </w:rPr>
-        <w:t>마우스</w:t>
-      </w:r>
-      <w:r>
-        <w:rPr>
-          <w:rFonts w:eastAsiaTheme="minorEastAsia" w:hint="eastAsia"/>
-          <w:lang w:eastAsia="ko-KR"/>
-        </w:rPr>
-        <w:t xml:space="preserve"> </w:t>
-      </w:r>
-      <w:r>
-        <w:rPr>
-          <w:rFonts w:eastAsiaTheme="minorEastAsia" w:hint="eastAsia"/>
-          <w:lang w:eastAsia="ko-KR"/>
-        </w:rPr>
-        <w:t>클릭</w:t>
-      </w:r>
-      <w:r>
-        <w:rPr>
-          <w:rFonts w:eastAsiaTheme="minorEastAsia" w:hint="eastAsia"/>
-          <w:lang w:eastAsia="ko-KR"/>
-        </w:rPr>
-        <w:t xml:space="preserve"> </w:t>
-      </w:r>
-      <w:r>
-        <w:rPr>
-          <w:rFonts w:eastAsiaTheme="minorEastAsia" w:hint="eastAsia"/>
-          <w:lang w:eastAsia="ko-KR"/>
-        </w:rPr>
-        <w:t>시</w:t>
-      </w:r>
-      <w:r>
-        <w:rPr>
-          <w:rFonts w:eastAsiaTheme="minorEastAsia" w:hint="eastAsia"/>
-          <w:lang w:eastAsia="ko-KR"/>
-        </w:rPr>
-        <w:t xml:space="preserve"> </w:t>
-      </w:r>
-      <w:r>
-        <w:rPr>
-          <w:rFonts w:eastAsiaTheme="minorEastAsia" w:hint="eastAsia"/>
-          <w:lang w:eastAsia="ko-KR"/>
-        </w:rPr>
-        <w:t>발동하도록</w:t>
-      </w:r>
-      <w:r>
-        <w:rPr>
-          <w:rFonts w:eastAsiaTheme="minorEastAsia" w:hint="eastAsia"/>
-          <w:lang w:eastAsia="ko-KR"/>
-        </w:rPr>
-        <w:t xml:space="preserve"> </w:t>
-      </w:r>
-      <w:r>
-        <w:rPr>
-          <w:rFonts w:eastAsiaTheme="minorEastAsia" w:hint="eastAsia"/>
-          <w:lang w:eastAsia="ko-KR"/>
-        </w:rPr>
-        <w:t>설정합니다</w:t>
-      </w:r>
-      <w:r>
-        <w:rPr>
-          <w:rFonts w:eastAsiaTheme="minorEastAsia" w:hint="eastAsia"/>
-          <w:lang w:eastAsia="ko-KR"/>
-        </w:rPr>
-        <w:t>.</w:t>
-      </w:r>
-      <w:r>
-        <w:rPr>
-          <w:rFonts w:eastAsiaTheme="minorEastAsia"/>
-          <w:lang w:eastAsia="ko-KR"/>
-        </w:rPr>
-        <w:t xml:space="preserve"> </w:t>
-      </w:r>
-      <w:proofErr w:type="spellStart"/>
-      <w:r>
-        <w:rPr>
-          <w:rFonts w:eastAsiaTheme="minorEastAsia"/>
-          <w:lang w:eastAsia="ko-KR"/>
-        </w:rPr>
-        <w:t>AbilitySystemComponent</w:t>
-      </w:r>
-      <w:proofErr w:type="spellEnd"/>
-      <w:r>
-        <w:rPr>
-          <w:rFonts w:eastAsiaTheme="minorEastAsia" w:hint="eastAsia"/>
-          <w:lang w:eastAsia="ko-KR"/>
-        </w:rPr>
-        <w:t>에도</w:t>
-      </w:r>
-      <w:r>
-        <w:rPr>
-          <w:rFonts w:eastAsiaTheme="minorEastAsia" w:hint="eastAsia"/>
-          <w:lang w:eastAsia="ko-KR"/>
-        </w:rPr>
-        <w:t xml:space="preserve"> </w:t>
-      </w:r>
-      <w:r>
-        <w:rPr>
-          <w:rFonts w:eastAsiaTheme="minorEastAsia" w:hint="eastAsia"/>
-          <w:lang w:eastAsia="ko-KR"/>
-        </w:rPr>
-        <w:t>전달할</w:t>
-      </w:r>
-      <w:r>
-        <w:rPr>
-          <w:rFonts w:eastAsiaTheme="minorEastAsia" w:hint="eastAsia"/>
-          <w:lang w:eastAsia="ko-KR"/>
-        </w:rPr>
-        <w:t xml:space="preserve"> </w:t>
-      </w:r>
-      <w:r>
-        <w:rPr>
-          <w:rFonts w:eastAsiaTheme="minorEastAsia" w:hint="eastAsia"/>
-          <w:lang w:eastAsia="ko-KR"/>
-        </w:rPr>
-        <w:t>수</w:t>
-      </w:r>
-      <w:r>
-        <w:rPr>
-          <w:rFonts w:eastAsiaTheme="minorEastAsia" w:hint="eastAsia"/>
-          <w:lang w:eastAsia="ko-KR"/>
-        </w:rPr>
-        <w:t xml:space="preserve"> </w:t>
-      </w:r>
-      <w:r>
-        <w:rPr>
-          <w:rFonts w:eastAsiaTheme="minorEastAsia" w:hint="eastAsia"/>
-          <w:lang w:eastAsia="ko-KR"/>
-        </w:rPr>
-        <w:t>있도록</w:t>
-      </w:r>
-      <w:r>
-        <w:rPr>
-          <w:rFonts w:eastAsiaTheme="minorEastAsia" w:hint="eastAsia"/>
-          <w:lang w:eastAsia="ko-KR"/>
-        </w:rPr>
-        <w:t>,</w:t>
-      </w:r>
-      <w:r>
-        <w:rPr>
-          <w:rFonts w:eastAsiaTheme="minorEastAsia"/>
-          <w:lang w:eastAsia="ko-KR"/>
-        </w:rPr>
-        <w:t xml:space="preserve"> </w:t>
-      </w:r>
-      <w:r>
-        <w:rPr>
-          <w:rFonts w:eastAsiaTheme="minorEastAsia" w:hint="eastAsia"/>
-          <w:lang w:eastAsia="ko-KR"/>
-        </w:rPr>
-        <w:t>프로젝트의</w:t>
-      </w:r>
-      <w:r>
-        <w:rPr>
-          <w:rFonts w:eastAsiaTheme="minorEastAsia" w:hint="eastAsia"/>
-          <w:lang w:eastAsia="ko-KR"/>
-        </w:rPr>
-        <w:t xml:space="preserve"> </w:t>
-      </w:r>
-      <w:proofErr w:type="spellStart"/>
-      <w:r>
-        <w:rPr>
-          <w:rFonts w:eastAsiaTheme="minorEastAsia"/>
-          <w:lang w:eastAsia="ko-KR"/>
-        </w:rPr>
-        <w:t>AbiliySystemComponet</w:t>
-      </w:r>
-      <w:proofErr w:type="spellEnd"/>
-      <w:r>
-        <w:rPr>
-          <w:rFonts w:eastAsiaTheme="minorEastAsia" w:hint="eastAsia"/>
-          <w:lang w:eastAsia="ko-KR"/>
-        </w:rPr>
-        <w:t>생성자에</w:t>
-      </w:r>
-      <w:r>
-        <w:rPr>
-          <w:rFonts w:eastAsiaTheme="minorEastAsia"/>
-          <w:lang w:eastAsia="ko-KR"/>
-        </w:rPr>
-        <w:t xml:space="preserve"> ASC</w:t>
-      </w:r>
-      <w:r>
-        <w:rPr>
-          <w:rFonts w:eastAsiaTheme="minorEastAsia" w:hint="eastAsia"/>
-          <w:lang w:eastAsia="ko-KR"/>
-        </w:rPr>
-        <w:t>의</w:t>
-      </w:r>
-      <w:r>
-        <w:rPr>
-          <w:rFonts w:eastAsiaTheme="minorEastAsia" w:hint="eastAsia"/>
-          <w:lang w:eastAsia="ko-KR"/>
-        </w:rPr>
-        <w:t xml:space="preserve"> </w:t>
-      </w:r>
-      <w:r>
-        <w:rPr>
-          <w:rFonts w:eastAsiaTheme="minorEastAsia" w:hint="eastAsia"/>
-          <w:lang w:eastAsia="ko-KR"/>
-        </w:rPr>
-        <w:t>확인</w:t>
-      </w:r>
-      <w:r>
-        <w:rPr>
-          <w:rFonts w:eastAsiaTheme="minorEastAsia" w:hint="eastAsia"/>
-          <w:lang w:eastAsia="ko-KR"/>
-        </w:rPr>
-        <w:t>,</w:t>
-      </w:r>
-      <w:r>
-        <w:rPr>
-          <w:rFonts w:eastAsiaTheme="minorEastAsia"/>
-          <w:lang w:eastAsia="ko-KR"/>
-        </w:rPr>
-        <w:t xml:space="preserve"> </w:t>
-      </w:r>
-      <w:r>
-        <w:rPr>
-          <w:rFonts w:eastAsiaTheme="minorEastAsia" w:hint="eastAsia"/>
-          <w:lang w:eastAsia="ko-KR"/>
-        </w:rPr>
-        <w:t>취소</w:t>
-      </w:r>
-      <w:r>
-        <w:rPr>
-          <w:rFonts w:eastAsiaTheme="minorEastAsia" w:hint="eastAsia"/>
-          <w:lang w:eastAsia="ko-KR"/>
-        </w:rPr>
-        <w:t xml:space="preserve"> </w:t>
-      </w:r>
-      <w:r>
-        <w:rPr>
-          <w:rFonts w:eastAsiaTheme="minorEastAsia" w:hint="eastAsia"/>
-          <w:lang w:eastAsia="ko-KR"/>
-        </w:rPr>
-        <w:t>변수에</w:t>
-      </w:r>
-      <w:r>
-        <w:rPr>
-          <w:rFonts w:eastAsiaTheme="minorEastAsia" w:hint="eastAsia"/>
-          <w:lang w:eastAsia="ko-KR"/>
-        </w:rPr>
-        <w:t xml:space="preserve"> </w:t>
-      </w:r>
-      <w:r>
-        <w:rPr>
-          <w:rFonts w:eastAsiaTheme="minorEastAsia" w:hint="eastAsia"/>
-          <w:lang w:eastAsia="ko-KR"/>
-        </w:rPr>
-        <w:t>맞는</w:t>
-      </w:r>
-      <w:r>
-        <w:rPr>
-          <w:rFonts w:eastAsiaTheme="minorEastAsia" w:hint="eastAsia"/>
-          <w:lang w:eastAsia="ko-KR"/>
-        </w:rPr>
-        <w:t xml:space="preserve"> </w:t>
-      </w:r>
-      <w:r>
-        <w:rPr>
-          <w:rFonts w:eastAsiaTheme="minorEastAsia" w:hint="eastAsia"/>
-          <w:lang w:eastAsia="ko-KR"/>
-        </w:rPr>
-        <w:t>값을</w:t>
-      </w:r>
-      <w:r>
-        <w:rPr>
-          <w:rFonts w:eastAsiaTheme="minorEastAsia" w:hint="eastAsia"/>
-          <w:lang w:eastAsia="ko-KR"/>
-        </w:rPr>
-        <w:t xml:space="preserve"> </w:t>
-      </w:r>
-      <w:r>
-        <w:rPr>
-          <w:rFonts w:eastAsiaTheme="minorEastAsia" w:hint="eastAsia"/>
-          <w:lang w:eastAsia="ko-KR"/>
-        </w:rPr>
-        <w:t>입력합니다</w:t>
-      </w:r>
-      <w:r>
-        <w:rPr>
-          <w:rFonts w:eastAsiaTheme="minorEastAsia" w:hint="eastAsia"/>
-          <w:lang w:eastAsia="ko-KR"/>
-        </w:rPr>
-        <w:t>.</w:t>
-      </w:r>
-      <w:r>
-        <w:rPr>
-          <w:rFonts w:eastAsiaTheme="minorEastAsia"/>
-          <w:lang w:eastAsia="ko-KR"/>
-        </w:rPr>
-        <w:t xml:space="preserve"> </w:t>
-      </w:r>
-      <w:r>
-        <w:rPr>
-          <w:rFonts w:eastAsiaTheme="minorEastAsia" w:hint="eastAsia"/>
-          <w:lang w:eastAsia="ko-KR"/>
-        </w:rPr>
-        <w:t>여기서</w:t>
-      </w:r>
-      <w:r>
-        <w:rPr>
-          <w:rFonts w:eastAsiaTheme="minorEastAsia" w:hint="eastAsia"/>
-          <w:lang w:eastAsia="ko-KR"/>
-        </w:rPr>
-        <w:t xml:space="preserve"> </w:t>
-      </w:r>
-      <w:proofErr w:type="spellStart"/>
-      <w:r>
-        <w:rPr>
-          <w:rFonts w:eastAsiaTheme="minorEastAsia"/>
-          <w:lang w:eastAsia="ko-KR"/>
-        </w:rPr>
-        <w:t>EMAAbilityInputI</w:t>
-      </w:r>
-      <w:r>
-        <w:rPr>
-          <w:rFonts w:eastAsiaTheme="minorEastAsia" w:hint="eastAsia"/>
-          <w:lang w:eastAsia="ko-KR"/>
-        </w:rPr>
-        <w:t>D</w:t>
-      </w:r>
-      <w:proofErr w:type="spellEnd"/>
-      <w:r>
-        <w:rPr>
-          <w:rFonts w:eastAsiaTheme="minorEastAsia" w:hint="eastAsia"/>
-          <w:lang w:eastAsia="ko-KR"/>
-        </w:rPr>
-        <w:t>는</w:t>
-      </w:r>
-      <w:r>
-        <w:rPr>
-          <w:rFonts w:eastAsiaTheme="minorEastAsia" w:hint="eastAsia"/>
-          <w:lang w:eastAsia="ko-KR"/>
-        </w:rPr>
-        <w:t xml:space="preserve"> </w:t>
-      </w:r>
-      <w:r>
-        <w:rPr>
-          <w:rFonts w:eastAsiaTheme="minorEastAsia" w:hint="eastAsia"/>
-          <w:lang w:eastAsia="ko-KR"/>
-        </w:rPr>
-        <w:t>입력의</w:t>
-      </w:r>
-      <w:r>
-        <w:rPr>
-          <w:rFonts w:eastAsiaTheme="minorEastAsia" w:hint="eastAsia"/>
-          <w:lang w:eastAsia="ko-KR"/>
-        </w:rPr>
-        <w:t xml:space="preserve"> </w:t>
-      </w:r>
-      <w:r>
-        <w:rPr>
-          <w:rFonts w:eastAsiaTheme="minorEastAsia" w:hint="eastAsia"/>
-          <w:lang w:eastAsia="ko-KR"/>
-        </w:rPr>
-        <w:t>종류를</w:t>
-      </w:r>
-      <w:r>
-        <w:rPr>
-          <w:rFonts w:eastAsiaTheme="minorEastAsia" w:hint="eastAsia"/>
-          <w:lang w:eastAsia="ko-KR"/>
-        </w:rPr>
-        <w:t xml:space="preserve"> </w:t>
-      </w:r>
-      <w:r>
-        <w:rPr>
-          <w:rFonts w:eastAsiaTheme="minorEastAsia" w:hint="eastAsia"/>
-          <w:lang w:eastAsia="ko-KR"/>
-        </w:rPr>
-        <w:t>구별하는</w:t>
-      </w:r>
-      <w:r>
-        <w:rPr>
-          <w:rFonts w:eastAsiaTheme="minorEastAsia" w:hint="eastAsia"/>
-          <w:lang w:eastAsia="ko-KR"/>
-        </w:rPr>
-        <w:t xml:space="preserve"> </w:t>
-      </w:r>
-      <w:proofErr w:type="spellStart"/>
-      <w:r>
-        <w:rPr>
-          <w:rFonts w:eastAsiaTheme="minorEastAsia"/>
-          <w:lang w:eastAsia="ko-KR"/>
-        </w:rPr>
-        <w:t>ENum</w:t>
-      </w:r>
-      <w:proofErr w:type="spellEnd"/>
-      <w:r>
-        <w:rPr>
-          <w:rFonts w:eastAsiaTheme="minorEastAsia" w:hint="eastAsia"/>
-          <w:lang w:eastAsia="ko-KR"/>
-        </w:rPr>
-        <w:t xml:space="preserve"> </w:t>
-      </w:r>
-      <w:r>
-        <w:rPr>
-          <w:rFonts w:eastAsiaTheme="minorEastAsia" w:hint="eastAsia"/>
-          <w:lang w:eastAsia="ko-KR"/>
-        </w:rPr>
-        <w:t>입니다</w:t>
-      </w:r>
-      <w:r>
-        <w:rPr>
-          <w:rFonts w:eastAsiaTheme="minorEastAsia" w:hint="eastAsia"/>
-          <w:lang w:eastAsia="ko-KR"/>
-        </w:rPr>
-        <w:t>.</w:t>
-      </w:r>
-      <w:r>
-        <w:rPr>
-          <w:noProof/>
-          <w:lang w:eastAsia="ko-KR"/>
-        </w:rPr>
-        <w:t xml:space="preserve"> </w:t>
-      </w:r>
-      <w:r>
-        <w:rPr>
-          <w:rFonts w:eastAsiaTheme="minorEastAsia"/>
-          <w:lang w:eastAsia="ko-KR"/>
-        </w:rPr>
         <w:drawing>
-          <wp:inline distT="0" distB="0" distL="0" distR="0" wp14:anchorId="4B38991C" wp14:editId="2FD37E06">
-            <wp:extent cx="3194463" cy="830795"/>
-            <wp:effectExtent l="0" t="0" r="6350" b="7620"/>
-            <wp:docPr id="8" name="그림 8"/>
+          <wp:inline distT="0" distB="0" distL="0" distR="0" wp14:anchorId="5240E134" wp14:editId="5A7DE264">
+            <wp:extent cx="6794500" cy="518795"/>
+            <wp:effectExtent l="0" t="0" r="6350" b="0"/>
+            <wp:docPr id="4" name="그림 4"/>
             <wp:cNvGraphicFramePr>
               <a:graphicFrameLocks xmlns:a="http://schemas.openxmlformats.org/drawingml/2006/main" noChangeAspect="1"/>
             </wp:cNvGraphicFramePr>
@@ -2947,7 +2078,7 @@
                   <pic:spPr>
                     <a:xfrm>
                       <a:off x="0" y="0"/>
-                      <a:ext cx="3322464" cy="864085"/>
+                      <a:ext cx="6794500" cy="518795"/>
                     </a:xfrm>
                     <a:prstGeom prst="rect">
                       <a:avLst/>
@@ -2968,255 +2099,735 @@
         <w:spacing w:line="250" w:lineRule="auto"/>
         <w:ind w:left="0"/>
         <w:rPr>
-          <w:rFonts w:asciiTheme="minorHAnsi" w:eastAsiaTheme="minorHAnsi" w:hAnsiTheme="minorHAnsi" w:cs="바탕체"/>
           <w:noProof/>
           <w:lang w:eastAsia="ko-KR"/>
         </w:rPr>
       </w:pPr>
       <w:r>
         <w:rPr>
-          <w:rFonts w:asciiTheme="minorHAnsi" w:eastAsiaTheme="minorHAnsi" w:hAnsiTheme="minorHAnsi" w:cs="바탕체" w:hint="eastAsia"/>
+          <w:rFonts w:eastAsiaTheme="minorEastAsia" w:hint="eastAsia"/>
+          <w:lang w:eastAsia="ko-KR"/>
+        </w:rPr>
+        <w:t>태스크</w:t>
+      </w:r>
+      <w:r>
+        <w:rPr>
+          <w:rFonts w:eastAsiaTheme="minorEastAsia" w:hint="eastAsia"/>
+          <w:lang w:eastAsia="ko-KR"/>
+        </w:rPr>
+        <w:t xml:space="preserve"> </w:t>
+      </w:r>
+      <w:r>
+        <w:rPr>
+          <w:rFonts w:eastAsiaTheme="minorEastAsia" w:hint="eastAsia"/>
+          <w:lang w:eastAsia="ko-KR"/>
+        </w:rPr>
+        <w:t>클래스의</w:t>
+      </w:r>
+      <w:r>
+        <w:rPr>
+          <w:rFonts w:eastAsiaTheme="minorEastAsia" w:hint="eastAsia"/>
+          <w:lang w:eastAsia="ko-KR"/>
+        </w:rPr>
+        <w:t xml:space="preserve"> </w:t>
+      </w:r>
+      <w:r>
+        <w:rPr>
+          <w:rFonts w:eastAsiaTheme="minorEastAsia"/>
+          <w:lang w:eastAsia="ko-KR"/>
+        </w:rPr>
+        <w:t xml:space="preserve">WaitTargetData </w:t>
+      </w:r>
+      <w:r>
+        <w:rPr>
+          <w:rFonts w:eastAsiaTheme="minorEastAsia" w:hint="eastAsia"/>
+          <w:lang w:eastAsia="ko-KR"/>
+        </w:rPr>
+        <w:t>메소드를</w:t>
+      </w:r>
+      <w:r>
+        <w:rPr>
+          <w:rFonts w:eastAsiaTheme="minorEastAsia" w:hint="eastAsia"/>
+          <w:lang w:eastAsia="ko-KR"/>
+        </w:rPr>
+        <w:t xml:space="preserve"> </w:t>
+      </w:r>
+      <w:r>
+        <w:rPr>
+          <w:rFonts w:eastAsiaTheme="minorEastAsia" w:hint="eastAsia"/>
+          <w:lang w:eastAsia="ko-KR"/>
+        </w:rPr>
+        <w:t>사용하여</w:t>
+      </w:r>
+      <w:r>
+        <w:rPr>
+          <w:rFonts w:eastAsiaTheme="minorEastAsia" w:hint="eastAsia"/>
+          <w:lang w:eastAsia="ko-KR"/>
+        </w:rPr>
+        <w:t xml:space="preserve"> </w:t>
+      </w:r>
+      <w:r>
+        <w:rPr>
+          <w:rFonts w:eastAsiaTheme="minorEastAsia"/>
+          <w:lang w:eastAsia="ko-KR"/>
+        </w:rPr>
+        <w:t>TargetActorClass</w:t>
+      </w:r>
+      <w:r>
+        <w:rPr>
+          <w:rFonts w:eastAsiaTheme="minorEastAsia" w:hint="eastAsia"/>
+          <w:lang w:eastAsia="ko-KR"/>
+        </w:rPr>
+        <w:t>를</w:t>
+      </w:r>
+      <w:r>
+        <w:rPr>
+          <w:rFonts w:eastAsiaTheme="minorEastAsia" w:hint="eastAsia"/>
+          <w:lang w:eastAsia="ko-KR"/>
+        </w:rPr>
+        <w:t xml:space="preserve"> </w:t>
+      </w:r>
+      <w:r>
+        <w:rPr>
+          <w:rFonts w:eastAsiaTheme="minorEastAsia" w:hint="eastAsia"/>
+          <w:lang w:eastAsia="ko-KR"/>
+        </w:rPr>
+        <w:t>스폰하며</w:t>
+      </w:r>
+      <w:r>
+        <w:rPr>
+          <w:rFonts w:eastAsiaTheme="minorEastAsia" w:hint="eastAsia"/>
+          <w:lang w:eastAsia="ko-KR"/>
+        </w:rPr>
+        <w:t xml:space="preserve"> </w:t>
+      </w:r>
+      <w:r>
+        <w:rPr>
+          <w:rFonts w:eastAsiaTheme="minorEastAsia" w:hint="eastAsia"/>
+          <w:lang w:eastAsia="ko-KR"/>
+        </w:rPr>
+        <w:t>사용자의</w:t>
+      </w:r>
+      <w:r>
+        <w:rPr>
+          <w:rFonts w:eastAsiaTheme="minorEastAsia" w:hint="eastAsia"/>
+          <w:lang w:eastAsia="ko-KR"/>
+        </w:rPr>
+        <w:t xml:space="preserve"> </w:t>
+      </w:r>
+      <w:r>
+        <w:rPr>
+          <w:rFonts w:eastAsiaTheme="minorEastAsia" w:hint="eastAsia"/>
+          <w:lang w:eastAsia="ko-KR"/>
+        </w:rPr>
+        <w:t>확인</w:t>
+      </w:r>
+      <w:r>
+        <w:rPr>
+          <w:rFonts w:eastAsiaTheme="minorEastAsia" w:hint="eastAsia"/>
+          <w:lang w:eastAsia="ko-KR"/>
+        </w:rPr>
+        <w:t>(</w:t>
+      </w:r>
+      <w:r>
+        <w:rPr>
+          <w:rFonts w:eastAsiaTheme="minorEastAsia"/>
+          <w:lang w:eastAsia="ko-KR"/>
+        </w:rPr>
+        <w:t>UserConfirmed)</w:t>
+      </w:r>
+      <w:r>
+        <w:rPr>
+          <w:rFonts w:eastAsiaTheme="minorEastAsia"/>
+          <w:lang w:eastAsia="ko-KR"/>
+        </w:rPr>
+        <w:t>를</w:t>
+      </w:r>
+      <w:r>
+        <w:rPr>
+          <w:rFonts w:eastAsiaTheme="minorEastAsia"/>
+          <w:lang w:eastAsia="ko-KR"/>
+        </w:rPr>
+        <w:t xml:space="preserve"> </w:t>
+      </w:r>
+      <w:r>
+        <w:rPr>
+          <w:rFonts w:eastAsiaTheme="minorEastAsia" w:hint="eastAsia"/>
+          <w:lang w:eastAsia="ko-KR"/>
+        </w:rPr>
+        <w:t>기다립니다</w:t>
+      </w:r>
+      <w:r>
+        <w:rPr>
+          <w:rFonts w:eastAsiaTheme="minorEastAsia" w:hint="eastAsia"/>
+          <w:lang w:eastAsia="ko-KR"/>
+        </w:rPr>
+        <w:t>.</w:t>
+      </w:r>
+      <w:r>
+        <w:rPr>
+          <w:rFonts w:eastAsiaTheme="minorEastAsia"/>
+          <w:lang w:eastAsia="ko-KR"/>
+        </w:rPr>
+        <w:t xml:space="preserve"> </w:t>
+      </w:r>
+      <w:r>
+        <w:rPr>
+          <w:rFonts w:eastAsiaTheme="minorEastAsia" w:hint="eastAsia"/>
+          <w:lang w:eastAsia="ko-KR"/>
+        </w:rPr>
+        <w:t>입력</w:t>
+      </w:r>
+      <w:r>
+        <w:rPr>
+          <w:rFonts w:eastAsiaTheme="minorEastAsia" w:hint="eastAsia"/>
+          <w:lang w:eastAsia="ko-KR"/>
+        </w:rPr>
+        <w:t xml:space="preserve"> </w:t>
+      </w:r>
+      <w:r>
+        <w:rPr>
+          <w:rFonts w:eastAsiaTheme="minorEastAsia" w:hint="eastAsia"/>
+          <w:lang w:eastAsia="ko-KR"/>
+        </w:rPr>
+        <w:t>액션을</w:t>
+      </w:r>
+      <w:r>
+        <w:rPr>
+          <w:rFonts w:eastAsiaTheme="minorEastAsia" w:hint="eastAsia"/>
+          <w:lang w:eastAsia="ko-KR"/>
+        </w:rPr>
+        <w:t xml:space="preserve"> </w:t>
+      </w:r>
+      <w:r>
+        <w:rPr>
+          <w:rFonts w:eastAsiaTheme="minorEastAsia" w:hint="eastAsia"/>
+          <w:lang w:eastAsia="ko-KR"/>
+        </w:rPr>
+        <w:t>사용하여</w:t>
+      </w:r>
+      <w:r>
+        <w:rPr>
+          <w:rFonts w:eastAsiaTheme="minorEastAsia" w:hint="eastAsia"/>
+          <w:lang w:eastAsia="ko-KR"/>
+        </w:rPr>
+        <w:t xml:space="preserve"> </w:t>
+      </w:r>
+      <w:r>
+        <w:rPr>
+          <w:rFonts w:eastAsiaTheme="minorEastAsia"/>
+          <w:lang w:eastAsia="ko-KR"/>
+        </w:rPr>
+        <w:t>IA_Confirm</w:t>
+      </w:r>
+      <w:r>
+        <w:rPr>
+          <w:rFonts w:eastAsiaTheme="minorEastAsia" w:hint="eastAsia"/>
+          <w:lang w:eastAsia="ko-KR"/>
+        </w:rPr>
+        <w:t>은</w:t>
+      </w:r>
+      <w:r>
+        <w:rPr>
+          <w:rFonts w:eastAsiaTheme="minorEastAsia" w:hint="eastAsia"/>
+          <w:lang w:eastAsia="ko-KR"/>
+        </w:rPr>
+        <w:t xml:space="preserve"> </w:t>
+      </w:r>
+      <w:r>
+        <w:rPr>
+          <w:rFonts w:eastAsiaTheme="minorEastAsia" w:hint="eastAsia"/>
+          <w:lang w:eastAsia="ko-KR"/>
+        </w:rPr>
+        <w:t>왼쪽</w:t>
+      </w:r>
+      <w:r>
+        <w:rPr>
+          <w:rFonts w:eastAsiaTheme="minorEastAsia" w:hint="eastAsia"/>
+          <w:lang w:eastAsia="ko-KR"/>
+        </w:rPr>
+        <w:t xml:space="preserve"> </w:t>
+      </w:r>
+      <w:r>
+        <w:rPr>
+          <w:rFonts w:eastAsiaTheme="minorEastAsia" w:hint="eastAsia"/>
+          <w:lang w:eastAsia="ko-KR"/>
+        </w:rPr>
+        <w:t>마우스</w:t>
+      </w:r>
+      <w:r>
+        <w:rPr>
+          <w:rFonts w:eastAsiaTheme="minorEastAsia" w:hint="eastAsia"/>
+          <w:lang w:eastAsia="ko-KR"/>
+        </w:rPr>
+        <w:t xml:space="preserve"> </w:t>
+      </w:r>
+      <w:r>
+        <w:rPr>
+          <w:rFonts w:eastAsiaTheme="minorEastAsia" w:hint="eastAsia"/>
+          <w:lang w:eastAsia="ko-KR"/>
+        </w:rPr>
+        <w:t>클릭</w:t>
+      </w:r>
+      <w:r>
+        <w:rPr>
+          <w:rFonts w:eastAsiaTheme="minorEastAsia" w:hint="eastAsia"/>
+          <w:lang w:eastAsia="ko-KR"/>
+        </w:rPr>
+        <w:t>,</w:t>
+      </w:r>
+      <w:r>
+        <w:rPr>
+          <w:rFonts w:eastAsiaTheme="minorEastAsia"/>
+          <w:lang w:eastAsia="ko-KR"/>
+        </w:rPr>
+        <w:t xml:space="preserve"> IA_Cancle</w:t>
+      </w:r>
+      <w:r>
+        <w:rPr>
+          <w:rFonts w:eastAsiaTheme="minorEastAsia" w:hint="eastAsia"/>
+          <w:lang w:eastAsia="ko-KR"/>
+        </w:rPr>
+        <w:t>은</w:t>
+      </w:r>
+      <w:r>
+        <w:rPr>
+          <w:rFonts w:eastAsiaTheme="minorEastAsia" w:hint="eastAsia"/>
+          <w:lang w:eastAsia="ko-KR"/>
+        </w:rPr>
+        <w:t xml:space="preserve"> </w:t>
+      </w:r>
+      <w:r>
+        <w:rPr>
+          <w:rFonts w:eastAsiaTheme="minorEastAsia" w:hint="eastAsia"/>
+          <w:lang w:eastAsia="ko-KR"/>
+        </w:rPr>
+        <w:t>오른쪽</w:t>
+      </w:r>
+      <w:r>
+        <w:rPr>
+          <w:rFonts w:eastAsiaTheme="minorEastAsia" w:hint="eastAsia"/>
+          <w:lang w:eastAsia="ko-KR"/>
+        </w:rPr>
+        <w:t xml:space="preserve"> </w:t>
+      </w:r>
+      <w:r>
+        <w:rPr>
+          <w:rFonts w:eastAsiaTheme="minorEastAsia" w:hint="eastAsia"/>
+          <w:lang w:eastAsia="ko-KR"/>
+        </w:rPr>
+        <w:t>마우스</w:t>
+      </w:r>
+      <w:r>
+        <w:rPr>
+          <w:rFonts w:eastAsiaTheme="minorEastAsia" w:hint="eastAsia"/>
+          <w:lang w:eastAsia="ko-KR"/>
+        </w:rPr>
+        <w:t xml:space="preserve"> </w:t>
+      </w:r>
+      <w:r>
+        <w:rPr>
+          <w:rFonts w:eastAsiaTheme="minorEastAsia" w:hint="eastAsia"/>
+          <w:lang w:eastAsia="ko-KR"/>
+        </w:rPr>
+        <w:t>클릭</w:t>
+      </w:r>
+      <w:r>
+        <w:rPr>
+          <w:rFonts w:eastAsiaTheme="minorEastAsia" w:hint="eastAsia"/>
+          <w:lang w:eastAsia="ko-KR"/>
+        </w:rPr>
+        <w:t xml:space="preserve"> </w:t>
+      </w:r>
+      <w:r>
+        <w:rPr>
+          <w:rFonts w:eastAsiaTheme="minorEastAsia" w:hint="eastAsia"/>
+          <w:lang w:eastAsia="ko-KR"/>
+        </w:rPr>
+        <w:t>시</w:t>
+      </w:r>
+      <w:r>
+        <w:rPr>
+          <w:rFonts w:eastAsiaTheme="minorEastAsia" w:hint="eastAsia"/>
+          <w:lang w:eastAsia="ko-KR"/>
+        </w:rPr>
+        <w:t xml:space="preserve"> </w:t>
+      </w:r>
+      <w:r>
+        <w:rPr>
+          <w:rFonts w:eastAsiaTheme="minorEastAsia" w:hint="eastAsia"/>
+          <w:lang w:eastAsia="ko-KR"/>
+        </w:rPr>
+        <w:t>발동하도록</w:t>
+      </w:r>
+      <w:r>
+        <w:rPr>
+          <w:rFonts w:eastAsiaTheme="minorEastAsia" w:hint="eastAsia"/>
+          <w:lang w:eastAsia="ko-KR"/>
+        </w:rPr>
+        <w:t xml:space="preserve"> </w:t>
+      </w:r>
+      <w:r>
+        <w:rPr>
+          <w:rFonts w:eastAsiaTheme="minorEastAsia" w:hint="eastAsia"/>
+          <w:lang w:eastAsia="ko-KR"/>
+        </w:rPr>
+        <w:t>설정합니다</w:t>
+      </w:r>
+      <w:r>
+        <w:rPr>
+          <w:rFonts w:eastAsiaTheme="minorEastAsia" w:hint="eastAsia"/>
+          <w:lang w:eastAsia="ko-KR"/>
+        </w:rPr>
+        <w:t>.</w:t>
+      </w:r>
+      <w:r>
+        <w:rPr>
+          <w:rFonts w:eastAsiaTheme="minorEastAsia"/>
+          <w:lang w:eastAsia="ko-KR"/>
+        </w:rPr>
+        <w:t xml:space="preserve"> AbilitySystemComponent</w:t>
+      </w:r>
+      <w:r>
+        <w:rPr>
+          <w:rFonts w:eastAsiaTheme="minorEastAsia" w:hint="eastAsia"/>
+          <w:lang w:eastAsia="ko-KR"/>
+        </w:rPr>
+        <w:t>에도</w:t>
+      </w:r>
+      <w:r>
+        <w:rPr>
+          <w:rFonts w:eastAsiaTheme="minorEastAsia" w:hint="eastAsia"/>
+          <w:lang w:eastAsia="ko-KR"/>
+        </w:rPr>
+        <w:t xml:space="preserve"> </w:t>
+      </w:r>
+      <w:r>
+        <w:rPr>
+          <w:rFonts w:eastAsiaTheme="minorEastAsia" w:hint="eastAsia"/>
+          <w:lang w:eastAsia="ko-KR"/>
+        </w:rPr>
+        <w:t>전달할</w:t>
+      </w:r>
+      <w:r>
+        <w:rPr>
+          <w:rFonts w:eastAsiaTheme="minorEastAsia" w:hint="eastAsia"/>
+          <w:lang w:eastAsia="ko-KR"/>
+        </w:rPr>
+        <w:t xml:space="preserve"> </w:t>
+      </w:r>
+      <w:r>
+        <w:rPr>
+          <w:rFonts w:eastAsiaTheme="minorEastAsia" w:hint="eastAsia"/>
+          <w:lang w:eastAsia="ko-KR"/>
+        </w:rPr>
+        <w:t>수</w:t>
+      </w:r>
+      <w:r>
+        <w:rPr>
+          <w:rFonts w:eastAsiaTheme="minorEastAsia" w:hint="eastAsia"/>
+          <w:lang w:eastAsia="ko-KR"/>
+        </w:rPr>
+        <w:t xml:space="preserve"> </w:t>
+      </w:r>
+      <w:r>
+        <w:rPr>
+          <w:rFonts w:eastAsiaTheme="minorEastAsia" w:hint="eastAsia"/>
+          <w:lang w:eastAsia="ko-KR"/>
+        </w:rPr>
+        <w:t>있도록</w:t>
+      </w:r>
+      <w:r>
+        <w:rPr>
+          <w:rFonts w:eastAsiaTheme="minorEastAsia" w:hint="eastAsia"/>
+          <w:lang w:eastAsia="ko-KR"/>
+        </w:rPr>
+        <w:t>,</w:t>
+      </w:r>
+      <w:r>
+        <w:rPr>
+          <w:rFonts w:eastAsiaTheme="minorEastAsia"/>
+          <w:lang w:eastAsia="ko-KR"/>
+        </w:rPr>
+        <w:t xml:space="preserve"> </w:t>
+      </w:r>
+      <w:r>
+        <w:rPr>
+          <w:rFonts w:eastAsiaTheme="minorEastAsia" w:hint="eastAsia"/>
+          <w:lang w:eastAsia="ko-KR"/>
+        </w:rPr>
+        <w:t>프로젝트의</w:t>
+      </w:r>
+      <w:r>
+        <w:rPr>
+          <w:rFonts w:eastAsiaTheme="minorEastAsia" w:hint="eastAsia"/>
+          <w:lang w:eastAsia="ko-KR"/>
+        </w:rPr>
+        <w:t xml:space="preserve"> </w:t>
+      </w:r>
+      <w:r>
+        <w:rPr>
+          <w:rFonts w:eastAsiaTheme="minorEastAsia"/>
+          <w:lang w:eastAsia="ko-KR"/>
+        </w:rPr>
+        <w:t>AbiliySystemComponet</w:t>
+      </w:r>
+      <w:r>
+        <w:rPr>
+          <w:rFonts w:eastAsiaTheme="minorEastAsia" w:hint="eastAsia"/>
+          <w:lang w:eastAsia="ko-KR"/>
+        </w:rPr>
+        <w:t>생성자에</w:t>
+      </w:r>
+      <w:r>
+        <w:rPr>
+          <w:rFonts w:eastAsiaTheme="minorEastAsia"/>
+          <w:lang w:eastAsia="ko-KR"/>
+        </w:rPr>
+        <w:t xml:space="preserve"> ASC</w:t>
+      </w:r>
+      <w:r>
+        <w:rPr>
+          <w:rFonts w:eastAsiaTheme="minorEastAsia" w:hint="eastAsia"/>
+          <w:lang w:eastAsia="ko-KR"/>
+        </w:rPr>
+        <w:t>의</w:t>
+      </w:r>
+      <w:r>
+        <w:rPr>
+          <w:rFonts w:eastAsiaTheme="minorEastAsia" w:hint="eastAsia"/>
+          <w:lang w:eastAsia="ko-KR"/>
+        </w:rPr>
+        <w:t xml:space="preserve"> </w:t>
+      </w:r>
+      <w:r>
+        <w:rPr>
+          <w:rFonts w:eastAsiaTheme="minorEastAsia" w:hint="eastAsia"/>
+          <w:lang w:eastAsia="ko-KR"/>
+        </w:rPr>
+        <w:t>확인</w:t>
+      </w:r>
+      <w:r>
+        <w:rPr>
+          <w:rFonts w:eastAsiaTheme="minorEastAsia" w:hint="eastAsia"/>
+          <w:lang w:eastAsia="ko-KR"/>
+        </w:rPr>
+        <w:t>,</w:t>
+      </w:r>
+      <w:r>
+        <w:rPr>
+          <w:rFonts w:eastAsiaTheme="minorEastAsia"/>
+          <w:lang w:eastAsia="ko-KR"/>
+        </w:rPr>
+        <w:t xml:space="preserve"> </w:t>
+      </w:r>
+      <w:r>
+        <w:rPr>
+          <w:rFonts w:eastAsiaTheme="minorEastAsia" w:hint="eastAsia"/>
+          <w:lang w:eastAsia="ko-KR"/>
+        </w:rPr>
+        <w:t>취소</w:t>
+      </w:r>
+      <w:r>
+        <w:rPr>
+          <w:rFonts w:eastAsiaTheme="minorEastAsia" w:hint="eastAsia"/>
+          <w:lang w:eastAsia="ko-KR"/>
+        </w:rPr>
+        <w:t xml:space="preserve"> </w:t>
+      </w:r>
+      <w:r>
+        <w:rPr>
+          <w:rFonts w:eastAsiaTheme="minorEastAsia" w:hint="eastAsia"/>
+          <w:lang w:eastAsia="ko-KR"/>
+        </w:rPr>
+        <w:t>변수에</w:t>
+      </w:r>
+      <w:r>
+        <w:rPr>
+          <w:rFonts w:eastAsiaTheme="minorEastAsia" w:hint="eastAsia"/>
+          <w:lang w:eastAsia="ko-KR"/>
+        </w:rPr>
+        <w:t xml:space="preserve"> </w:t>
+      </w:r>
+      <w:r>
+        <w:rPr>
+          <w:rFonts w:eastAsiaTheme="minorEastAsia" w:hint="eastAsia"/>
+          <w:lang w:eastAsia="ko-KR"/>
+        </w:rPr>
+        <w:t>맞는</w:t>
+      </w:r>
+      <w:r>
+        <w:rPr>
+          <w:rFonts w:eastAsiaTheme="minorEastAsia" w:hint="eastAsia"/>
+          <w:lang w:eastAsia="ko-KR"/>
+        </w:rPr>
+        <w:t xml:space="preserve"> </w:t>
+      </w:r>
+      <w:r>
+        <w:rPr>
+          <w:rFonts w:eastAsiaTheme="minorEastAsia" w:hint="eastAsia"/>
+          <w:lang w:eastAsia="ko-KR"/>
+        </w:rPr>
+        <w:t>값을</w:t>
+      </w:r>
+      <w:r>
+        <w:rPr>
+          <w:rFonts w:eastAsiaTheme="minorEastAsia" w:hint="eastAsia"/>
+          <w:lang w:eastAsia="ko-KR"/>
+        </w:rPr>
+        <w:t xml:space="preserve"> </w:t>
+      </w:r>
+      <w:r>
+        <w:rPr>
+          <w:rFonts w:eastAsiaTheme="minorEastAsia" w:hint="eastAsia"/>
+          <w:lang w:eastAsia="ko-KR"/>
+        </w:rPr>
+        <w:t>입력합니다</w:t>
+      </w:r>
+      <w:r>
+        <w:rPr>
+          <w:rFonts w:eastAsiaTheme="minorEastAsia" w:hint="eastAsia"/>
+          <w:lang w:eastAsia="ko-KR"/>
+        </w:rPr>
+        <w:t>.</w:t>
+      </w:r>
+      <w:r>
+        <w:rPr>
+          <w:rFonts w:eastAsiaTheme="minorEastAsia"/>
+          <w:lang w:eastAsia="ko-KR"/>
+        </w:rPr>
+        <w:t xml:space="preserve"> </w:t>
+      </w:r>
+      <w:r>
+        <w:rPr>
+          <w:rFonts w:eastAsiaTheme="minorEastAsia" w:hint="eastAsia"/>
+          <w:lang w:eastAsia="ko-KR"/>
+        </w:rPr>
+        <w:t>여기서</w:t>
+      </w:r>
+      <w:r>
+        <w:rPr>
+          <w:rFonts w:eastAsiaTheme="minorEastAsia" w:hint="eastAsia"/>
+          <w:lang w:eastAsia="ko-KR"/>
+        </w:rPr>
+        <w:t xml:space="preserve"> </w:t>
+      </w:r>
+      <w:r>
+        <w:rPr>
+          <w:rFonts w:eastAsiaTheme="minorEastAsia"/>
+          <w:lang w:eastAsia="ko-KR"/>
+        </w:rPr>
+        <w:t>EMAAbilityInputI</w:t>
+      </w:r>
+      <w:r>
+        <w:rPr>
+          <w:rFonts w:eastAsiaTheme="minorEastAsia" w:hint="eastAsia"/>
+          <w:lang w:eastAsia="ko-KR"/>
+        </w:rPr>
+        <w:t>D</w:t>
+      </w:r>
+      <w:r>
+        <w:rPr>
+          <w:rFonts w:eastAsiaTheme="minorEastAsia" w:hint="eastAsia"/>
+          <w:lang w:eastAsia="ko-KR"/>
+        </w:rPr>
+        <w:t>는</w:t>
+      </w:r>
+      <w:r>
+        <w:rPr>
+          <w:rFonts w:eastAsiaTheme="minorEastAsia" w:hint="eastAsia"/>
+          <w:lang w:eastAsia="ko-KR"/>
+        </w:rPr>
+        <w:t xml:space="preserve"> </w:t>
+      </w:r>
+      <w:r>
+        <w:rPr>
+          <w:rFonts w:eastAsiaTheme="minorEastAsia" w:hint="eastAsia"/>
+          <w:lang w:eastAsia="ko-KR"/>
+        </w:rPr>
+        <w:t>입력의</w:t>
+      </w:r>
+      <w:r>
+        <w:rPr>
+          <w:rFonts w:eastAsiaTheme="minorEastAsia" w:hint="eastAsia"/>
+          <w:lang w:eastAsia="ko-KR"/>
+        </w:rPr>
+        <w:t xml:space="preserve"> </w:t>
+      </w:r>
+      <w:r>
+        <w:rPr>
+          <w:rFonts w:eastAsiaTheme="minorEastAsia" w:hint="eastAsia"/>
+          <w:lang w:eastAsia="ko-KR"/>
+        </w:rPr>
+        <w:t>종류를</w:t>
+      </w:r>
+      <w:r>
+        <w:rPr>
+          <w:rFonts w:eastAsiaTheme="minorEastAsia" w:hint="eastAsia"/>
+          <w:lang w:eastAsia="ko-KR"/>
+        </w:rPr>
+        <w:t xml:space="preserve"> </w:t>
+      </w:r>
+      <w:r>
+        <w:rPr>
+          <w:rFonts w:eastAsiaTheme="minorEastAsia" w:hint="eastAsia"/>
+          <w:lang w:eastAsia="ko-KR"/>
+        </w:rPr>
+        <w:t>구별하는</w:t>
+      </w:r>
+      <w:r>
+        <w:rPr>
+          <w:rFonts w:eastAsiaTheme="minorEastAsia" w:hint="eastAsia"/>
+          <w:lang w:eastAsia="ko-KR"/>
+        </w:rPr>
+        <w:t xml:space="preserve"> </w:t>
+      </w:r>
+      <w:r>
+        <w:rPr>
+          <w:rFonts w:eastAsiaTheme="minorEastAsia"/>
+          <w:lang w:eastAsia="ko-KR"/>
+        </w:rPr>
+        <w:t>ENum</w:t>
+      </w:r>
+      <w:r>
+        <w:rPr>
+          <w:rFonts w:eastAsiaTheme="minorEastAsia" w:hint="eastAsia"/>
+          <w:lang w:eastAsia="ko-KR"/>
+        </w:rPr>
+        <w:t xml:space="preserve"> </w:t>
+      </w:r>
+      <w:r>
+        <w:rPr>
+          <w:rFonts w:eastAsiaTheme="minorEastAsia" w:hint="eastAsia"/>
+          <w:lang w:eastAsia="ko-KR"/>
+        </w:rPr>
+        <w:t>입니다</w:t>
+      </w:r>
+      <w:r>
+        <w:rPr>
+          <w:rFonts w:eastAsiaTheme="minorEastAsia" w:hint="eastAsia"/>
+          <w:lang w:eastAsia="ko-KR"/>
+        </w:rPr>
+        <w:t>.</w:t>
+      </w:r>
+      <w:r>
+        <w:rPr>
           <w:noProof/>
           <w:lang w:eastAsia="ko-KR"/>
         </w:rPr>
-        <w:t xml:space="preserve">이를 통해 왼쪽 마우스를 클릭하게 되면 </w:t>
-      </w:r>
-      <w:r>
-        <w:rPr>
-          <w:rFonts w:asciiTheme="minorHAnsi" w:eastAsiaTheme="minorHAnsi" w:hAnsiTheme="minorHAnsi" w:cs="바탕체"/>
+        <w:t xml:space="preserve"> </w:t>
+      </w:r>
+      <w:r>
+        <w:rPr>
+          <w:rFonts w:eastAsiaTheme="minorEastAsia"/>
           <w:noProof/>
           <w:lang w:eastAsia="ko-KR"/>
         </w:rPr>
-        <w:t>ValidData</w:t>
-      </w:r>
-      <w:r>
-        <w:rPr>
-          <w:rFonts w:asciiTheme="minorHAnsi" w:eastAsiaTheme="minorHAnsi" w:hAnsiTheme="minorHAnsi" w:cs="바탕체" w:hint="eastAsia"/>
-          <w:noProof/>
-          <w:lang w:eastAsia="ko-KR"/>
-        </w:rPr>
-        <w:t xml:space="preserve">를 통해 </w:t>
-      </w:r>
-      <w:r>
-        <w:rPr>
-          <w:rFonts w:asciiTheme="minorHAnsi" w:eastAsiaTheme="minorHAnsi" w:hAnsiTheme="minorHAnsi" w:cs="바탕체"/>
-          <w:noProof/>
-          <w:lang w:eastAsia="ko-KR"/>
-        </w:rPr>
-        <w:t xml:space="preserve">TargetConfirmed </w:t>
-      </w:r>
-      <w:r>
-        <w:rPr>
-          <w:rFonts w:asciiTheme="minorHAnsi" w:eastAsiaTheme="minorHAnsi" w:hAnsiTheme="minorHAnsi" w:cs="바탕체" w:hint="eastAsia"/>
-          <w:noProof/>
-          <w:lang w:eastAsia="ko-KR"/>
-        </w:rPr>
-        <w:t>함수가 실행.</w:t>
-      </w:r>
-      <w:r>
-        <w:rPr>
-          <w:rFonts w:asciiTheme="minorHAnsi" w:eastAsiaTheme="minorHAnsi" w:hAnsiTheme="minorHAnsi" w:cs="바탕체"/>
-          <w:noProof/>
-          <w:lang w:eastAsia="ko-KR"/>
-        </w:rPr>
-        <w:t xml:space="preserve"> </w:t>
-      </w:r>
-      <w:r>
-        <w:rPr>
-          <w:rFonts w:asciiTheme="minorHAnsi" w:eastAsiaTheme="minorHAnsi" w:hAnsiTheme="minorHAnsi" w:cs="바탕체" w:hint="eastAsia"/>
-          <w:noProof/>
-          <w:lang w:eastAsia="ko-KR"/>
-        </w:rPr>
-        <w:t xml:space="preserve">오른쪽 마우스를 클릭하게 되면 </w:t>
-      </w:r>
-      <w:r>
-        <w:rPr>
-          <w:rFonts w:asciiTheme="minorHAnsi" w:eastAsiaTheme="minorHAnsi" w:hAnsiTheme="minorHAnsi" w:cs="바탕체"/>
-          <w:noProof/>
-          <w:lang w:eastAsia="ko-KR"/>
-        </w:rPr>
-        <w:t>Cancelled</w:t>
-      </w:r>
-      <w:r>
-        <w:rPr>
-          <w:rFonts w:asciiTheme="minorHAnsi" w:eastAsiaTheme="minorHAnsi" w:hAnsiTheme="minorHAnsi" w:cs="바탕체" w:hint="eastAsia"/>
-          <w:noProof/>
-          <w:lang w:eastAsia="ko-KR"/>
-        </w:rPr>
-        <w:t xml:space="preserve">를 통해 </w:t>
-      </w:r>
-      <w:r>
-        <w:rPr>
-          <w:rFonts w:asciiTheme="minorHAnsi" w:eastAsiaTheme="minorHAnsi" w:hAnsiTheme="minorHAnsi" w:cs="바탕체"/>
-          <w:noProof/>
-          <w:lang w:eastAsia="ko-KR"/>
-        </w:rPr>
-        <w:t>TargetCancelled</w:t>
-      </w:r>
-      <w:r>
-        <w:rPr>
-          <w:rFonts w:asciiTheme="minorHAnsi" w:eastAsiaTheme="minorHAnsi" w:hAnsiTheme="minorHAnsi" w:cs="바탕체" w:hint="eastAsia"/>
-          <w:noProof/>
-          <w:lang w:eastAsia="ko-KR"/>
-        </w:rPr>
-        <w:t xml:space="preserve"> 함수가 실행됩니다.</w:t>
-      </w:r>
-    </w:p>
-    <w:p>
-      <w:pPr>
-        <w:pStyle w:val="10"/>
-        <w:adjustRightInd w:val="0"/>
-        <w:snapToGrid w:val="0"/>
-        <w:spacing w:line="250" w:lineRule="auto"/>
-        <w:ind w:left="0"/>
-        <w:rPr>
-          <w:rFonts w:eastAsiaTheme="minorEastAsia"/>
-          <w:snapToGrid w:val="0"/>
-          <w:lang w:eastAsia="ko-KR"/>
-        </w:rPr>
-      </w:pPr>
-      <w:r>
-        <w:rPr>
-          <w:rFonts w:eastAsiaTheme="minorEastAsia" w:hint="eastAsia"/>
-          <w:snapToGrid w:val="0"/>
-          <w:lang w:eastAsia="ko-KR"/>
-        </w:rPr>
-        <w:t>다음으로</w:t>
-      </w:r>
-      <w:r>
-        <w:rPr>
-          <w:rFonts w:eastAsiaTheme="minorEastAsia" w:hint="eastAsia"/>
-          <w:snapToGrid w:val="0"/>
-          <w:lang w:eastAsia="ko-KR"/>
-        </w:rPr>
-        <w:t xml:space="preserve"> </w:t>
-      </w:r>
-      <w:r>
-        <w:rPr>
-          <w:rFonts w:eastAsiaTheme="minorEastAsia" w:hint="eastAsia"/>
-          <w:snapToGrid w:val="0"/>
-          <w:lang w:eastAsia="ko-KR"/>
-        </w:rPr>
-        <w:t>해당</w:t>
-      </w:r>
-      <w:r>
-        <w:rPr>
-          <w:rFonts w:eastAsiaTheme="minorEastAsia" w:hint="eastAsia"/>
-          <w:snapToGrid w:val="0"/>
-          <w:lang w:eastAsia="ko-KR"/>
-        </w:rPr>
-        <w:t xml:space="preserve"> </w:t>
-      </w:r>
-      <w:proofErr w:type="spellStart"/>
-      <w:r>
-        <w:rPr>
-          <w:rFonts w:eastAsiaTheme="minorEastAsia" w:hint="eastAsia"/>
-          <w:snapToGrid w:val="0"/>
-          <w:lang w:eastAsia="ko-KR"/>
-        </w:rPr>
-        <w:t>액터의</w:t>
-      </w:r>
-      <w:proofErr w:type="spellEnd"/>
-      <w:r>
-        <w:rPr>
-          <w:rFonts w:eastAsiaTheme="minorEastAsia" w:hint="eastAsia"/>
-          <w:snapToGrid w:val="0"/>
-          <w:lang w:eastAsia="ko-KR"/>
-        </w:rPr>
-        <w:t xml:space="preserve"> </w:t>
-      </w:r>
-      <w:proofErr w:type="spellStart"/>
-      <w:r>
-        <w:rPr>
-          <w:rFonts w:eastAsiaTheme="minorEastAsia" w:hint="eastAsia"/>
-          <w:snapToGrid w:val="0"/>
-          <w:lang w:eastAsia="ko-KR"/>
-        </w:rPr>
-        <w:t>스폰을</w:t>
-      </w:r>
-      <w:proofErr w:type="spellEnd"/>
-      <w:r>
-        <w:rPr>
-          <w:rFonts w:eastAsiaTheme="minorEastAsia" w:hint="eastAsia"/>
-          <w:snapToGrid w:val="0"/>
-          <w:lang w:eastAsia="ko-KR"/>
-        </w:rPr>
-        <w:t xml:space="preserve"> </w:t>
-      </w:r>
-      <w:r>
-        <w:rPr>
-          <w:rFonts w:eastAsiaTheme="minorEastAsia" w:hint="eastAsia"/>
-          <w:snapToGrid w:val="0"/>
-          <w:lang w:eastAsia="ko-KR"/>
-        </w:rPr>
-        <w:t>확정시키는</w:t>
-      </w:r>
-      <w:r>
-        <w:rPr>
-          <w:rFonts w:eastAsiaTheme="minorEastAsia" w:hint="eastAsia"/>
-          <w:snapToGrid w:val="0"/>
-          <w:lang w:eastAsia="ko-KR"/>
-        </w:rPr>
-        <w:t xml:space="preserve"> </w:t>
-      </w:r>
-      <w:r>
-        <w:rPr>
-          <w:rFonts w:eastAsiaTheme="minorEastAsia" w:hint="eastAsia"/>
-          <w:snapToGrid w:val="0"/>
-          <w:lang w:eastAsia="ko-KR"/>
-        </w:rPr>
-        <w:t>코드를</w:t>
-      </w:r>
-      <w:r>
-        <w:rPr>
-          <w:rFonts w:eastAsiaTheme="minorEastAsia" w:hint="eastAsia"/>
-          <w:snapToGrid w:val="0"/>
-          <w:lang w:eastAsia="ko-KR"/>
-        </w:rPr>
-        <w:t xml:space="preserve"> </w:t>
-      </w:r>
-      <w:r>
-        <w:rPr>
-          <w:rFonts w:eastAsiaTheme="minorEastAsia" w:hint="eastAsia"/>
-          <w:snapToGrid w:val="0"/>
-          <w:lang w:eastAsia="ko-KR"/>
-        </w:rPr>
-        <w:t>작성합니다</w:t>
-      </w:r>
-      <w:r>
-        <w:rPr>
-          <w:rFonts w:eastAsiaTheme="minorEastAsia" w:hint="eastAsia"/>
-          <w:snapToGrid w:val="0"/>
-          <w:lang w:eastAsia="ko-KR"/>
-        </w:rPr>
-        <w:t>.</w:t>
-      </w:r>
-    </w:p>
-    <w:p>
-      <w:pPr>
-        <w:pStyle w:val="10"/>
-        <w:adjustRightInd w:val="0"/>
-        <w:snapToGrid w:val="0"/>
-        <w:spacing w:line="250" w:lineRule="auto"/>
-        <w:ind w:left="0"/>
-        <w:rPr>
-          <w:rFonts w:eastAsiaTheme="minorEastAsia"/>
-          <w:snapToGrid w:val="0"/>
-          <w:lang w:eastAsia="ko-KR"/>
-        </w:rPr>
-      </w:pPr>
-      <w:r>
-        <w:rPr>
-          <w:rFonts w:eastAsiaTheme="minorEastAsia"/>
-          <w:snapToGrid w:val="0"/>
-          <w:lang w:eastAsia="ko-KR"/>
-        </w:rPr>
-        <w:lastRenderedPageBreak/>
         <w:drawing>
-          <wp:inline distT="0" distB="0" distL="0" distR="0" wp14:anchorId="63350546" wp14:editId="29D62D2B">
-            <wp:extent cx="5106390" cy="1372999"/>
-            <wp:effectExtent l="0" t="0" r="0" b="0"/>
-            <wp:docPr id="10" name="그림 10"/>
+          <wp:inline distT="0" distB="0" distL="0" distR="0" wp14:anchorId="4B38991C" wp14:editId="2FD37E06">
+            <wp:extent cx="3194463" cy="830795"/>
+            <wp:effectExtent l="0" t="0" r="6350" b="7620"/>
+            <wp:docPr id="8" name="그림 8"/>
             <wp:cNvGraphicFramePr>
               <a:graphicFrameLocks xmlns:a="http://schemas.openxmlformats.org/drawingml/2006/main" noChangeAspect="1"/>
             </wp:cNvGraphicFramePr>
@@ -3236,6 +2847,292 @@
                   <pic:spPr>
                     <a:xfrm>
                       <a:off x="0" y="0"/>
+                      <a:ext cx="3322464" cy="864085"/>
+                    </a:xfrm>
+                    <a:prstGeom prst="rect">
+                      <a:avLst/>
+                    </a:prstGeom>
+                  </pic:spPr>
+                </pic:pic>
+              </a:graphicData>
+            </a:graphic>
+          </wp:inline>
+        </w:drawing>
+      </w:r>
+    </w:p>
+    <w:p>
+      <w:pPr>
+        <w:pStyle w:val="10"/>
+        <w:adjustRightInd w:val="0"/>
+        <w:snapToGrid w:val="0"/>
+        <w:spacing w:line="250" w:lineRule="auto"/>
+        <w:ind w:left="0"/>
+        <w:rPr>
+          <w:rFonts w:asciiTheme="minorHAnsi" w:eastAsiaTheme="minorHAnsi" w:hAnsiTheme="minorHAnsi" w:cs="바탕체"/>
+          <w:noProof/>
+          <w:lang w:eastAsia="ko-KR"/>
+        </w:rPr>
+      </w:pPr>
+      <w:r>
+        <w:rPr>
+          <w:rFonts w:asciiTheme="minorHAnsi" w:eastAsiaTheme="minorHAnsi" w:hAnsiTheme="minorHAnsi" w:cs="바탕체" w:hint="eastAsia"/>
+          <w:noProof/>
+          <w:lang w:eastAsia="ko-KR"/>
+        </w:rPr>
+        <w:t xml:space="preserve">이를 통해 왼쪽 마우스를 클릭하게 되면 </w:t>
+      </w:r>
+      <w:r>
+        <w:rPr>
+          <w:rFonts w:asciiTheme="minorHAnsi" w:eastAsiaTheme="minorHAnsi" w:hAnsiTheme="minorHAnsi" w:cs="바탕체"/>
+          <w:noProof/>
+          <w:lang w:eastAsia="ko-KR"/>
+        </w:rPr>
+        <w:t>ValidData</w:t>
+      </w:r>
+      <w:r>
+        <w:rPr>
+          <w:rFonts w:asciiTheme="minorHAnsi" w:eastAsiaTheme="minorHAnsi" w:hAnsiTheme="minorHAnsi" w:cs="바탕체" w:hint="eastAsia"/>
+          <w:noProof/>
+          <w:lang w:eastAsia="ko-KR"/>
+        </w:rPr>
+        <w:t xml:space="preserve">를 통해 </w:t>
+      </w:r>
+      <w:r>
+        <w:rPr>
+          <w:rFonts w:asciiTheme="minorHAnsi" w:eastAsiaTheme="minorHAnsi" w:hAnsiTheme="minorHAnsi" w:cs="바탕체"/>
+          <w:noProof/>
+          <w:lang w:eastAsia="ko-KR"/>
+        </w:rPr>
+        <w:t xml:space="preserve">TargetConfirmed </w:t>
+      </w:r>
+      <w:r>
+        <w:rPr>
+          <w:rFonts w:asciiTheme="minorHAnsi" w:eastAsiaTheme="minorHAnsi" w:hAnsiTheme="minorHAnsi" w:cs="바탕체" w:hint="eastAsia"/>
+          <w:noProof/>
+          <w:lang w:eastAsia="ko-KR"/>
+        </w:rPr>
+        <w:t>함수가 실행.</w:t>
+      </w:r>
+      <w:r>
+        <w:rPr>
+          <w:rFonts w:asciiTheme="minorHAnsi" w:eastAsiaTheme="minorHAnsi" w:hAnsiTheme="minorHAnsi" w:cs="바탕체"/>
+          <w:noProof/>
+          <w:lang w:eastAsia="ko-KR"/>
+        </w:rPr>
+        <w:t xml:space="preserve"> </w:t>
+      </w:r>
+      <w:r>
+        <w:rPr>
+          <w:rFonts w:asciiTheme="minorHAnsi" w:eastAsiaTheme="minorHAnsi" w:hAnsiTheme="minorHAnsi" w:cs="바탕체" w:hint="eastAsia"/>
+          <w:noProof/>
+          <w:lang w:eastAsia="ko-KR"/>
+        </w:rPr>
+        <w:t xml:space="preserve">오른쪽 마우스를 클릭하게 되면 </w:t>
+      </w:r>
+      <w:r>
+        <w:rPr>
+          <w:rFonts w:asciiTheme="minorHAnsi" w:eastAsiaTheme="minorHAnsi" w:hAnsiTheme="minorHAnsi" w:cs="바탕체"/>
+          <w:noProof/>
+          <w:lang w:eastAsia="ko-KR"/>
+        </w:rPr>
+        <w:t>Cancelled</w:t>
+      </w:r>
+      <w:r>
+        <w:rPr>
+          <w:rFonts w:asciiTheme="minorHAnsi" w:eastAsiaTheme="minorHAnsi" w:hAnsiTheme="minorHAnsi" w:cs="바탕체" w:hint="eastAsia"/>
+          <w:noProof/>
+          <w:lang w:eastAsia="ko-KR"/>
+        </w:rPr>
+        <w:t xml:space="preserve">를 통해 </w:t>
+      </w:r>
+      <w:r>
+        <w:rPr>
+          <w:rFonts w:asciiTheme="minorHAnsi" w:eastAsiaTheme="minorHAnsi" w:hAnsiTheme="minorHAnsi" w:cs="바탕체"/>
+          <w:noProof/>
+          <w:lang w:eastAsia="ko-KR"/>
+        </w:rPr>
+        <w:t>TargetCancelled</w:t>
+      </w:r>
+      <w:r>
+        <w:rPr>
+          <w:rFonts w:asciiTheme="minorHAnsi" w:eastAsiaTheme="minorHAnsi" w:hAnsiTheme="minorHAnsi" w:cs="바탕체" w:hint="eastAsia"/>
+          <w:noProof/>
+          <w:lang w:eastAsia="ko-KR"/>
+        </w:rPr>
+        <w:t xml:space="preserve"> 함수가 실행됩니다.</w:t>
+      </w:r>
+    </w:p>
+    <w:p>
+      <w:pPr>
+        <w:pStyle w:val="10"/>
+        <w:adjustRightInd w:val="0"/>
+        <w:snapToGrid w:val="0"/>
+        <w:spacing w:line="250" w:lineRule="auto"/>
+        <w:ind w:left="0"/>
+        <w:rPr>
+          <w:rFonts w:eastAsiaTheme="minorEastAsia"/>
+          <w:snapToGrid w:val="0"/>
+          <w:lang w:eastAsia="ko-KR"/>
+        </w:rPr>
+      </w:pPr>
+      <w:r>
+        <w:rPr>
+          <w:rFonts w:eastAsiaTheme="minorEastAsia" w:hint="eastAsia"/>
+          <w:snapToGrid w:val="0"/>
+          <w:lang w:eastAsia="ko-KR"/>
+        </w:rPr>
+        <w:lastRenderedPageBreak/>
+        <w:t>다음으로</w:t>
+      </w:r>
+      <w:r>
+        <w:rPr>
+          <w:rFonts w:eastAsiaTheme="minorEastAsia" w:hint="eastAsia"/>
+          <w:snapToGrid w:val="0"/>
+          <w:lang w:eastAsia="ko-KR"/>
+        </w:rPr>
+        <w:t xml:space="preserve"> </w:t>
+      </w:r>
+      <w:r>
+        <w:rPr>
+          <w:rFonts w:eastAsiaTheme="minorEastAsia" w:hint="eastAsia"/>
+          <w:snapToGrid w:val="0"/>
+          <w:lang w:eastAsia="ko-KR"/>
+        </w:rPr>
+        <w:t>해당</w:t>
+      </w:r>
+      <w:r>
+        <w:rPr>
+          <w:rFonts w:eastAsiaTheme="minorEastAsia" w:hint="eastAsia"/>
+          <w:snapToGrid w:val="0"/>
+          <w:lang w:eastAsia="ko-KR"/>
+        </w:rPr>
+        <w:t xml:space="preserve"> </w:t>
+      </w:r>
+      <w:r>
+        <w:rPr>
+          <w:rFonts w:eastAsiaTheme="minorEastAsia" w:hint="eastAsia"/>
+          <w:snapToGrid w:val="0"/>
+          <w:lang w:eastAsia="ko-KR"/>
+        </w:rPr>
+        <w:t>액터의</w:t>
+      </w:r>
+      <w:r>
+        <w:rPr>
+          <w:rFonts w:eastAsiaTheme="minorEastAsia" w:hint="eastAsia"/>
+          <w:snapToGrid w:val="0"/>
+          <w:lang w:eastAsia="ko-KR"/>
+        </w:rPr>
+        <w:t xml:space="preserve"> </w:t>
+      </w:r>
+      <w:r>
+        <w:rPr>
+          <w:rFonts w:eastAsiaTheme="minorEastAsia" w:hint="eastAsia"/>
+          <w:snapToGrid w:val="0"/>
+          <w:lang w:eastAsia="ko-KR"/>
+        </w:rPr>
+        <w:t>스폰을</w:t>
+      </w:r>
+      <w:r>
+        <w:rPr>
+          <w:rFonts w:eastAsiaTheme="minorEastAsia" w:hint="eastAsia"/>
+          <w:snapToGrid w:val="0"/>
+          <w:lang w:eastAsia="ko-KR"/>
+        </w:rPr>
+        <w:t xml:space="preserve"> </w:t>
+      </w:r>
+      <w:r>
+        <w:rPr>
+          <w:rFonts w:eastAsiaTheme="minorEastAsia" w:hint="eastAsia"/>
+          <w:snapToGrid w:val="0"/>
+          <w:lang w:eastAsia="ko-KR"/>
+        </w:rPr>
+        <w:t>확정시키는</w:t>
+      </w:r>
+      <w:r>
+        <w:rPr>
+          <w:rFonts w:eastAsiaTheme="minorEastAsia" w:hint="eastAsia"/>
+          <w:snapToGrid w:val="0"/>
+          <w:lang w:eastAsia="ko-KR"/>
+        </w:rPr>
+        <w:t xml:space="preserve"> </w:t>
+      </w:r>
+      <w:r>
+        <w:rPr>
+          <w:rFonts w:eastAsiaTheme="minorEastAsia" w:hint="eastAsia"/>
+          <w:snapToGrid w:val="0"/>
+          <w:lang w:eastAsia="ko-KR"/>
+        </w:rPr>
+        <w:t>코드를</w:t>
+      </w:r>
+      <w:r>
+        <w:rPr>
+          <w:rFonts w:eastAsiaTheme="minorEastAsia" w:hint="eastAsia"/>
+          <w:snapToGrid w:val="0"/>
+          <w:lang w:eastAsia="ko-KR"/>
+        </w:rPr>
+        <w:t xml:space="preserve"> </w:t>
+      </w:r>
+      <w:r>
+        <w:rPr>
+          <w:rFonts w:eastAsiaTheme="minorEastAsia" w:hint="eastAsia"/>
+          <w:snapToGrid w:val="0"/>
+          <w:lang w:eastAsia="ko-KR"/>
+        </w:rPr>
+        <w:t>작성합니다</w:t>
+      </w:r>
+      <w:r>
+        <w:rPr>
+          <w:rFonts w:eastAsiaTheme="minorEastAsia" w:hint="eastAsia"/>
+          <w:snapToGrid w:val="0"/>
+          <w:lang w:eastAsia="ko-KR"/>
+        </w:rPr>
+        <w:t>.</w:t>
+      </w:r>
+    </w:p>
+    <w:p>
+      <w:pPr>
+        <w:pStyle w:val="10"/>
+        <w:adjustRightInd w:val="0"/>
+        <w:snapToGrid w:val="0"/>
+        <w:spacing w:line="250" w:lineRule="auto"/>
+        <w:ind w:left="0"/>
+        <w:rPr>
+          <w:rFonts w:eastAsiaTheme="minorEastAsia"/>
+          <w:snapToGrid w:val="0"/>
+          <w:lang w:eastAsia="ko-KR"/>
+        </w:rPr>
+      </w:pPr>
+      <w:r>
+        <w:rPr>
+          <w:rFonts w:eastAsiaTheme="minorEastAsia"/>
+          <w:noProof/>
+          <w:snapToGrid w:val="0"/>
+          <w:lang w:eastAsia="ko-KR"/>
+        </w:rPr>
+        <w:drawing>
+          <wp:inline distT="0" distB="0" distL="0" distR="0" wp14:anchorId="63350546" wp14:editId="29D62D2B">
+            <wp:extent cx="5106390" cy="1372999"/>
+            <wp:effectExtent l="0" t="0" r="0" b="0"/>
+            <wp:docPr id="10" name="그림 10"/>
+            <wp:cNvGraphicFramePr>
+              <a:graphicFrameLocks xmlns:a="http://schemas.openxmlformats.org/drawingml/2006/main" noChangeAspect="1"/>
+            </wp:cNvGraphicFramePr>
+            <a:graphic xmlns:a="http://schemas.openxmlformats.org/drawingml/2006/main">
+              <a:graphicData uri="http://schemas.openxmlformats.org/drawingml/2006/picture">
+                <pic:pic xmlns:pic="http://schemas.openxmlformats.org/drawingml/2006/picture">
+                  <pic:nvPicPr>
+                    <pic:cNvPr id="1" name=""/>
+                    <pic:cNvPicPr/>
+                  </pic:nvPicPr>
+                  <pic:blipFill>
+                    <a:blip r:embed="rId14"/>
+                    <a:stretch>
+                      <a:fillRect/>
+                    </a:stretch>
+                  </pic:blipFill>
+                  <pic:spPr>
+                    <a:xfrm>
+                      <a:off x="0" y="0"/>
                       <a:ext cx="5151002" cy="1384994"/>
                     </a:xfrm>
                     <a:prstGeom prst="rect">
@@ -3262,7 +3159,6 @@
           <w:lang w:eastAsia="ko-KR"/>
         </w:rPr>
       </w:pPr>
-      <w:proofErr w:type="spellStart"/>
       <w:r>
         <w:rPr>
           <w:rFonts w:eastAsiaTheme="minorEastAsia" w:hint="eastAsia"/>
@@ -3279,7 +3175,6 @@
         </w:rPr>
         <w:t>eginSpawningActor</w:t>
       </w:r>
-      <w:proofErr w:type="spellEnd"/>
       <w:r>
         <w:rPr>
           <w:rFonts w:eastAsiaTheme="minorEastAsia" w:hint="eastAsia"/>
@@ -3296,7 +3191,6 @@
         </w:rPr>
         <w:t xml:space="preserve"> </w:t>
       </w:r>
-      <w:proofErr w:type="spellStart"/>
       <w:r>
         <w:rPr>
           <w:rFonts w:eastAsiaTheme="minorEastAsia" w:hint="eastAsia"/>
@@ -3305,7 +3199,6 @@
         </w:rPr>
         <w:t>액터를</w:t>
       </w:r>
-      <w:proofErr w:type="spellEnd"/>
       <w:r>
         <w:rPr>
           <w:rFonts w:eastAsiaTheme="minorEastAsia" w:hint="eastAsia"/>
@@ -3330,7 +3223,6 @@
         </w:rPr>
         <w:t xml:space="preserve"> </w:t>
       </w:r>
-      <w:proofErr w:type="spellStart"/>
       <w:r>
         <w:rPr>
           <w:rFonts w:eastAsiaTheme="minorEastAsia" w:hint="eastAsia"/>
@@ -3339,7 +3231,6 @@
         </w:rPr>
         <w:t>스폰시키기</w:t>
       </w:r>
-      <w:proofErr w:type="spellEnd"/>
       <w:r>
         <w:rPr>
           <w:rFonts w:eastAsiaTheme="minorEastAsia" w:hint="eastAsia"/>
@@ -3364,7 +3255,6 @@
         </w:rPr>
         <w:t xml:space="preserve"> </w:t>
       </w:r>
-      <w:proofErr w:type="spellStart"/>
       <w:r>
         <w:rPr>
           <w:rFonts w:eastAsiaTheme="minorEastAsia" w:hint="eastAsia"/>
@@ -3373,16 +3263,14 @@
         </w:rPr>
         <w:t>스폰시킬</w:t>
       </w:r>
-      <w:proofErr w:type="spellEnd"/>
-      <w:r>
-        <w:rPr>
-          <w:rFonts w:eastAsiaTheme="minorEastAsia" w:hint="eastAsia"/>
-          <w:snapToGrid w:val="0"/>
-          <w:lang w:eastAsia="ko-KR"/>
-        </w:rPr>
-        <w:t xml:space="preserve"> </w:t>
-      </w:r>
-      <w:proofErr w:type="spellStart"/>
+      <w:r>
+        <w:rPr>
+          <w:rFonts w:eastAsiaTheme="minorEastAsia" w:hint="eastAsia"/>
+          <w:snapToGrid w:val="0"/>
+          <w:lang w:eastAsia="ko-KR"/>
+        </w:rPr>
+        <w:t xml:space="preserve"> </w:t>
+      </w:r>
       <w:r>
         <w:rPr>
           <w:rFonts w:eastAsiaTheme="minorEastAsia" w:hint="eastAsia"/>
@@ -3391,7 +3279,6 @@
         </w:rPr>
         <w:t>액터를</w:t>
       </w:r>
-      <w:proofErr w:type="spellEnd"/>
       <w:r>
         <w:rPr>
           <w:rFonts w:eastAsiaTheme="minorEastAsia" w:hint="eastAsia"/>
@@ -3552,7 +3439,6 @@
         </w:rPr>
         <w:t xml:space="preserve"> </w:t>
       </w:r>
-      <w:proofErr w:type="spellStart"/>
       <w:r>
         <w:rPr>
           <w:rFonts w:eastAsiaTheme="minorEastAsia" w:hint="eastAsia"/>
@@ -3561,7 +3447,6 @@
         </w:rPr>
         <w:t>메테오가</w:t>
       </w:r>
-      <w:proofErr w:type="spellEnd"/>
       <w:r>
         <w:rPr>
           <w:rFonts w:eastAsiaTheme="minorEastAsia" w:hint="eastAsia"/>
@@ -3650,7 +3535,6 @@
         </w:rPr>
         <w:t xml:space="preserve"> </w:t>
       </w:r>
-      <w:proofErr w:type="spellStart"/>
       <w:r>
         <w:rPr>
           <w:rFonts w:eastAsiaTheme="minorEastAsia" w:hint="eastAsia"/>
@@ -3659,7 +3543,6 @@
         </w:rPr>
         <w:t>시전가능</w:t>
       </w:r>
-      <w:proofErr w:type="spellEnd"/>
       <w:r>
         <w:rPr>
           <w:rFonts w:eastAsiaTheme="minorEastAsia" w:hint="eastAsia"/>
@@ -3724,7 +3607,6 @@
         </w:rPr>
         <w:t xml:space="preserve"> </w:t>
       </w:r>
-      <w:proofErr w:type="spellStart"/>
       <w:r>
         <w:rPr>
           <w:rFonts w:eastAsiaTheme="minorEastAsia"/>
@@ -3733,7 +3615,6 @@
         </w:rPr>
         <w:t>FinishSpawningActor</w:t>
       </w:r>
-      <w:proofErr w:type="spellEnd"/>
       <w:r>
         <w:rPr>
           <w:rFonts w:eastAsiaTheme="minorEastAsia" w:hint="eastAsia"/>
@@ -3766,7 +3647,6 @@
         </w:rPr>
         <w:t xml:space="preserve"> </w:t>
       </w:r>
-      <w:proofErr w:type="spellStart"/>
       <w:r>
         <w:rPr>
           <w:rFonts w:eastAsiaTheme="minorEastAsia" w:hint="eastAsia"/>
@@ -3775,7 +3655,6 @@
         </w:rPr>
         <w:t>스폰이</w:t>
       </w:r>
-      <w:proofErr w:type="spellEnd"/>
       <w:r>
         <w:rPr>
           <w:rFonts w:eastAsiaTheme="minorEastAsia" w:hint="eastAsia"/>
@@ -3833,6 +3712,7 @@
       <w:r>
         <w:rPr>
           <w:rFonts w:eastAsiaTheme="minorEastAsia"/>
+          <w:noProof/>
           <w:snapToGrid w:val="0"/>
           <w:lang w:eastAsia="ko-KR"/>
         </w:rPr>
@@ -3868,7 +3748,7 @@
                     <pic:cNvPicPr/>
                   </pic:nvPicPr>
                   <pic:blipFill>
-                    <a:blip r:embed="rId14" cstate="print">
+                    <a:blip r:embed="rId15" cstate="print">
                       <a:extLst>
                         <a:ext uri="{28A0092B-C50C-407E-A947-70E740481C1C}">
                           <a14:useLocalDpi xmlns:a14="http://schemas.microsoft.com/office/drawing/2010/main" val="0"/>
@@ -3916,7 +3796,6 @@
         </w:rPr>
         <w:t xml:space="preserve"> </w:t>
       </w:r>
-      <w:proofErr w:type="spellStart"/>
       <w:r>
         <w:rPr>
           <w:rFonts w:eastAsiaTheme="minorEastAsia" w:hint="eastAsia"/>
@@ -3925,7 +3804,6 @@
         </w:rPr>
         <w:t>스폰되는</w:t>
       </w:r>
-      <w:proofErr w:type="spellEnd"/>
       <w:r>
         <w:rPr>
           <w:rFonts w:eastAsiaTheme="minorEastAsia" w:hint="eastAsia"/>
@@ -3950,65 +3828,189 @@
         </w:rPr>
         <w:t xml:space="preserve"> </w:t>
       </w:r>
-      <w:proofErr w:type="spellStart"/>
       <w:r>
         <w:rPr>
           <w:rFonts w:eastAsiaTheme="minorEastAsia"/>
           <w:snapToGrid w:val="0"/>
           <w:lang w:eastAsia="ko-KR"/>
         </w:rPr>
-        <w:t>ConfirmTargetingAndContinue</w:t>
-      </w:r>
-      <w:proofErr w:type="spellEnd"/>
+        <w:t xml:space="preserve">ConfirmTargetingAndContinue </w:t>
+      </w:r>
+      <w:r>
+        <w:rPr>
+          <w:rFonts w:eastAsiaTheme="minorEastAsia" w:hint="eastAsia"/>
+          <w:snapToGrid w:val="0"/>
+          <w:lang w:eastAsia="ko-KR"/>
+        </w:rPr>
+        <w:t>함수를</w:t>
+      </w:r>
+      <w:r>
+        <w:rPr>
+          <w:rFonts w:eastAsiaTheme="minorEastAsia" w:hint="eastAsia"/>
+          <w:snapToGrid w:val="0"/>
+          <w:lang w:eastAsia="ko-KR"/>
+        </w:rPr>
+        <w:t xml:space="preserve"> </w:t>
+      </w:r>
+      <w:r>
+        <w:rPr>
+          <w:rFonts w:eastAsiaTheme="minorEastAsia" w:hint="eastAsia"/>
+          <w:snapToGrid w:val="0"/>
+          <w:lang w:eastAsia="ko-KR"/>
+        </w:rPr>
+        <w:t>오버라이드하여</w:t>
+      </w:r>
+      <w:r>
+        <w:rPr>
+          <w:rFonts w:eastAsiaTheme="minorEastAsia" w:hint="eastAsia"/>
+          <w:snapToGrid w:val="0"/>
+          <w:lang w:eastAsia="ko-KR"/>
+        </w:rPr>
+        <w:t xml:space="preserve"> </w:t>
+      </w:r>
+      <w:r>
+        <w:rPr>
+          <w:rFonts w:eastAsiaTheme="minorEastAsia" w:hint="eastAsia"/>
+          <w:snapToGrid w:val="0"/>
+          <w:lang w:eastAsia="ko-KR"/>
+        </w:rPr>
+        <w:t>사용합니다</w:t>
+      </w:r>
       <w:r>
         <w:rPr>
           <w:rFonts w:eastAsiaTheme="minorEastAsia"/>
           <w:snapToGrid w:val="0"/>
           <w:lang w:eastAsia="ko-KR"/>
         </w:rPr>
-        <w:t xml:space="preserve"> </w:t>
-      </w:r>
-      <w:r>
-        <w:rPr>
-          <w:rFonts w:eastAsiaTheme="minorEastAsia" w:hint="eastAsia"/>
-          <w:snapToGrid w:val="0"/>
-          <w:lang w:eastAsia="ko-KR"/>
-        </w:rPr>
-        <w:t>함수를</w:t>
-      </w:r>
-      <w:r>
-        <w:rPr>
-          <w:rFonts w:eastAsiaTheme="minorEastAsia" w:hint="eastAsia"/>
-          <w:snapToGrid w:val="0"/>
-          <w:lang w:eastAsia="ko-KR"/>
-        </w:rPr>
-        <w:t xml:space="preserve"> </w:t>
-      </w:r>
-      <w:proofErr w:type="spellStart"/>
-      <w:r>
-        <w:rPr>
-          <w:rFonts w:eastAsiaTheme="minorEastAsia" w:hint="eastAsia"/>
-          <w:snapToGrid w:val="0"/>
-          <w:lang w:eastAsia="ko-KR"/>
-        </w:rPr>
-        <w:t>오버라이드하여</w:t>
-      </w:r>
-      <w:proofErr w:type="spellEnd"/>
-      <w:r>
-        <w:rPr>
-          <w:rFonts w:eastAsiaTheme="minorEastAsia" w:hint="eastAsia"/>
-          <w:snapToGrid w:val="0"/>
-          <w:lang w:eastAsia="ko-KR"/>
-        </w:rPr>
-        <w:t xml:space="preserve"> </w:t>
-      </w:r>
-      <w:r>
-        <w:rPr>
-          <w:rFonts w:eastAsiaTheme="minorEastAsia" w:hint="eastAsia"/>
-          <w:snapToGrid w:val="0"/>
-          <w:lang w:eastAsia="ko-KR"/>
-        </w:rPr>
-        <w:t>사용합니다</w:t>
+        <w:t xml:space="preserve">. </w:t>
+      </w:r>
+      <w:r>
+        <w:rPr>
+          <w:rFonts w:eastAsiaTheme="minorEastAsia" w:hint="eastAsia"/>
+          <w:snapToGrid w:val="0"/>
+          <w:lang w:eastAsia="ko-KR"/>
+        </w:rPr>
+        <w:t>여기선</w:t>
+      </w:r>
+      <w:r>
+        <w:rPr>
+          <w:rFonts w:eastAsiaTheme="minorEastAsia" w:hint="eastAsia"/>
+          <w:snapToGrid w:val="0"/>
+          <w:lang w:eastAsia="ko-KR"/>
+        </w:rPr>
+        <w:t xml:space="preserve"> </w:t>
+      </w:r>
+      <w:r>
+        <w:rPr>
+          <w:rFonts w:eastAsiaTheme="minorEastAsia" w:hint="eastAsia"/>
+          <w:snapToGrid w:val="0"/>
+          <w:lang w:eastAsia="ko-KR"/>
+        </w:rPr>
+        <w:t>사용자가</w:t>
+      </w:r>
+      <w:r>
+        <w:rPr>
+          <w:rFonts w:eastAsiaTheme="minorEastAsia" w:hint="eastAsia"/>
+          <w:snapToGrid w:val="0"/>
+          <w:lang w:eastAsia="ko-KR"/>
+        </w:rPr>
+        <w:t xml:space="preserve"> </w:t>
+      </w:r>
+      <w:r>
+        <w:rPr>
+          <w:rFonts w:eastAsiaTheme="minorEastAsia" w:hint="eastAsia"/>
+          <w:snapToGrid w:val="0"/>
+          <w:lang w:eastAsia="ko-KR"/>
+        </w:rPr>
+        <w:t>마우스를</w:t>
+      </w:r>
+      <w:r>
+        <w:rPr>
+          <w:rFonts w:eastAsiaTheme="minorEastAsia" w:hint="eastAsia"/>
+          <w:snapToGrid w:val="0"/>
+          <w:lang w:eastAsia="ko-KR"/>
+        </w:rPr>
+        <w:t xml:space="preserve"> </w:t>
+      </w:r>
+      <w:r>
+        <w:rPr>
+          <w:rFonts w:eastAsiaTheme="minorEastAsia" w:hint="eastAsia"/>
+          <w:snapToGrid w:val="0"/>
+          <w:lang w:eastAsia="ko-KR"/>
+        </w:rPr>
+        <w:t>클릭했을</w:t>
+      </w:r>
+      <w:r>
+        <w:rPr>
+          <w:rFonts w:eastAsiaTheme="minorEastAsia" w:hint="eastAsia"/>
+          <w:snapToGrid w:val="0"/>
+          <w:lang w:eastAsia="ko-KR"/>
+        </w:rPr>
+        <w:t xml:space="preserve"> </w:t>
+      </w:r>
+      <w:r>
+        <w:rPr>
+          <w:rFonts w:eastAsiaTheme="minorEastAsia" w:hint="eastAsia"/>
+          <w:snapToGrid w:val="0"/>
+          <w:lang w:eastAsia="ko-KR"/>
+        </w:rPr>
+        <w:t>때의</w:t>
+      </w:r>
+      <w:r>
+        <w:rPr>
+          <w:rFonts w:eastAsiaTheme="minorEastAsia" w:hint="eastAsia"/>
+          <w:snapToGrid w:val="0"/>
+          <w:lang w:eastAsia="ko-KR"/>
+        </w:rPr>
+        <w:t xml:space="preserve"> </w:t>
+      </w:r>
+      <w:r>
+        <w:rPr>
+          <w:rFonts w:eastAsiaTheme="minorEastAsia" w:hint="eastAsia"/>
+          <w:snapToGrid w:val="0"/>
+          <w:lang w:eastAsia="ko-KR"/>
+        </w:rPr>
+        <w:t>좌표값을</w:t>
+      </w:r>
+      <w:r>
+        <w:rPr>
+          <w:rFonts w:eastAsiaTheme="minorEastAsia" w:hint="eastAsia"/>
+          <w:snapToGrid w:val="0"/>
+          <w:lang w:eastAsia="ko-KR"/>
+        </w:rPr>
+        <w:t xml:space="preserve"> </w:t>
+      </w:r>
+      <w:r>
+        <w:rPr>
+          <w:rFonts w:eastAsiaTheme="minorEastAsia" w:hint="eastAsia"/>
+          <w:snapToGrid w:val="0"/>
+          <w:lang w:eastAsia="ko-KR"/>
+        </w:rPr>
+        <w:t>데이터로</w:t>
+      </w:r>
+      <w:r>
+        <w:rPr>
+          <w:rFonts w:eastAsiaTheme="minorEastAsia" w:hint="eastAsia"/>
+          <w:snapToGrid w:val="0"/>
+          <w:lang w:eastAsia="ko-KR"/>
+        </w:rPr>
+        <w:t xml:space="preserve"> </w:t>
+      </w:r>
+      <w:r>
+        <w:rPr>
+          <w:rFonts w:eastAsiaTheme="minorEastAsia" w:hint="eastAsia"/>
+          <w:snapToGrid w:val="0"/>
+          <w:lang w:eastAsia="ko-KR"/>
+        </w:rPr>
+        <w:t>하여</w:t>
+      </w:r>
+      <w:r>
+        <w:rPr>
+          <w:rFonts w:eastAsiaTheme="minorEastAsia" w:hint="eastAsia"/>
+          <w:snapToGrid w:val="0"/>
+          <w:lang w:eastAsia="ko-KR"/>
+        </w:rPr>
+        <w:t>,</w:t>
       </w:r>
       <w:r>
         <w:rPr>
@@ -4016,137 +4018,71 @@
           <w:snapToGrid w:val="0"/>
           <w:lang w:eastAsia="ko-KR"/>
         </w:rPr>
-        <w:t xml:space="preserve">. </w:t>
-      </w:r>
-      <w:r>
-        <w:rPr>
-          <w:rFonts w:eastAsiaTheme="minorEastAsia" w:hint="eastAsia"/>
-          <w:snapToGrid w:val="0"/>
-          <w:lang w:eastAsia="ko-KR"/>
-        </w:rPr>
-        <w:t>여기선</w:t>
-      </w:r>
-      <w:r>
-        <w:rPr>
-          <w:rFonts w:eastAsiaTheme="minorEastAsia" w:hint="eastAsia"/>
-          <w:snapToGrid w:val="0"/>
-          <w:lang w:eastAsia="ko-KR"/>
-        </w:rPr>
-        <w:t xml:space="preserve"> </w:t>
-      </w:r>
-      <w:r>
-        <w:rPr>
-          <w:rFonts w:eastAsiaTheme="minorEastAsia" w:hint="eastAsia"/>
-          <w:snapToGrid w:val="0"/>
-          <w:lang w:eastAsia="ko-KR"/>
-        </w:rPr>
-        <w:t>사용자가</w:t>
-      </w:r>
-      <w:r>
-        <w:rPr>
-          <w:rFonts w:eastAsiaTheme="minorEastAsia" w:hint="eastAsia"/>
-          <w:snapToGrid w:val="0"/>
-          <w:lang w:eastAsia="ko-KR"/>
-        </w:rPr>
-        <w:t xml:space="preserve"> </w:t>
-      </w:r>
-      <w:r>
-        <w:rPr>
-          <w:rFonts w:eastAsiaTheme="minorEastAsia" w:hint="eastAsia"/>
-          <w:snapToGrid w:val="0"/>
-          <w:lang w:eastAsia="ko-KR"/>
-        </w:rPr>
-        <w:t>마우스를</w:t>
-      </w:r>
-      <w:r>
-        <w:rPr>
-          <w:rFonts w:eastAsiaTheme="minorEastAsia" w:hint="eastAsia"/>
-          <w:snapToGrid w:val="0"/>
-          <w:lang w:eastAsia="ko-KR"/>
-        </w:rPr>
-        <w:t xml:space="preserve"> </w:t>
-      </w:r>
-      <w:r>
-        <w:rPr>
-          <w:rFonts w:eastAsiaTheme="minorEastAsia" w:hint="eastAsia"/>
-          <w:snapToGrid w:val="0"/>
-          <w:lang w:eastAsia="ko-KR"/>
-        </w:rPr>
-        <w:t>클릭했을</w:t>
-      </w:r>
-      <w:r>
-        <w:rPr>
-          <w:rFonts w:eastAsiaTheme="minorEastAsia" w:hint="eastAsia"/>
-          <w:snapToGrid w:val="0"/>
-          <w:lang w:eastAsia="ko-KR"/>
-        </w:rPr>
-        <w:t xml:space="preserve"> </w:t>
-      </w:r>
-      <w:r>
-        <w:rPr>
-          <w:rFonts w:eastAsiaTheme="minorEastAsia" w:hint="eastAsia"/>
-          <w:snapToGrid w:val="0"/>
-          <w:lang w:eastAsia="ko-KR"/>
-        </w:rPr>
-        <w:t>때의</w:t>
-      </w:r>
-      <w:r>
-        <w:rPr>
-          <w:rFonts w:eastAsiaTheme="minorEastAsia" w:hint="eastAsia"/>
-          <w:snapToGrid w:val="0"/>
-          <w:lang w:eastAsia="ko-KR"/>
-        </w:rPr>
-        <w:t xml:space="preserve"> </w:t>
-      </w:r>
-      <w:proofErr w:type="spellStart"/>
-      <w:r>
-        <w:rPr>
-          <w:rFonts w:eastAsiaTheme="minorEastAsia" w:hint="eastAsia"/>
-          <w:snapToGrid w:val="0"/>
-          <w:lang w:eastAsia="ko-KR"/>
-        </w:rPr>
-        <w:t>좌표값을</w:t>
-      </w:r>
-      <w:proofErr w:type="spellEnd"/>
-      <w:r>
-        <w:rPr>
-          <w:rFonts w:eastAsiaTheme="minorEastAsia" w:hint="eastAsia"/>
-          <w:snapToGrid w:val="0"/>
-          <w:lang w:eastAsia="ko-KR"/>
-        </w:rPr>
-        <w:t xml:space="preserve"> </w:t>
-      </w:r>
-      <w:r>
-        <w:rPr>
-          <w:rFonts w:eastAsiaTheme="minorEastAsia" w:hint="eastAsia"/>
-          <w:snapToGrid w:val="0"/>
-          <w:lang w:eastAsia="ko-KR"/>
-        </w:rPr>
-        <w:t>데이터로</w:t>
-      </w:r>
-      <w:r>
-        <w:rPr>
-          <w:rFonts w:eastAsiaTheme="minorEastAsia" w:hint="eastAsia"/>
-          <w:snapToGrid w:val="0"/>
-          <w:lang w:eastAsia="ko-KR"/>
-        </w:rPr>
-        <w:t xml:space="preserve"> </w:t>
-      </w:r>
-      <w:r>
-        <w:rPr>
-          <w:rFonts w:eastAsiaTheme="minorEastAsia" w:hint="eastAsia"/>
-          <w:snapToGrid w:val="0"/>
-          <w:lang w:eastAsia="ko-KR"/>
-        </w:rPr>
-        <w:t>하여</w:t>
-      </w:r>
-      <w:r>
-        <w:rPr>
-          <w:rFonts w:eastAsiaTheme="minorEastAsia" w:hint="eastAsia"/>
-          <w:snapToGrid w:val="0"/>
-          <w:lang w:eastAsia="ko-KR"/>
-        </w:rPr>
-        <w:t>,</w:t>
+        <w:t xml:space="preserve"> TargetDataReadyDelegate</w:t>
+      </w:r>
+      <w:r>
+        <w:rPr>
+          <w:rFonts w:eastAsiaTheme="minorEastAsia" w:hint="eastAsia"/>
+          <w:snapToGrid w:val="0"/>
+          <w:lang w:eastAsia="ko-KR"/>
+        </w:rPr>
+        <w:t>를</w:t>
+      </w:r>
+      <w:r>
+        <w:rPr>
+          <w:rFonts w:eastAsiaTheme="minorEastAsia" w:hint="eastAsia"/>
+          <w:snapToGrid w:val="0"/>
+          <w:lang w:eastAsia="ko-KR"/>
+        </w:rPr>
+        <w:t xml:space="preserve"> </w:t>
+      </w:r>
+      <w:r>
+        <w:rPr>
+          <w:rFonts w:eastAsiaTheme="minorEastAsia" w:hint="eastAsia"/>
+          <w:snapToGrid w:val="0"/>
+          <w:lang w:eastAsia="ko-KR"/>
+        </w:rPr>
+        <w:t>통해</w:t>
+      </w:r>
+      <w:r>
+        <w:rPr>
+          <w:rFonts w:eastAsiaTheme="minorEastAsia" w:hint="eastAsia"/>
+          <w:snapToGrid w:val="0"/>
+          <w:lang w:eastAsia="ko-KR"/>
+        </w:rPr>
+        <w:t xml:space="preserve"> </w:t>
+      </w:r>
+      <w:r>
+        <w:rPr>
+          <w:rFonts w:eastAsiaTheme="minorEastAsia" w:hint="eastAsia"/>
+          <w:snapToGrid w:val="0"/>
+          <w:lang w:eastAsia="ko-KR"/>
+        </w:rPr>
+        <w:t>방송을</w:t>
+      </w:r>
+      <w:r>
+        <w:rPr>
+          <w:rFonts w:eastAsiaTheme="minorEastAsia" w:hint="eastAsia"/>
+          <w:snapToGrid w:val="0"/>
+          <w:lang w:eastAsia="ko-KR"/>
+        </w:rPr>
+        <w:t xml:space="preserve"> </w:t>
+      </w:r>
+      <w:r>
+        <w:rPr>
+          <w:rFonts w:eastAsiaTheme="minorEastAsia" w:hint="eastAsia"/>
+          <w:snapToGrid w:val="0"/>
+          <w:lang w:eastAsia="ko-KR"/>
+        </w:rPr>
+        <w:t>합니다</w:t>
+      </w:r>
+      <w:r>
+        <w:rPr>
+          <w:rFonts w:eastAsiaTheme="minorEastAsia" w:hint="eastAsia"/>
+          <w:snapToGrid w:val="0"/>
+          <w:lang w:eastAsia="ko-KR"/>
+        </w:rPr>
+        <w:t>.</w:t>
       </w:r>
       <w:r>
         <w:rPr>
@@ -4156,162 +4092,78 @@
         </w:rPr>
         <w:t xml:space="preserve"> </w:t>
       </w:r>
-      <w:proofErr w:type="spellStart"/>
+      <w:r>
+        <w:rPr>
+          <w:rFonts w:eastAsiaTheme="minorEastAsia" w:hint="eastAsia"/>
+          <w:snapToGrid w:val="0"/>
+          <w:lang w:eastAsia="ko-KR"/>
+        </w:rPr>
+        <w:t>이</w:t>
+      </w:r>
+      <w:r>
+        <w:rPr>
+          <w:rFonts w:eastAsiaTheme="minorEastAsia" w:hint="eastAsia"/>
+          <w:snapToGrid w:val="0"/>
+          <w:lang w:eastAsia="ko-KR"/>
+        </w:rPr>
+        <w:t xml:space="preserve"> </w:t>
+      </w:r>
+      <w:r>
+        <w:rPr>
+          <w:rFonts w:eastAsiaTheme="minorEastAsia" w:hint="eastAsia"/>
+          <w:snapToGrid w:val="0"/>
+          <w:lang w:eastAsia="ko-KR"/>
+        </w:rPr>
+        <w:t>델리게이트로</w:t>
+      </w:r>
+      <w:r>
+        <w:rPr>
+          <w:rFonts w:eastAsiaTheme="minorEastAsia" w:hint="eastAsia"/>
+          <w:snapToGrid w:val="0"/>
+          <w:lang w:eastAsia="ko-KR"/>
+        </w:rPr>
+        <w:t xml:space="preserve"> </w:t>
+      </w:r>
+      <w:r>
+        <w:rPr>
+          <w:rFonts w:eastAsiaTheme="minorEastAsia" w:hint="eastAsia"/>
+          <w:snapToGrid w:val="0"/>
+          <w:lang w:eastAsia="ko-KR"/>
+        </w:rPr>
+        <w:t>인해</w:t>
+      </w:r>
+      <w:r>
+        <w:rPr>
+          <w:rFonts w:eastAsiaTheme="minorEastAsia" w:hint="eastAsia"/>
+          <w:snapToGrid w:val="0"/>
+          <w:lang w:eastAsia="ko-KR"/>
+        </w:rPr>
+        <w:t xml:space="preserve"> </w:t>
+      </w:r>
+      <w:r>
+        <w:rPr>
+          <w:rFonts w:eastAsiaTheme="minorEastAsia" w:hint="eastAsia"/>
+          <w:snapToGrid w:val="0"/>
+          <w:lang w:eastAsia="ko-KR"/>
+        </w:rPr>
+        <w:t>위의</w:t>
+      </w:r>
+      <w:r>
+        <w:rPr>
+          <w:rFonts w:eastAsiaTheme="minorEastAsia" w:hint="eastAsia"/>
+          <w:snapToGrid w:val="0"/>
+          <w:lang w:eastAsia="ko-KR"/>
+        </w:rPr>
+        <w:t xml:space="preserve"> </w:t>
+      </w:r>
       <w:r>
         <w:rPr>
           <w:rFonts w:eastAsiaTheme="minorEastAsia"/>
           <w:snapToGrid w:val="0"/>
           <w:lang w:eastAsia="ko-KR"/>
         </w:rPr>
-        <w:t>TargetDataReadyDelegate</w:t>
-      </w:r>
-      <w:proofErr w:type="spellEnd"/>
-      <w:r>
-        <w:rPr>
-          <w:rFonts w:eastAsiaTheme="minorEastAsia" w:hint="eastAsia"/>
-          <w:snapToGrid w:val="0"/>
-          <w:lang w:eastAsia="ko-KR"/>
-        </w:rPr>
-        <w:t>를</w:t>
-      </w:r>
-      <w:r>
-        <w:rPr>
-          <w:rFonts w:eastAsiaTheme="minorEastAsia" w:hint="eastAsia"/>
-          <w:snapToGrid w:val="0"/>
-          <w:lang w:eastAsia="ko-KR"/>
-        </w:rPr>
-        <w:t xml:space="preserve"> </w:t>
-      </w:r>
-      <w:r>
-        <w:rPr>
-          <w:rFonts w:eastAsiaTheme="minorEastAsia" w:hint="eastAsia"/>
-          <w:snapToGrid w:val="0"/>
-          <w:lang w:eastAsia="ko-KR"/>
-        </w:rPr>
-        <w:t>통해</w:t>
-      </w:r>
-      <w:r>
-        <w:rPr>
-          <w:rFonts w:eastAsiaTheme="minorEastAsia" w:hint="eastAsia"/>
-          <w:snapToGrid w:val="0"/>
-          <w:lang w:eastAsia="ko-KR"/>
-        </w:rPr>
-        <w:t xml:space="preserve"> </w:t>
-      </w:r>
-      <w:r>
-        <w:rPr>
-          <w:rFonts w:eastAsiaTheme="minorEastAsia" w:hint="eastAsia"/>
-          <w:snapToGrid w:val="0"/>
-          <w:lang w:eastAsia="ko-KR"/>
-        </w:rPr>
-        <w:t>방송을</w:t>
-      </w:r>
-      <w:r>
-        <w:rPr>
-          <w:rFonts w:eastAsiaTheme="minorEastAsia" w:hint="eastAsia"/>
-          <w:snapToGrid w:val="0"/>
-          <w:lang w:eastAsia="ko-KR"/>
-        </w:rPr>
-        <w:t xml:space="preserve"> </w:t>
-      </w:r>
-      <w:r>
-        <w:rPr>
-          <w:rFonts w:eastAsiaTheme="minorEastAsia" w:hint="eastAsia"/>
-          <w:snapToGrid w:val="0"/>
-          <w:lang w:eastAsia="ko-KR"/>
-        </w:rPr>
-        <w:t>합니다</w:t>
-      </w:r>
-      <w:r>
-        <w:rPr>
-          <w:rFonts w:eastAsiaTheme="minorEastAsia" w:hint="eastAsia"/>
-          <w:snapToGrid w:val="0"/>
-          <w:lang w:eastAsia="ko-KR"/>
-        </w:rPr>
-        <w:t>.</w:t>
-      </w:r>
-      <w:r>
-        <w:rPr>
-          <w:rFonts w:eastAsiaTheme="minorEastAsia"/>
-          <w:snapToGrid w:val="0"/>
-          <w:lang w:eastAsia="ko-KR"/>
-        </w:rPr>
-        <w:t xml:space="preserve"> </w:t>
-      </w:r>
-      <w:r>
-        <w:rPr>
-          <w:rFonts w:eastAsiaTheme="minorEastAsia" w:hint="eastAsia"/>
-          <w:snapToGrid w:val="0"/>
-          <w:lang w:eastAsia="ko-KR"/>
-        </w:rPr>
-        <w:t>이</w:t>
-      </w:r>
-      <w:r>
-        <w:rPr>
-          <w:rFonts w:eastAsiaTheme="minorEastAsia" w:hint="eastAsia"/>
-          <w:snapToGrid w:val="0"/>
-          <w:lang w:eastAsia="ko-KR"/>
-        </w:rPr>
-        <w:t xml:space="preserve"> </w:t>
-      </w:r>
-      <w:r>
-        <w:rPr>
-          <w:rFonts w:eastAsiaTheme="minorEastAsia" w:hint="eastAsia"/>
-          <w:snapToGrid w:val="0"/>
-          <w:lang w:eastAsia="ko-KR"/>
-        </w:rPr>
-        <w:t>델리게이트로</w:t>
-      </w:r>
-      <w:r>
-        <w:rPr>
-          <w:rFonts w:eastAsiaTheme="minorEastAsia" w:hint="eastAsia"/>
-          <w:snapToGrid w:val="0"/>
-          <w:lang w:eastAsia="ko-KR"/>
-        </w:rPr>
-        <w:t xml:space="preserve"> </w:t>
-      </w:r>
-      <w:r>
-        <w:rPr>
-          <w:rFonts w:eastAsiaTheme="minorEastAsia" w:hint="eastAsia"/>
-          <w:snapToGrid w:val="0"/>
-          <w:lang w:eastAsia="ko-KR"/>
-        </w:rPr>
-        <w:t>인해</w:t>
-      </w:r>
-      <w:r>
-        <w:rPr>
-          <w:rFonts w:eastAsiaTheme="minorEastAsia" w:hint="eastAsia"/>
-          <w:snapToGrid w:val="0"/>
-          <w:lang w:eastAsia="ko-KR"/>
-        </w:rPr>
-        <w:t xml:space="preserve"> </w:t>
-      </w:r>
-      <w:r>
-        <w:rPr>
-          <w:rFonts w:eastAsiaTheme="minorEastAsia" w:hint="eastAsia"/>
-          <w:snapToGrid w:val="0"/>
-          <w:lang w:eastAsia="ko-KR"/>
-        </w:rPr>
-        <w:t>위의</w:t>
-      </w:r>
-      <w:r>
-        <w:rPr>
-          <w:rFonts w:eastAsiaTheme="minorEastAsia" w:hint="eastAsia"/>
-          <w:snapToGrid w:val="0"/>
-          <w:lang w:eastAsia="ko-KR"/>
-        </w:rPr>
-        <w:t xml:space="preserve"> </w:t>
-      </w:r>
-      <w:proofErr w:type="spellStart"/>
-      <w:r>
-        <w:rPr>
-          <w:rFonts w:eastAsiaTheme="minorEastAsia"/>
-          <w:snapToGrid w:val="0"/>
-          <w:lang w:eastAsia="ko-KR"/>
-        </w:rPr>
         <w:t>TargetConfirmed</w:t>
       </w:r>
-      <w:proofErr w:type="spellEnd"/>
       <w:r>
         <w:rPr>
           <w:rFonts w:eastAsiaTheme="minorEastAsia" w:hint="eastAsia"/>
@@ -4465,7 +4317,7 @@
         <w:spacing w:line="250" w:lineRule="auto"/>
         <w:ind w:left="0"/>
         <w:rPr>
-          <w:rFonts w:eastAsiaTheme="minorEastAsia" w:hint="eastAsia"/>
+          <w:rFonts w:eastAsiaTheme="minorEastAsia"/>
           <w:snapToGrid w:val="0"/>
           <w:lang w:eastAsia="ko-KR"/>
         </w:rPr>
@@ -4473,6 +4325,7 @@
       <w:r>
         <w:rPr>
           <w:rFonts w:eastAsiaTheme="minorEastAsia"/>
+          <w:noProof/>
           <w:snapToGrid w:val="0"/>
           <w:lang w:eastAsia="ko-KR"/>
         </w:rPr>
@@ -4508,7 +4361,7 @@
                     <pic:cNvPicPr/>
                   </pic:nvPicPr>
                   <pic:blipFill>
-                    <a:blip r:embed="rId15" cstate="print">
+                    <a:blip r:embed="rId16" cstate="print">
                       <a:extLst>
                         <a:ext uri="{28A0092B-C50C-407E-A947-70E740481C1C}">
                           <a14:useLocalDpi xmlns:a14="http://schemas.microsoft.com/office/drawing/2010/main" val="0"/>
@@ -4596,7 +4449,6 @@
         </w:rPr>
         <w:t xml:space="preserve"> </w:t>
       </w:r>
-      <w:proofErr w:type="spellStart"/>
       <w:r>
         <w:rPr>
           <w:rFonts w:eastAsiaTheme="minorEastAsia" w:hint="eastAsia"/>
@@ -4605,16 +4457,14 @@
         </w:rPr>
         <w:t>액터가</w:t>
       </w:r>
-      <w:proofErr w:type="spellEnd"/>
-      <w:r>
-        <w:rPr>
-          <w:rFonts w:eastAsiaTheme="minorEastAsia" w:hint="eastAsia"/>
-          <w:snapToGrid w:val="0"/>
-          <w:lang w:eastAsia="ko-KR"/>
-        </w:rPr>
-        <w:t xml:space="preserve"> </w:t>
-      </w:r>
-      <w:proofErr w:type="spellStart"/>
+      <w:r>
+        <w:rPr>
+          <w:rFonts w:eastAsiaTheme="minorEastAsia" w:hint="eastAsia"/>
+          <w:snapToGrid w:val="0"/>
+          <w:lang w:eastAsia="ko-KR"/>
+        </w:rPr>
+        <w:t xml:space="preserve"> </w:t>
+      </w:r>
       <w:r>
         <w:rPr>
           <w:rFonts w:eastAsiaTheme="minorEastAsia" w:hint="eastAsia"/>
@@ -4623,7 +4473,6 @@
         </w:rPr>
         <w:t>스폰이</w:t>
       </w:r>
-      <w:proofErr w:type="spellEnd"/>
       <w:r>
         <w:rPr>
           <w:rFonts w:eastAsiaTheme="minorEastAsia" w:hint="eastAsia"/>
@@ -4664,7 +4513,6 @@
         </w:rPr>
         <w:t xml:space="preserve"> </w:t>
       </w:r>
-      <w:proofErr w:type="spellStart"/>
       <w:r>
         <w:rPr>
           <w:rFonts w:eastAsiaTheme="minorEastAsia" w:hint="eastAsia"/>
@@ -4673,7 +4521,6 @@
         </w:rPr>
         <w:t>스폰됩니다</w:t>
       </w:r>
-      <w:proofErr w:type="spellEnd"/>
       <w:r>
         <w:rPr>
           <w:rFonts w:eastAsiaTheme="minorEastAsia" w:hint="eastAsia"/>
@@ -4818,7 +4665,6 @@
         </w:rPr>
         <w:t xml:space="preserve"> </w:t>
       </w:r>
-      <w:proofErr w:type="spellStart"/>
       <w:r>
         <w:rPr>
           <w:rFonts w:eastAsiaTheme="minorEastAsia" w:hint="eastAsia"/>
@@ -4827,7 +4673,6 @@
         </w:rPr>
         <w:t>프레임마다</w:t>
       </w:r>
-      <w:proofErr w:type="spellEnd"/>
       <w:r>
         <w:rPr>
           <w:rFonts w:eastAsiaTheme="minorEastAsia" w:hint="eastAsia"/>
@@ -4956,7 +4801,6 @@
         </w:rPr>
         <w:t xml:space="preserve"> </w:t>
       </w:r>
-      <w:proofErr w:type="spellStart"/>
       <w:r>
         <w:rPr>
           <w:rFonts w:eastAsiaTheme="minorEastAsia" w:hint="eastAsia"/>
@@ -4965,7 +4809,6 @@
         </w:rPr>
         <w:t>데칼에</w:t>
       </w:r>
-      <w:proofErr w:type="spellEnd"/>
       <w:r>
         <w:rPr>
           <w:rFonts w:eastAsiaTheme="minorEastAsia" w:hint="eastAsia"/>
@@ -5006,7 +4849,6 @@
         </w:rPr>
         <w:t xml:space="preserve"> </w:t>
       </w:r>
-      <w:proofErr w:type="spellStart"/>
       <w:r>
         <w:rPr>
           <w:rFonts w:eastAsiaTheme="minorEastAsia" w:hint="eastAsia"/>
@@ -5015,7 +4857,6 @@
         </w:rPr>
         <w:t>머티리얼의</w:t>
       </w:r>
-      <w:proofErr w:type="spellEnd"/>
       <w:r>
         <w:rPr>
           <w:rFonts w:eastAsiaTheme="minorEastAsia" w:hint="eastAsia"/>
@@ -5288,7 +5129,6 @@
         </w:rPr>
         <w:t xml:space="preserve"> </w:t>
       </w:r>
-      <w:proofErr w:type="spellStart"/>
       <w:r>
         <w:rPr>
           <w:rFonts w:eastAsiaTheme="minorEastAsia" w:hint="eastAsia"/>
@@ -5297,7 +5137,6 @@
         </w:rPr>
         <w:t>좌클릭을</w:t>
       </w:r>
-      <w:proofErr w:type="spellEnd"/>
       <w:r>
         <w:rPr>
           <w:rFonts w:eastAsiaTheme="minorEastAsia" w:hint="eastAsia"/>
@@ -5354,7 +5193,6 @@
         </w:rPr>
         <w:t xml:space="preserve"> </w:t>
       </w:r>
-      <w:proofErr w:type="spellStart"/>
       <w:r>
         <w:rPr>
           <w:rFonts w:eastAsiaTheme="minorEastAsia" w:hint="eastAsia"/>
@@ -5363,7 +5201,6 @@
         </w:rPr>
         <w:t>시전되고</w:t>
       </w:r>
-      <w:proofErr w:type="spellEnd"/>
       <w:r>
         <w:rPr>
           <w:rFonts w:eastAsiaTheme="minorEastAsia" w:hint="eastAsia"/>
@@ -5524,7 +5361,6 @@
         </w:rPr>
         <w:t xml:space="preserve"> </w:t>
       </w:r>
-      <w:proofErr w:type="spellStart"/>
       <w:r>
         <w:rPr>
           <w:rFonts w:eastAsiaTheme="minorEastAsia" w:hint="eastAsia"/>
@@ -5533,7 +5369,6 @@
         </w:rPr>
         <w:t>액터는</w:t>
       </w:r>
-      <w:proofErr w:type="spellEnd"/>
       <w:r>
         <w:rPr>
           <w:rFonts w:eastAsiaTheme="minorEastAsia" w:hint="eastAsia"/>
@@ -5574,7 +5409,6 @@
         </w:rPr>
         <w:t xml:space="preserve"> </w:t>
       </w:r>
-      <w:proofErr w:type="spellStart"/>
       <w:r>
         <w:rPr>
           <w:rFonts w:eastAsiaTheme="minorEastAsia" w:hint="eastAsia"/>
@@ -5583,7 +5417,6 @@
         </w:rPr>
         <w:t>최대위치에</w:t>
       </w:r>
-      <w:proofErr w:type="spellEnd"/>
       <w:r>
         <w:rPr>
           <w:rFonts w:eastAsiaTheme="minorEastAsia" w:hint="eastAsia"/>
@@ -5640,12 +5473,10 @@
         </w:rPr>
         <w:t>.</w:t>
       </w:r>
-      <w:bookmarkStart w:id="1" w:name="_GoBack"/>
-      <w:bookmarkEnd w:id="1"/>
     </w:p>
     <w:sectPr>
-      <w:headerReference w:type="default" r:id="rId16"/>
-      <w:footerReference w:type="default" r:id="rId17"/>
+      <w:headerReference w:type="default" r:id="rId17"/>
+      <w:footerReference w:type="default" r:id="rId18"/>
       <w:endnotePr>
         <w:numFmt w:val="decimal"/>
       </w:endnotePr>
@@ -5658,7 +5489,7 @@
 </file>
 
 <file path=word/comments.xml><?xml version="1.0" encoding="utf-8"?>
-<w:comments xmlns:wpc="http://schemas.microsoft.com/office/word/2010/wordprocessingCanvas" xmlns:cx="http://schemas.microsoft.com/office/drawing/2014/chartex" xmlns:mc="http://schemas.openxmlformats.org/markup-compatibility/2006" xmlns:o="urn:schemas-microsoft-com:office:office" xmlns:r="http://schemas.openxmlformats.org/officeDocument/2006/relationships" xmlns:m="http://schemas.openxmlformats.org/officeDocument/2006/math" xmlns:v="urn:schemas-microsoft-com:vml" xmlns:wp14="http://schemas.microsoft.com/office/word/2010/wordprocessingDrawing" xmlns:wp="http://schemas.openxmlformats.org/drawingml/2006/wordprocessingDrawing" xmlns:w10="urn:schemas-microsoft-com:office:word" xmlns:w="http://schemas.openxmlformats.org/wordprocessingml/2006/main" xmlns:w14="http://schemas.microsoft.com/office/word/2010/wordml" xmlns:w15="http://schemas.microsoft.com/office/word/2012/wordml" xmlns:w16se="http://schemas.microsoft.com/office/word/2015/wordml/symex" xmlns:wpg="http://schemas.microsoft.com/office/word/2010/wordprocessingGroup" xmlns:wpi="http://schemas.microsoft.com/office/word/2010/wordprocessingInk" xmlns:wne="http://schemas.microsoft.com/office/word/2006/wordml" xmlns:wps="http://schemas.microsoft.com/office/word/2010/wordprocessingShape" mc:Ignorable="w14 w15 w16se wp14">
+<w:comments xmlns:wpc="http://schemas.microsoft.com/office/word/2010/wordprocessingCanvas" xmlns:cx="http://schemas.microsoft.com/office/drawing/2014/chartex" xmlns:cx1="http://schemas.microsoft.com/office/drawing/2015/9/8/chartex" xmlns:cx2="http://schemas.microsoft.com/office/drawing/2015/10/21/chartex" xmlns:cx3="http://schemas.microsoft.com/office/drawing/2016/5/9/chartex" xmlns:cx4="http://schemas.microsoft.com/office/drawing/2016/5/10/chartex" xmlns:cx5="http://schemas.microsoft.com/office/drawing/2016/5/11/chartex" xmlns:cx6="http://schemas.microsoft.com/office/drawing/2016/5/12/chartex" xmlns:cx7="http://schemas.microsoft.com/office/drawing/2016/5/13/chartex" xmlns:cx8="http://schemas.microsoft.com/office/drawing/2016/5/14/chartex" xmlns:mc="http://schemas.openxmlformats.org/markup-compatibility/2006" xmlns:aink="http://schemas.microsoft.com/office/drawing/2016/ink" xmlns:am3d="http://schemas.microsoft.com/office/drawing/2017/model3d" xmlns:o="urn:schemas-microsoft-com:office:office" xmlns:oel="http://schemas.microsoft.com/office/2019/extlst" xmlns:r="http://schemas.openxmlformats.org/officeDocument/2006/relationships" xmlns:m="http://schemas.openxmlformats.org/officeDocument/2006/math" xmlns:v="urn:schemas-microsoft-com:vml" xmlns:wp14="http://schemas.microsoft.com/office/word/2010/wordprocessingDrawing" xmlns:wp="http://schemas.openxmlformats.org/drawingml/2006/wordprocessingDrawing" xmlns:w10="urn:schemas-microsoft-com:office:word" xmlns:w="http://schemas.openxmlformats.org/wordprocessingml/2006/main" xmlns:w14="http://schemas.microsoft.com/office/word/2010/wordml" xmlns:w15="http://schemas.microsoft.com/office/word/2012/wordml" xmlns:w16cex="http://schemas.microsoft.com/office/word/2018/wordml/cex" xmlns:w16cid="http://schemas.microsoft.com/office/word/2016/wordml/cid" xmlns:w16="http://schemas.microsoft.com/office/word/2018/wordml" xmlns:w16du="http://schemas.microsoft.com/office/word/2023/wordml/word16du" xmlns:w16sdtdh="http://schemas.microsoft.com/office/word/2020/wordml/sdtdatahash" xmlns:w16sdtfl="http://schemas.microsoft.com/office/word/2024/wordml/sdtformatlock" xmlns:w16se="http://schemas.microsoft.com/office/word/2015/wordml/symex" xmlns:wpg="http://schemas.microsoft.com/office/word/2010/wordprocessingGroup" xmlns:wpi="http://schemas.microsoft.com/office/word/2010/wordprocessingInk" xmlns:wne="http://schemas.microsoft.com/office/word/2006/wordml" xmlns:wps="http://schemas.microsoft.com/office/word/2010/wordprocessingShape" mc:Ignorable="w14 w15 w16se w16cid w16 w16cex w16sdtdh w16sdtfl w16du wp14">
   <w:comment w:id="0" w:author="User" w:initials="User">
     <w:p>
       <w:pPr>
@@ -5699,13 +5530,19 @@
 </file>
 
 <file path=word/commentsExtended.xml><?xml version="1.0" encoding="utf-8"?>
-<w15:commentsEx xmlns:wpc="http://schemas.microsoft.com/office/word/2010/wordprocessingCanvas" xmlns:cx="http://schemas.microsoft.com/office/drawing/2014/chartex" xmlns:mc="http://schemas.openxmlformats.org/markup-compatibility/2006" xmlns:o="urn:schemas-microsoft-com:office:office" xmlns:r="http://schemas.openxmlformats.org/officeDocument/2006/relationships" xmlns:m="http://schemas.openxmlformats.org/officeDocument/2006/math" xmlns:v="urn:schemas-microsoft-com:vml" xmlns:wp14="http://schemas.microsoft.com/office/word/2010/wordprocessingDrawing" xmlns:wp="http://schemas.openxmlformats.org/drawingml/2006/wordprocessingDrawing" xmlns:w10="urn:schemas-microsoft-com:office:word" xmlns:w="http://schemas.openxmlformats.org/wordprocessingml/2006/main" xmlns:w14="http://schemas.microsoft.com/office/word/2010/wordml" xmlns:w15="http://schemas.microsoft.com/office/word/2012/wordml" xmlns:w16se="http://schemas.microsoft.com/office/word/2015/wordml/symex" xmlns:wpg="http://schemas.microsoft.com/office/word/2010/wordprocessingGroup" xmlns:wpi="http://schemas.microsoft.com/office/word/2010/wordprocessingInk" xmlns:wne="http://schemas.microsoft.com/office/word/2006/wordml" xmlns:wps="http://schemas.microsoft.com/office/word/2010/wordprocessingShape" mc:Ignorable="w14 w15 w16se wp14">
+<w15:commentsEx xmlns:wpc="http://schemas.microsoft.com/office/word/2010/wordprocessingCanvas" xmlns:cx="http://schemas.microsoft.com/office/drawing/2014/chartex" xmlns:cx1="http://schemas.microsoft.com/office/drawing/2015/9/8/chartex" xmlns:cx2="http://schemas.microsoft.com/office/drawing/2015/10/21/chartex" xmlns:cx3="http://schemas.microsoft.com/office/drawing/2016/5/9/chartex" xmlns:cx4="http://schemas.microsoft.com/office/drawing/2016/5/10/chartex" xmlns:cx5="http://schemas.microsoft.com/office/drawing/2016/5/11/chartex" xmlns:cx6="http://schemas.microsoft.com/office/drawing/2016/5/12/chartex" xmlns:cx7="http://schemas.microsoft.com/office/drawing/2016/5/13/chartex" xmlns:cx8="http://schemas.microsoft.com/office/drawing/2016/5/14/chartex" xmlns:mc="http://schemas.openxmlformats.org/markup-compatibility/2006" xmlns:aink="http://schemas.microsoft.com/office/drawing/2016/ink" xmlns:am3d="http://schemas.microsoft.com/office/drawing/2017/model3d" xmlns:o="urn:schemas-microsoft-com:office:office" xmlns:oel="http://schemas.microsoft.com/office/2019/extlst" xmlns:r="http://schemas.openxmlformats.org/officeDocument/2006/relationships" xmlns:m="http://schemas.openxmlformats.org/officeDocument/2006/math" xmlns:v="urn:schemas-microsoft-com:vml" xmlns:wp14="http://schemas.microsoft.com/office/word/2010/wordprocessingDrawing" xmlns:wp="http://schemas.openxmlformats.org/drawingml/2006/wordprocessingDrawing" xmlns:w10="urn:schemas-microsoft-com:office:word" xmlns:w="http://schemas.openxmlformats.org/wordprocessingml/2006/main" xmlns:w14="http://schemas.microsoft.com/office/word/2010/wordml" xmlns:w15="http://schemas.microsoft.com/office/word/2012/wordml" xmlns:w16cex="http://schemas.microsoft.com/office/word/2018/wordml/cex" xmlns:w16cid="http://schemas.microsoft.com/office/word/2016/wordml/cid" xmlns:w16="http://schemas.microsoft.com/office/word/2018/wordml" xmlns:w16du="http://schemas.microsoft.com/office/word/2023/wordml/word16du" xmlns:w16sdtdh="http://schemas.microsoft.com/office/word/2020/wordml/sdtdatahash" xmlns:w16sdtfl="http://schemas.microsoft.com/office/word/2024/wordml/sdtformatlock" xmlns:w16se="http://schemas.microsoft.com/office/word/2015/wordml/symex" xmlns:wpg="http://schemas.microsoft.com/office/word/2010/wordprocessingGroup" xmlns:wpi="http://schemas.microsoft.com/office/word/2010/wordprocessingInk" xmlns:wne="http://schemas.microsoft.com/office/word/2006/wordml" xmlns:wps="http://schemas.microsoft.com/office/word/2010/wordprocessingShape" mc:Ignorable="w14 w15 w16se w16cid w16 w16cex w16sdtdh w16sdtfl w16du wp14">
   <w15:commentEx w15:paraId="58688063" w15:done="0"/>
 </w15:commentsEx>
 </file>
 
+<file path=word/commentsIds.xml><?xml version="1.0" encoding="utf-8"?>
+<w16cid:commentsIds xmlns:wpc="http://schemas.microsoft.com/office/word/2010/wordprocessingCanvas" xmlns:cx="http://schemas.microsoft.com/office/drawing/2014/chartex" xmlns:cx1="http://schemas.microsoft.com/office/drawing/2015/9/8/chartex" xmlns:cx2="http://schemas.microsoft.com/office/drawing/2015/10/21/chartex" xmlns:cx3="http://schemas.microsoft.com/office/drawing/2016/5/9/chartex" xmlns:cx4="http://schemas.microsoft.com/office/drawing/2016/5/10/chartex" xmlns:cx5="http://schemas.microsoft.com/office/drawing/2016/5/11/chartex" xmlns:cx6="http://schemas.microsoft.com/office/drawing/2016/5/12/chartex" xmlns:cx7="http://schemas.microsoft.com/office/drawing/2016/5/13/chartex" xmlns:cx8="http://schemas.microsoft.com/office/drawing/2016/5/14/chartex" xmlns:mc="http://schemas.openxmlformats.org/markup-compatibility/2006" xmlns:aink="http://schemas.microsoft.com/office/drawing/2016/ink" xmlns:am3d="http://schemas.microsoft.com/office/drawing/2017/model3d" xmlns:o="urn:schemas-microsoft-com:office:office" xmlns:oel="http://schemas.microsoft.com/office/2019/extlst" xmlns:r="http://schemas.openxmlformats.org/officeDocument/2006/relationships" xmlns:m="http://schemas.openxmlformats.org/officeDocument/2006/math" xmlns:v="urn:schemas-microsoft-com:vml" xmlns:wp14="http://schemas.microsoft.com/office/word/2010/wordprocessingDrawing" xmlns:wp="http://schemas.openxmlformats.org/drawingml/2006/wordprocessingDrawing" xmlns:w10="urn:schemas-microsoft-com:office:word" xmlns:w="http://schemas.openxmlformats.org/wordprocessingml/2006/main" xmlns:w14="http://schemas.microsoft.com/office/word/2010/wordml" xmlns:w15="http://schemas.microsoft.com/office/word/2012/wordml" xmlns:w16cex="http://schemas.microsoft.com/office/word/2018/wordml/cex" xmlns:w16cid="http://schemas.microsoft.com/office/word/2016/wordml/cid" xmlns:w16="http://schemas.microsoft.com/office/word/2018/wordml" xmlns:w16du="http://schemas.microsoft.com/office/word/2023/wordml/word16du" xmlns:w16sdtdh="http://schemas.microsoft.com/office/word/2020/wordml/sdtdatahash" xmlns:w16sdtfl="http://schemas.microsoft.com/office/word/2024/wordml/sdtformatlock" xmlns:w16se="http://schemas.microsoft.com/office/word/2015/wordml/symex" xmlns:wpg="http://schemas.microsoft.com/office/word/2010/wordprocessingGroup" xmlns:wpi="http://schemas.microsoft.com/office/word/2010/wordprocessingInk" xmlns:wne="http://schemas.microsoft.com/office/word/2006/wordml" xmlns:wps="http://schemas.microsoft.com/office/word/2010/wordprocessingShape" mc:Ignorable="w14 w15 w16se w16cid w16 w16cex w16sdtdh w16sdtfl w16du wp14">
+  <w16cid:commentId w16cid:paraId="58688063" w16cid:durableId="58688063"/>
+</w16cid:commentsIds>
+</file>
+
 <file path=word/endnotes.xml><?xml version="1.0" encoding="utf-8"?>
-<w:endnotes xmlns:wpc="http://schemas.microsoft.com/office/word/2010/wordprocessingCanvas" xmlns:cx="http://schemas.microsoft.com/office/drawing/2014/chartex" xmlns:mc="http://schemas.openxmlformats.org/markup-compatibility/2006" xmlns:o="urn:schemas-microsoft-com:office:office" xmlns:r="http://schemas.openxmlformats.org/officeDocument/2006/relationships" xmlns:m="http://schemas.openxmlformats.org/officeDocument/2006/math" xmlns:v="urn:schemas-microsoft-com:vml" xmlns:wp14="http://schemas.microsoft.com/office/word/2010/wordprocessingDrawing" xmlns:wp="http://schemas.openxmlformats.org/drawingml/2006/wordprocessingDrawing" xmlns:w10="urn:schemas-microsoft-com:office:word" xmlns:w="http://schemas.openxmlformats.org/wordprocessingml/2006/main" xmlns:w14="http://schemas.microsoft.com/office/word/2010/wordml" xmlns:w15="http://schemas.microsoft.com/office/word/2012/wordml" xmlns:w16se="http://schemas.microsoft.com/office/word/2015/wordml/symex" xmlns:wpg="http://schemas.microsoft.com/office/word/2010/wordprocessingGroup" xmlns:wpi="http://schemas.microsoft.com/office/word/2010/wordprocessingInk" xmlns:wne="http://schemas.microsoft.com/office/word/2006/wordml" xmlns:wps="http://schemas.microsoft.com/office/word/2010/wordprocessingShape" mc:Ignorable="w14 w15 w16se wp14">
+<w:endnotes xmlns:wpc="http://schemas.microsoft.com/office/word/2010/wordprocessingCanvas" xmlns:cx="http://schemas.microsoft.com/office/drawing/2014/chartex" xmlns:cx1="http://schemas.microsoft.com/office/drawing/2015/9/8/chartex" xmlns:cx2="http://schemas.microsoft.com/office/drawing/2015/10/21/chartex" xmlns:cx3="http://schemas.microsoft.com/office/drawing/2016/5/9/chartex" xmlns:cx4="http://schemas.microsoft.com/office/drawing/2016/5/10/chartex" xmlns:cx5="http://schemas.microsoft.com/office/drawing/2016/5/11/chartex" xmlns:cx6="http://schemas.microsoft.com/office/drawing/2016/5/12/chartex" xmlns:cx7="http://schemas.microsoft.com/office/drawing/2016/5/13/chartex" xmlns:cx8="http://schemas.microsoft.com/office/drawing/2016/5/14/chartex" xmlns:mc="http://schemas.openxmlformats.org/markup-compatibility/2006" xmlns:aink="http://schemas.microsoft.com/office/drawing/2016/ink" xmlns:am3d="http://schemas.microsoft.com/office/drawing/2017/model3d" xmlns:o="urn:schemas-microsoft-com:office:office" xmlns:oel="http://schemas.microsoft.com/office/2019/extlst" xmlns:r="http://schemas.openxmlformats.org/officeDocument/2006/relationships" xmlns:m="http://schemas.openxmlformats.org/officeDocument/2006/math" xmlns:v="urn:schemas-microsoft-com:vml" xmlns:wp14="http://schemas.microsoft.com/office/word/2010/wordprocessingDrawing" xmlns:wp="http://schemas.openxmlformats.org/drawingml/2006/wordprocessingDrawing" xmlns:w10="urn:schemas-microsoft-com:office:word" xmlns:w="http://schemas.openxmlformats.org/wordprocessingml/2006/main" xmlns:w14="http://schemas.microsoft.com/office/word/2010/wordml" xmlns:w15="http://schemas.microsoft.com/office/word/2012/wordml" xmlns:w16cex="http://schemas.microsoft.com/office/word/2018/wordml/cex" xmlns:w16cid="http://schemas.microsoft.com/office/word/2016/wordml/cid" xmlns:w16="http://schemas.microsoft.com/office/word/2018/wordml" xmlns:w16du="http://schemas.microsoft.com/office/word/2023/wordml/word16du" xmlns:w16sdtdh="http://schemas.microsoft.com/office/word/2020/wordml/sdtdatahash" xmlns:w16sdtfl="http://schemas.microsoft.com/office/word/2024/wordml/sdtformatlock" xmlns:w16se="http://schemas.microsoft.com/office/word/2015/wordml/symex" xmlns:wpg="http://schemas.microsoft.com/office/word/2010/wordprocessingGroup" xmlns:wpi="http://schemas.microsoft.com/office/word/2010/wordprocessingInk" xmlns:wne="http://schemas.microsoft.com/office/word/2006/wordml" xmlns:wps="http://schemas.microsoft.com/office/word/2010/wordprocessingShape" mc:Ignorable="w14 w15 w16se w16cid w16 w16cex w16sdtdh w16sdtfl w16du wp14">
   <w:endnote w:type="separator" w:id="-1">
     <w:p>
       <w:r>
@@ -5724,7 +5561,7 @@
 </file>
 
 <file path=word/footer1.xml><?xml version="1.0" encoding="utf-8"?>
-<w:ftr xmlns:wpc="http://schemas.microsoft.com/office/word/2010/wordprocessingCanvas" xmlns:cx="http://schemas.microsoft.com/office/drawing/2014/chartex" xmlns:mc="http://schemas.openxmlformats.org/markup-compatibility/2006" xmlns:o="urn:schemas-microsoft-com:office:office" xmlns:r="http://schemas.openxmlformats.org/officeDocument/2006/relationships" xmlns:m="http://schemas.openxmlformats.org/officeDocument/2006/math" xmlns:v="urn:schemas-microsoft-com:vml" xmlns:wp14="http://schemas.microsoft.com/office/word/2010/wordprocessingDrawing" xmlns:wp="http://schemas.openxmlformats.org/drawingml/2006/wordprocessingDrawing" xmlns:w10="urn:schemas-microsoft-com:office:word" xmlns:w="http://schemas.openxmlformats.org/wordprocessingml/2006/main" xmlns:w14="http://schemas.microsoft.com/office/word/2010/wordml" xmlns:w15="http://schemas.microsoft.com/office/word/2012/wordml" xmlns:w16se="http://schemas.microsoft.com/office/word/2015/wordml/symex" xmlns:wpg="http://schemas.microsoft.com/office/word/2010/wordprocessingGroup" xmlns:wpi="http://schemas.microsoft.com/office/word/2010/wordprocessingInk" xmlns:wne="http://schemas.microsoft.com/office/word/2006/wordml" xmlns:wps="http://schemas.microsoft.com/office/word/2010/wordprocessingShape" mc:Ignorable="w14 w15 w16se wp14">
+<w:ftr xmlns:wpc="http://schemas.microsoft.com/office/word/2010/wordprocessingCanvas" xmlns:cx="http://schemas.microsoft.com/office/drawing/2014/chartex" xmlns:cx1="http://schemas.microsoft.com/office/drawing/2015/9/8/chartex" xmlns:cx2="http://schemas.microsoft.com/office/drawing/2015/10/21/chartex" xmlns:cx3="http://schemas.microsoft.com/office/drawing/2016/5/9/chartex" xmlns:cx4="http://schemas.microsoft.com/office/drawing/2016/5/10/chartex" xmlns:cx5="http://schemas.microsoft.com/office/drawing/2016/5/11/chartex" xmlns:cx6="http://schemas.microsoft.com/office/drawing/2016/5/12/chartex" xmlns:cx7="http://schemas.microsoft.com/office/drawing/2016/5/13/chartex" xmlns:cx8="http://schemas.microsoft.com/office/drawing/2016/5/14/chartex" xmlns:mc="http://schemas.openxmlformats.org/markup-compatibility/2006" xmlns:aink="http://schemas.microsoft.com/office/drawing/2016/ink" xmlns:am3d="http://schemas.microsoft.com/office/drawing/2017/model3d" xmlns:o="urn:schemas-microsoft-com:office:office" xmlns:oel="http://schemas.microsoft.com/office/2019/extlst" xmlns:r="http://schemas.openxmlformats.org/officeDocument/2006/relationships" xmlns:m="http://schemas.openxmlformats.org/officeDocument/2006/math" xmlns:v="urn:schemas-microsoft-com:vml" xmlns:wp14="http://schemas.microsoft.com/office/word/2010/wordprocessingDrawing" xmlns:wp="http://schemas.openxmlformats.org/drawingml/2006/wordprocessingDrawing" xmlns:w10="urn:schemas-microsoft-com:office:word" xmlns:w="http://schemas.openxmlformats.org/wordprocessingml/2006/main" xmlns:w14="http://schemas.microsoft.com/office/word/2010/wordml" xmlns:w15="http://schemas.microsoft.com/office/word/2012/wordml" xmlns:w16cex="http://schemas.microsoft.com/office/word/2018/wordml/cex" xmlns:w16cid="http://schemas.microsoft.com/office/word/2016/wordml/cid" xmlns:w16="http://schemas.microsoft.com/office/word/2018/wordml" xmlns:w16du="http://schemas.microsoft.com/office/word/2023/wordml/word16du" xmlns:w16sdtdh="http://schemas.microsoft.com/office/word/2020/wordml/sdtdatahash" xmlns:w16sdtfl="http://schemas.microsoft.com/office/word/2024/wordml/sdtformatlock" xmlns:w16se="http://schemas.microsoft.com/office/word/2015/wordml/symex" xmlns:wpg="http://schemas.microsoft.com/office/word/2010/wordprocessingGroup" xmlns:wpi="http://schemas.microsoft.com/office/word/2010/wordprocessingInk" xmlns:wne="http://schemas.microsoft.com/office/word/2006/wordml" xmlns:wps="http://schemas.microsoft.com/office/word/2010/wordprocessingShape" mc:Ignorable="w14 w15 w16se w16cid w16 w16cex w16sdtdh w16sdtfl w16du wp14">
   <w:p>
     <w:pPr>
       <w:pStyle w:val="aa"/>
@@ -5883,7 +5720,7 @@
 </file>
 
 <file path=word/footnotes.xml><?xml version="1.0" encoding="utf-8"?>
-<w:footnotes xmlns:wpc="http://schemas.microsoft.com/office/word/2010/wordprocessingCanvas" xmlns:cx="http://schemas.microsoft.com/office/drawing/2014/chartex" xmlns:mc="http://schemas.openxmlformats.org/markup-compatibility/2006" xmlns:o="urn:schemas-microsoft-com:office:office" xmlns:r="http://schemas.openxmlformats.org/officeDocument/2006/relationships" xmlns:m="http://schemas.openxmlformats.org/officeDocument/2006/math" xmlns:v="urn:schemas-microsoft-com:vml" xmlns:wp14="http://schemas.microsoft.com/office/word/2010/wordprocessingDrawing" xmlns:wp="http://schemas.openxmlformats.org/drawingml/2006/wordprocessingDrawing" xmlns:w10="urn:schemas-microsoft-com:office:word" xmlns:w="http://schemas.openxmlformats.org/wordprocessingml/2006/main" xmlns:w14="http://schemas.microsoft.com/office/word/2010/wordml" xmlns:w15="http://schemas.microsoft.com/office/word/2012/wordml" xmlns:w16se="http://schemas.microsoft.com/office/word/2015/wordml/symex" xmlns:wpg="http://schemas.microsoft.com/office/word/2010/wordprocessingGroup" xmlns:wpi="http://schemas.microsoft.com/office/word/2010/wordprocessingInk" xmlns:wne="http://schemas.microsoft.com/office/word/2006/wordml" xmlns:wps="http://schemas.microsoft.com/office/word/2010/wordprocessingShape" mc:Ignorable="w14 w15 w16se wp14">
+<w:footnotes xmlns:wpc="http://schemas.microsoft.com/office/word/2010/wordprocessingCanvas" xmlns:cx="http://schemas.microsoft.com/office/drawing/2014/chartex" xmlns:cx1="http://schemas.microsoft.com/office/drawing/2015/9/8/chartex" xmlns:cx2="http://schemas.microsoft.com/office/drawing/2015/10/21/chartex" xmlns:cx3="http://schemas.microsoft.com/office/drawing/2016/5/9/chartex" xmlns:cx4="http://schemas.microsoft.com/office/drawing/2016/5/10/chartex" xmlns:cx5="http://schemas.microsoft.com/office/drawing/2016/5/11/chartex" xmlns:cx6="http://schemas.microsoft.com/office/drawing/2016/5/12/chartex" xmlns:cx7="http://schemas.microsoft.com/office/drawing/2016/5/13/chartex" xmlns:cx8="http://schemas.microsoft.com/office/drawing/2016/5/14/chartex" xmlns:mc="http://schemas.openxmlformats.org/markup-compatibility/2006" xmlns:aink="http://schemas.microsoft.com/office/drawing/2016/ink" xmlns:am3d="http://schemas.microsoft.com/office/drawing/2017/model3d" xmlns:o="urn:schemas-microsoft-com:office:office" xmlns:oel="http://schemas.microsoft.com/office/2019/extlst" xmlns:r="http://schemas.openxmlformats.org/officeDocument/2006/relationships" xmlns:m="http://schemas.openxmlformats.org/officeDocument/2006/math" xmlns:v="urn:schemas-microsoft-com:vml" xmlns:wp14="http://schemas.microsoft.com/office/word/2010/wordprocessingDrawing" xmlns:wp="http://schemas.openxmlformats.org/drawingml/2006/wordprocessingDrawing" xmlns:w10="urn:schemas-microsoft-com:office:word" xmlns:w="http://schemas.openxmlformats.org/wordprocessingml/2006/main" xmlns:w14="http://schemas.microsoft.com/office/word/2010/wordml" xmlns:w15="http://schemas.microsoft.com/office/word/2012/wordml" xmlns:w16cex="http://schemas.microsoft.com/office/word/2018/wordml/cex" xmlns:w16cid="http://schemas.microsoft.com/office/word/2016/wordml/cid" xmlns:w16="http://schemas.microsoft.com/office/word/2018/wordml" xmlns:w16du="http://schemas.microsoft.com/office/word/2023/wordml/word16du" xmlns:w16sdtdh="http://schemas.microsoft.com/office/word/2020/wordml/sdtdatahash" xmlns:w16sdtfl="http://schemas.microsoft.com/office/word/2024/wordml/sdtformatlock" xmlns:w16se="http://schemas.microsoft.com/office/word/2015/wordml/symex" xmlns:wpg="http://schemas.microsoft.com/office/word/2010/wordprocessingGroup" xmlns:wpi="http://schemas.microsoft.com/office/word/2010/wordprocessingInk" xmlns:wne="http://schemas.microsoft.com/office/word/2006/wordml" xmlns:wps="http://schemas.microsoft.com/office/word/2010/wordprocessingShape" mc:Ignorable="w14 w15 w16se w16cid w16 w16cex w16sdtdh w16sdtfl w16du wp14">
   <w:footnote w:type="separator" w:id="-1">
     <w:p>
       <w:r>
@@ -5902,7 +5739,7 @@
 </file>
 
 <file path=word/header1.xml><?xml version="1.0" encoding="utf-8"?>
-<w:hdr xmlns:wpc="http://schemas.microsoft.com/office/word/2010/wordprocessingCanvas" xmlns:cx="http://schemas.microsoft.com/office/drawing/2014/chartex" xmlns:mc="http://schemas.openxmlformats.org/markup-compatibility/2006" xmlns:o="urn:schemas-microsoft-com:office:office" xmlns:r="http://schemas.openxmlformats.org/officeDocument/2006/relationships" xmlns:m="http://schemas.openxmlformats.org/officeDocument/2006/math" xmlns:v="urn:schemas-microsoft-com:vml" xmlns:wp14="http://schemas.microsoft.com/office/word/2010/wordprocessingDrawing" xmlns:wp="http://schemas.openxmlformats.org/drawingml/2006/wordprocessingDrawing" xmlns:w10="urn:schemas-microsoft-com:office:word" xmlns:w="http://schemas.openxmlformats.org/wordprocessingml/2006/main" xmlns:w14="http://schemas.microsoft.com/office/word/2010/wordml" xmlns:w15="http://schemas.microsoft.com/office/word/2012/wordml" xmlns:w16se="http://schemas.microsoft.com/office/word/2015/wordml/symex" xmlns:wpg="http://schemas.microsoft.com/office/word/2010/wordprocessingGroup" xmlns:wpi="http://schemas.microsoft.com/office/word/2010/wordprocessingInk" xmlns:wne="http://schemas.microsoft.com/office/word/2006/wordml" xmlns:wps="http://schemas.microsoft.com/office/word/2010/wordprocessingShape" mc:Ignorable="w14 w15 w16se wp14">
+<w:hdr xmlns:wpc="http://schemas.microsoft.com/office/word/2010/wordprocessingCanvas" xmlns:cx="http://schemas.microsoft.com/office/drawing/2014/chartex" xmlns:cx1="http://schemas.microsoft.com/office/drawing/2015/9/8/chartex" xmlns:cx2="http://schemas.microsoft.com/office/drawing/2015/10/21/chartex" xmlns:cx3="http://schemas.microsoft.com/office/drawing/2016/5/9/chartex" xmlns:cx4="http://schemas.microsoft.com/office/drawing/2016/5/10/chartex" xmlns:cx5="http://schemas.microsoft.com/office/drawing/2016/5/11/chartex" xmlns:cx6="http://schemas.microsoft.com/office/drawing/2016/5/12/chartex" xmlns:cx7="http://schemas.microsoft.com/office/drawing/2016/5/13/chartex" xmlns:cx8="http://schemas.microsoft.com/office/drawing/2016/5/14/chartex" xmlns:mc="http://schemas.openxmlformats.org/markup-compatibility/2006" xmlns:aink="http://schemas.microsoft.com/office/drawing/2016/ink" xmlns:am3d="http://schemas.microsoft.com/office/drawing/2017/model3d" xmlns:o="urn:schemas-microsoft-com:office:office" xmlns:oel="http://schemas.microsoft.com/office/2019/extlst" xmlns:r="http://schemas.openxmlformats.org/officeDocument/2006/relationships" xmlns:m="http://schemas.openxmlformats.org/officeDocument/2006/math" xmlns:v="urn:schemas-microsoft-com:vml" xmlns:wp14="http://schemas.microsoft.com/office/word/2010/wordprocessingDrawing" xmlns:wp="http://schemas.openxmlformats.org/drawingml/2006/wordprocessingDrawing" xmlns:w10="urn:schemas-microsoft-com:office:word" xmlns:w="http://schemas.openxmlformats.org/wordprocessingml/2006/main" xmlns:w14="http://schemas.microsoft.com/office/word/2010/wordml" xmlns:w15="http://schemas.microsoft.com/office/word/2012/wordml" xmlns:w16cex="http://schemas.microsoft.com/office/word/2018/wordml/cex" xmlns:w16cid="http://schemas.microsoft.com/office/word/2016/wordml/cid" xmlns:w16="http://schemas.microsoft.com/office/word/2018/wordml" xmlns:w16du="http://schemas.microsoft.com/office/word/2023/wordml/word16du" xmlns:w16sdtdh="http://schemas.microsoft.com/office/word/2020/wordml/sdtdatahash" xmlns:w16sdtfl="http://schemas.microsoft.com/office/word/2024/wordml/sdtformatlock" xmlns:w16se="http://schemas.microsoft.com/office/word/2015/wordml/symex" xmlns:wpg="http://schemas.microsoft.com/office/word/2010/wordprocessingGroup" xmlns:wpi="http://schemas.microsoft.com/office/word/2010/wordprocessingInk" xmlns:wne="http://schemas.microsoft.com/office/word/2006/wordml" xmlns:wps="http://schemas.microsoft.com/office/word/2010/wordprocessingShape" mc:Ignorable="w14 w15 w16se w16cid w16 w16cex w16sdtdh w16sdtfl w16du wp14">
   <w:tbl>
     <w:tblPr>
       <w:tblW w:w="0" w:type="auto"/>
@@ -6065,7 +5902,7 @@
 </file>
 
 <file path=word/numbering.xml><?xml version="1.0" encoding="utf-8"?>
-<w:numbering xmlns:wpc="http://schemas.microsoft.com/office/word/2010/wordprocessingCanvas" xmlns:cx="http://schemas.microsoft.com/office/drawing/2014/chartex" xmlns:mc="http://schemas.openxmlformats.org/markup-compatibility/2006" xmlns:o="urn:schemas-microsoft-com:office:office" xmlns:r="http://schemas.openxmlformats.org/officeDocument/2006/relationships" xmlns:m="http://schemas.openxmlformats.org/officeDocument/2006/math" xmlns:v="urn:schemas-microsoft-com:vml" xmlns:wp14="http://schemas.microsoft.com/office/word/2010/wordprocessingDrawing" xmlns:wp="http://schemas.openxmlformats.org/drawingml/2006/wordprocessingDrawing" xmlns:w10="urn:schemas-microsoft-com:office:word" xmlns:w="http://schemas.openxmlformats.org/wordprocessingml/2006/main" xmlns:w14="http://schemas.microsoft.com/office/word/2010/wordml" xmlns:w15="http://schemas.microsoft.com/office/word/2012/wordml" xmlns:w16se="http://schemas.microsoft.com/office/word/2015/wordml/symex" xmlns:wpg="http://schemas.microsoft.com/office/word/2010/wordprocessingGroup" xmlns:wpi="http://schemas.microsoft.com/office/word/2010/wordprocessingInk" xmlns:wne="http://schemas.microsoft.com/office/word/2006/wordml" xmlns:wps="http://schemas.microsoft.com/office/word/2010/wordprocessingShape" mc:Ignorable="w14 w15 w16se wp14">
+<w:numbering xmlns:wpc="http://schemas.microsoft.com/office/word/2010/wordprocessingCanvas" xmlns:cx="http://schemas.microsoft.com/office/drawing/2014/chartex" xmlns:cx1="http://schemas.microsoft.com/office/drawing/2015/9/8/chartex" xmlns:cx2="http://schemas.microsoft.com/office/drawing/2015/10/21/chartex" xmlns:cx3="http://schemas.microsoft.com/office/drawing/2016/5/9/chartex" xmlns:cx4="http://schemas.microsoft.com/office/drawing/2016/5/10/chartex" xmlns:cx5="http://schemas.microsoft.com/office/drawing/2016/5/11/chartex" xmlns:cx6="http://schemas.microsoft.com/office/drawing/2016/5/12/chartex" xmlns:cx7="http://schemas.microsoft.com/office/drawing/2016/5/13/chartex" xmlns:cx8="http://schemas.microsoft.com/office/drawing/2016/5/14/chartex" xmlns:mc="http://schemas.openxmlformats.org/markup-compatibility/2006" xmlns:aink="http://schemas.microsoft.com/office/drawing/2016/ink" xmlns:am3d="http://schemas.microsoft.com/office/drawing/2017/model3d" xmlns:o="urn:schemas-microsoft-com:office:office" xmlns:oel="http://schemas.microsoft.com/office/2019/extlst" xmlns:r="http://schemas.openxmlformats.org/officeDocument/2006/relationships" xmlns:m="http://schemas.openxmlformats.org/officeDocument/2006/math" xmlns:v="urn:schemas-microsoft-com:vml" xmlns:wp14="http://schemas.microsoft.com/office/word/2010/wordprocessingDrawing" xmlns:wp="http://schemas.openxmlformats.org/drawingml/2006/wordprocessingDrawing" xmlns:w10="urn:schemas-microsoft-com:office:word" xmlns:w="http://schemas.openxmlformats.org/wordprocessingml/2006/main" xmlns:w14="http://schemas.microsoft.com/office/word/2010/wordml" xmlns:w15="http://schemas.microsoft.com/office/word/2012/wordml" xmlns:w16cex="http://schemas.microsoft.com/office/word/2018/wordml/cex" xmlns:w16cid="http://schemas.microsoft.com/office/word/2016/wordml/cid" xmlns:w16="http://schemas.microsoft.com/office/word/2018/wordml" xmlns:w16du="http://schemas.microsoft.com/office/word/2023/wordml/word16du" xmlns:w16sdtdh="http://schemas.microsoft.com/office/word/2020/wordml/sdtdatahash" xmlns:w16sdtfl="http://schemas.microsoft.com/office/word/2024/wordml/sdtformatlock" xmlns:w16se="http://schemas.microsoft.com/office/word/2015/wordml/symex" xmlns:wpg="http://schemas.microsoft.com/office/word/2010/wordprocessingGroup" xmlns:wpi="http://schemas.microsoft.com/office/word/2010/wordprocessingInk" xmlns:wne="http://schemas.microsoft.com/office/word/2006/wordml" xmlns:wps="http://schemas.microsoft.com/office/word/2010/wordprocessingShape" mc:Ignorable="w14 w15 w16se w16cid w16 w16cex w16sdtdh w16sdtfl w16du wp14">
   <w:abstractNum w:abstractNumId="0" w15:restartNumberingAfterBreak="0">
     <w:nsid w:val="0DE12FDF"/>
     <w:multiLevelType w:val="multilevel"/>
@@ -6301,20 +6138,20 @@
       <w:lvlJc w:val="left"/>
     </w:lvl>
   </w:abstractNum>
-  <w:num w:numId="1">
+  <w:num w:numId="1" w16cid:durableId="1289319047">
     <w:abstractNumId w:val="0"/>
   </w:num>
-  <w:num w:numId="2">
+  <w:num w:numId="2" w16cid:durableId="31349233">
     <w:abstractNumId w:val="1"/>
   </w:num>
-  <w:num w:numId="3">
+  <w:num w:numId="3" w16cid:durableId="1171067941">
     <w:abstractNumId w:val="2"/>
   </w:num>
 </w:numbering>
 </file>
 
 <file path=word/styles.xml><?xml version="1.0" encoding="utf-8"?>
-<w:styles xmlns:mc="http://schemas.openxmlformats.org/markup-compatibility/2006" xmlns:r="http://schemas.openxmlformats.org/officeDocument/2006/relationships" xmlns:w="http://schemas.openxmlformats.org/wordprocessingml/2006/main" xmlns:w14="http://schemas.microsoft.com/office/word/2010/wordml" xmlns:w15="http://schemas.microsoft.com/office/word/2012/wordml" xmlns:w16se="http://schemas.microsoft.com/office/word/2015/wordml/symex" mc:Ignorable="w14 w15 w16se">
+<w:styles xmlns:mc="http://schemas.openxmlformats.org/markup-compatibility/2006" xmlns:r="http://schemas.openxmlformats.org/officeDocument/2006/relationships" xmlns:w="http://schemas.openxmlformats.org/wordprocessingml/2006/main" xmlns:w14="http://schemas.microsoft.com/office/word/2010/wordml" xmlns:w15="http://schemas.microsoft.com/office/word/2012/wordml" xmlns:w16cex="http://schemas.microsoft.com/office/word/2018/wordml/cex" xmlns:w16cid="http://schemas.microsoft.com/office/word/2016/wordml/cid" xmlns:w16="http://schemas.microsoft.com/office/word/2018/wordml" xmlns:w16du="http://schemas.microsoft.com/office/word/2023/wordml/word16du" xmlns:w16sdtdh="http://schemas.microsoft.com/office/word/2020/wordml/sdtdatahash" xmlns:w16sdtfl="http://schemas.microsoft.com/office/word/2024/wordml/sdtformatlock" xmlns:w16se="http://schemas.microsoft.com/office/word/2015/wordml/symex" mc:Ignorable="w14 w15 w16se w16cid w16 w16cex w16sdtdh w16sdtfl w16du">
   <w:docDefaults>
     <w:rPrDefault>
       <w:rPr>
@@ -6324,7 +6161,7 @@
     </w:rPrDefault>
     <w:pPrDefault/>
   </w:docDefaults>
-  <w:latentStyles w:defLockedState="1" w:defUIPriority="99" w:defSemiHidden="0" w:defUnhideWhenUsed="0" w:defQFormat="0" w:count="371">
+  <w:latentStyles w:defLockedState="1" w:defUIPriority="99" w:defSemiHidden="0" w:defUnhideWhenUsed="0" w:defQFormat="0" w:count="376">
     <w:lsdException w:name="Normal" w:uiPriority="0" w:qFormat="1"/>
     <w:lsdException w:name="heading 1" w:uiPriority="0" w:qFormat="1"/>
     <w:lsdException w:name="heading 2" w:semiHidden="1" w:uiPriority="9" w:unhideWhenUsed="1" w:qFormat="1"/>
@@ -6695,6 +6532,11 @@
     <w:lsdException w:name="List Table 5 Dark Accent 6" w:locked="0" w:uiPriority="50"/>
     <w:lsdException w:name="List Table 6 Colorful Accent 6" w:locked="0" w:uiPriority="51"/>
     <w:lsdException w:name="List Table 7 Colorful Accent 6" w:locked="0" w:uiPriority="52"/>
+    <w:lsdException w:name="Mention" w:locked="0" w:semiHidden="1" w:unhideWhenUsed="1"/>
+    <w:lsdException w:name="Smart Hyperlink" w:locked="0" w:semiHidden="1" w:unhideWhenUsed="1"/>
+    <w:lsdException w:name="Hashtag" w:locked="0" w:semiHidden="1" w:unhideWhenUsed="1"/>
+    <w:lsdException w:name="Unresolved Mention" w:locked="0" w:semiHidden="1" w:unhideWhenUsed="1"/>
+    <w:lsdException w:name="Smart Link" w:locked="0" w:semiHidden="1" w:unhideWhenUsed="1"/>
   </w:latentStyles>
   <w:style w:type="paragraph" w:default="1" w:styleId="a">
     <w:name w:val="Normal"/>
